--- a/swh/docx/41.content.docx
+++ b/swh/docx/41.content.docx
@@ -11,6 +11,15 @@
         <w:pStyle w:val="Heading2"/>
       </w:pPr>
       <w:r>
+        <w:t>Resource: Maelezo ya Masomo (Tyndale)</w:t>
+      </w:r>
+      <w:r/>
+    </w:p>
+    <w:p>
+      <w:pPr>
+        <w:pStyle w:val="Heading2"/>
+      </w:pPr>
+      <w:r>
         <w:t>License Information</w:t>
       </w:r>
       <w:r/>
@@ -21,7 +30,7 @@
         <w:rPr>
           <w:b/>
         </w:rPr>
-        <w:t>Study Notes (Tyndale)</w:t>
+        <w:t>Maelezo ya Masomo (Tyndale)</w:t>
       </w:r>
       <w:r>
         <w:t xml:space="preserve"> (Swahili) is based on</w:t>
@@ -74,7 +83,7 @@
         <w:pStyle w:val="Heading1"/>
       </w:pPr>
       <w:r>
-        <w:t>Study Notes (Tyndale)</w:t>
+        <w:t>Maelezo ya Masomo (Tyndale)</w:t>
       </w:r>
     </w:p>
     <w:p>
@@ -83,6 +92,51 @@
           <w:headerReference w:type="even" r:id="rId8"/>
           <w:headerReference w:type="default" r:id="rId9"/>
           <w:footerReference w:type="default" r:id="rId10"/>
+          <w:footnotePr>
+            <w:numRestart w:val="eachSect"/>
+          </w:footnotePr>
+          <w:type w:val="continuous"/>
+          <w:pgSz w:w="12240" w:h="15840" w:code="1"/>
+          <w:pgMar w:top="1440" w:right="1440" w:bottom="1440" w:left="1440" w:header="504" w:footer="504" w:gutter="0"/>
+          <w:cols w:space="708"/>
+          <w:titlePg/>
+          <w:docGrid w:linePitch="360"/>
+        </w:sectPr>
+      </w:pPr>
+    </w:p>
+    <w:p>
+      <w:r/>
+    </w:p>
+    <w:p>
+      <w:pPr>
+        <w:pStyle w:val="Heading2"/>
+      </w:pPr>
+      <w:r>
+        <w:t>MRK</w:t>
+      </w:r>
+      <w:r/>
+    </w:p>
+    <w:p>
+      <w:r/>
+      <w:r>
+        <w:rPr>
+          <w:i/>
+        </w:rPr>
+        <w:t>Marko 1:1, Marko 1:2–3, Marko 1:2–8, Marko 1:3, Marko 1:4, Marko 1:5, Marko 1:6, Marko 1:7, Marko 1:8, Marko 1:9, Marko 1:10, Marko 1:11, Marko 1:12–13, Marko 1:14, Marko 1:14–15, Marko 1:15, Marko 1:16–20, Marko 1:17, Marko 1:19–20, Marko 1:21, Marko 1:21–28, Marko 1:22, Marko 1:23–24, Marko 1:25, Marko 1:26, Marko 1:27–28, Marko 1:29–30, Marko 1:31, Marko 1:32–34, Marko 1:33, Marko 1:34, Marko 1:35, Marko 1:38–39, Marko 1:40, Marko 1:41, Marko 1:43–45, Marko 2:1, Marko 2:1–12, Marko 2:1–3.6, Marko 2:4, Marko 2:5, Marko 2:6–7, Marko 2:9–11, Marko 2:12, Marko 2:13–15, Marko 2:13–17, Marko 2:16, Marko 2:17, Marko 2:18–22, Marko 2:19–20, Marko 2:21–22, Marko 2:23–28, Marko 2:25–26, Marko 2:27–28, Marko 3:1–2, Marko 3:1–6, Marko 3:3–4, Marko 3:5–6, Marko 3:7–12, Marko 3:9, Marko 3:10, Marko 3:11–12, Marko 3:13–19, Marko 3:14–15, Marko 3:16–18, Marko 3:17, Marko 3:18, Marko 3:19, Marko 3:20, Marko 3:20–35, Marko 3:21, Marko 3:22, Marko 3:23–27, Marko 3:27, Marko 3:28–30, Marko 3:31–35, Marko 3:33–34, Marko 3:35, Marko 4:1, Marko 4:1–34, Marko 4:2, Marko 4:3–9, Marko 4:10, Marko 4:11–12, Marko 4:13, Marko 4:14–20, Marko 4:21, Marko 4:21–25, Marko 4:22–23, Marko 4:24, Marko 4:26–29, Marko 4:26–34, Marko 4:29, Marko 4:30–32, Marko 4:33–34, Marko 4:35–41, Marko 4:35–5:43, Marko 4:38, Marko 4:39–40, Marko 4:41, Marko 5:1, Marko 5:1–20, Marko 5:2–5, Marko 5:6–8, Marko 5:9, Marko 5:10–13, Marko 5:15–16, Marko 5:17, Marko 5:18, Marko 5:19–20, Marko 5:21–22, Marko 5:21–43, Marko 5:23, Marko 5:24–34, Marko 5:27–29, Marko 5:33–34, Marko 5:35–43, Marko 5:36, Marko 5:37, Marko 5:38, Marko 5:39, Marko 5:40, Marko 5:41, Marko 5:42, Marko 5:43, Marko 6:1–2, Marko 6:1–6, Marko 6:3–4, Marko 6:5–6, Marko 6:6, Marko 6:6–8.21, Marko 6:7, Marko 6:7–13, Marko 6:8–9, Marko 6:10, Marko 6:11, Marko 6:12–13, Marko 6:14, Marko 6:14–29, Marko 6:15, Marko 6:17, Marko 6:18, Marko 6:19–28, Marko 6:22, Marko 6:29, Marko 6:30, Marko 6:30–44, Marko 6:31–33, Marko 6:34, Marko 6:35–36, Marko 6:37, Marko 6:41, Marko 6:42–44, Marko 6:45–46, Marko 6:45–52, Marko 6:48, Marko 6:49–50, Marko 6:51, Marko 6:52, Marko 6:53, Marko 6:53–56, Marko 6:56, Marko 7:1, Marko 7:1–23, Marko 7:2–4, Marko 7:5, Marko 7:6–8, Marko 7:9–13, Marko 7:11–12, Marko 7:13, Marko 7:14–23, Marko 7:20–22, Marko 7:24, Marko 7:24–30, Marko 7:25–26, Marko 7:27–28, Marko 7:29–30, Marko 7:31–37, Marko 7:33, Marko 7:34, Marko 7:36–37, Marko 8:1–3, Marko 8:1–10, Marko 8:4, Marko 8:5, Marko 8:6–7, Marko 8:8, Marko 8:10–13, Marko 8:11, Marko 8:12, Marko 8:14, Marko 8:14–21, Marko 8:15, Marko 8:16, Marko 8:17–20, Marko 8:19–20, Marko 8:21, Marko 8:22–26, Marko 8:23, Marko 8:24–25, Marko 8:26, Marko 8:27–28, Marko 8:27–38, Marko 8:27–9.1, Marko 8:29–30, Marko 8:31, Marko 8:31–38, Marko 8:32, Marko 8:33, Marko 8:34–38, Marko 8:35, Marko 8:36–37, Marko 8:38, Marko 9:1, Marko 9:2–8, Marko 9:4, Marko 9:5–6, Marko 9:7, Marko 9:8, Marko 9:9, Marko 9:10, Marko 9:11, Marko 9:12, Marko 9:13, Marko 9:14, Marko 9:14–29, Marko 9:15, Marko 9:18, Marko 9:19, Marko 9:20, Marko 9:21–22, Marko 9:23, Marko 9:24, Marko 9:25, Marko 9:26–27, Marko 9:28–29, Marko 9:30–10.31, Marko 9:31, Marko 9:32, Marko 9:33–34, Marko 9:33–50, Marko 9:35, Marko 9:36–37, Marko 9:38–41, Marko 9:40, Marko 9:42–50, Marko 9:43, Marko 9:43–48, Marko 9:48, Marko 9:49–50, Marko 10:1–2, Marko 10:3, Marko 10:4, Marko 10:5–9, Marko 10:10, Marko 10:11–12, Marko 10:13, Marko 10:13–16, Marko 10:14–15, Marko 10:17, Marko 10:17–31, Marko 10:18, Marko 10:19, Marko 10:20, Marko 10:21, Marko 10:22, Marko 10:23–27, Marko 10:24, Marko 10:25, Marko 10:26, Marko 10:27, Marko 10:28, Marko 10:29–30, Marko 10:31, Marko 10:32–34, Marko 10:33, Marko 10:35–45, Marko 10:37, Marko 10:38, Marko 10:39, Marko 10:40, Marko 10:41, Marko 10:42–44, Marko 10:45, Marko 10:46, Marko 10:46–52, Marko 10:47–48, Marko 10:50, Marko 10:51, Marko 10:52, Marko 11:1, Marko 11:1–13.37, Marko 11:2–3, Marko 11:3, Marko 11:4–6, Marko 11:7–8, Marko 11:9–10, Marko 11:11, Marko 11:12–25, Marko 11:13–14, Marko 11:15–16, Marko 11:15–19, Marko 11:16, Marko 11:17, Marko 11:18, Marko 11:19, Marko 11:20–21, Marko 11:22–23, Marko 11:24–25, Marko 11:27, Marko 11:27–33, Marko 11:28, Marko 11:29–30, Marko 11:31–32, Marko 11:33, Marko 12:1, Marko 12:1–12, Marko 12:2–5, Marko 12:6, Marko 12:7, Marko 12:8, Marko 12:9, Marko 12:10–11, Marko 12:12, Marko 12:13–17, Marko 12:14, Marko 12:15, Marko 12:16, Marko 12:17, Marko 12:18, Marko 12:18–27, Marko 12:19, Marko 12:24–27, Marko 12:28, Marko 12:28–34, Marko 12:29–31, Marko 12:32–33, Marko 12:34, Marko 12:35–37, Marko 12:36, Marko 12:38–39, Marko 12:40, Marko 12:41–42, Marko 12:41–44, Marko 12:43–44, Marko 13:1, Marko 13:1–37, Marko 13:2, Marko 13:3–4, Marko 13:5–6, Marko 13:5–23, Marko 13:7, Marko 13:9, Marko 13:10, Marko 13:11, Marko 13:12–13, Marko 13:14, Marko 13:14–20, Marko 13:15–16, Marko 13:17, Marko 13:18, Marko 13:19, Marko 13:20, Marko 13:21–23, Marko 13:24–25, Marko 13:24–27, Marko 13:27, Marko 13:28–31, Marko 13:29, Marko 13:30, Marko 13:31, Marko 13:32, Marko 13:32–37, Marko 13:33–37, Marko 13:34–35, Marko 13:37, Marko 14:1–2, Marko 14:1–16.8, Marko 14:3–9, Marko 14:4–5, Marko 14:6–8, Marko 14:8, Marko 14:9, Marko 14:10–11, Marko 14:12, Marko 14:12–32, Marko 14:13–15, Marko 14:17, Marko 14:18, Marko 14:19, Marko 14:21, Marko 14:22–25, Marko 14:24, Marko 14:25, Marko 14:26–27, Marko 14:28, Marko 14:29–31, Marko 14:32, Marko 14:33–34, Marko 14:35–36, Marko 14:37–38, Marko 14:41–42, Marko 14:43, Marko 14:44–45, Marko 14:47, Marko 14:49, Marko 14:50, Marko 14:51–52, Marko 14:53–54, Marko 14:53–65, Marko 14:55–59, Marko 14:60–61, Marko 14:62, Marko 14:63–64, Marko 14:65, Marko 14:66–72, Marko 14:67, Marko 14:68, Marko 14:69–70, Marko 14:71, Marko 14:72, Marko 15:1, Marko 15:1–15, Marko 15:2, Marko 15:3–5, Marko 15:6–8, Marko 15:9–14, Marko 15:15, Marko 15:16, Marko 15:16–41, Marko 15:17, Marko 15:18, Marko 15:21–22, Marko 15:23, Marko 15:24, Marko 15:25, Marko 15:26, Marko 15:27, Marko 15:29–32, Marko 15:32, Marko 15:33, Marko 15:34, Marko 15:35–36, Marko 15:37, Marko 15:38, Marko 15:39, Marko 15:40–41, Marko 15:43–45, Marko 15:46, Marko 16:1, Marko 16:3–4, Marko 16:7, Marko 16:8, Marko 16:9–20</w:t>
+      </w:r>
+      <w:r/>
+    </w:p>
+    <w:p>
+      <w:r/>
+      <w:r>
+        <w:t xml:space="preserve"> </w:t>
+      </w:r>
+      <w:r/>
+      <w:r/>
+    </w:p>
+    <w:p>
+      <w:pPr>
+        <w:sectPr>
           <w:footnotePr>
             <w:numRestart w:val="eachSect"/>
           </w:footnotePr>

--- a/swh/docx/41.content.docx
+++ b/swh/docx/41.content.docx
@@ -163,13 +163,6 @@
         <w:rPr>
           <w:lang w:val="sw_KE" w:bidi="sw_KE"/>
         </w:rPr>
-      </w:r>
-      <w:r>
-        <w:rPr>
-          <w:i/>
-          <w:lang w:val="sw_KE" w:bidi="sw_KE"/>
-        </w:rPr>
-        <w:t>Marko 1:1, Marko 1:2–3, Marko 1:2–8, Marko 1:3, Marko 1:4, Marko 1:5, Marko 1:6, Marko 1:7, Marko 1:8, Marko 1:9, Marko 1:10, Marko 1:11, Marko 1:12–13, Marko 1:14, Marko 1:14–15, Marko 1:15, Marko 1:16–20, Marko 1:17, Marko 1:19–20, Marko 1:21, Marko 1:21–28, Marko 1:22, Marko 1:23–24, Marko 1:25, Marko 1:26, Marko 1:27–28, Marko 1:29–30, Marko 1:31, Marko 1:32–34, Marko 1:33, Marko 1:34, Marko 1:35, Marko 1:38–39, Marko 1:40, Marko 1:41, Marko 1:43–45, Marko 2:1, Marko 2:1–12, Marko 2:1–3.6, Marko 2:4, Marko 2:5, Marko 2:6–7, Marko 2:9–11, Marko 2:12, Marko 2:13–15, Marko 2:13–17, Marko 2:16, Marko 2:17, Marko 2:18–22, Marko 2:19–20, Marko 2:21–22, Marko 2:23–28, Marko 2:25–26, Marko 2:27–28, Marko 3:1–2, Marko 3:1–6, Marko 3:3–4, Marko 3:5–6, Marko 3:7–12, Marko 3:9, Marko 3:10, Marko 3:11–12, Marko 3:13–19, Marko 3:14–15, Marko 3:16–18, Marko 3:17, Marko 3:18, Marko 3:19, Marko 3:20, Marko 3:20–35, Marko 3:21, Marko 3:22, Marko 3:23–27, Marko 3:27, Marko 3:28–30, Marko 3:31–35, Marko 3:33–34, Marko 3:35, Marko 4:1, Marko 4:1–34, Marko 4:2, Marko 4:3–9, Marko 4:10, Marko 4:11–12, Marko 4:13, Marko 4:14–20, Marko 4:21, Marko 4:21–25, Marko 4:22–23, Marko 4:24, Marko 4:26–29, Marko 4:26–34, Marko 4:29, Marko 4:30–32, Marko 4:33–34, Marko 4:35–41, Marko 4:35–5:43, Marko 4:38, Marko 4:39–40, Marko 4:41, Marko 5:1, Marko 5:1–20, Marko 5:2–5, Marko 5:6–8, Marko 5:9, Marko 5:10–13, Marko 5:15–16, Marko 5:17, Marko 5:18, Marko 5:19–20, Marko 5:21–22, Marko 5:21–43, Marko 5:23, Marko 5:24–34, Marko 5:27–29, Marko 5:33–34, Marko 5:35–43, Marko 5:36, Marko 5:37, Marko 5:38, Marko 5:39, Marko 5:40, Marko 5:41, Marko 5:42, Marko 5:43, Marko 6:1–2, Marko 6:1–6, Marko 6:3–4, Marko 6:5–6, Marko 6:6, Marko 6:6–8.21, Marko 6:7, Marko 6:7–13, Marko 6:8–9, Marko 6:10, Marko 6:11, Marko 6:12–13, Marko 6:14, Marko 6:14–29, Marko 6:15, Marko 6:17, Marko 6:18, Marko 6:19–28, Marko 6:22, Marko 6:29, Marko 6:30, Marko 6:30–44, Marko 6:31–33, Marko 6:34, Marko 6:35–36, Marko 6:37, Marko 6:41, Marko 6:42–44, Marko 6:45–46, Marko 6:45–52, Marko 6:48, Marko 6:49–50, Marko 6:51, Marko 6:52, Marko 6:53, Marko 6:53–56, Marko 6:56, Marko 7:1, Marko 7:1–23, Marko 7:2–4, Marko 7:5, Marko 7:6–8, Marko 7:9–13, Marko 7:11–12, Marko 7:13, Marko 7:14–23, Marko 7:20–22, Marko 7:24, Marko 7:24–30, Marko 7:25–26, Marko 7:27–28, Marko 7:29–30, Marko 7:31–37, Marko 7:33, Marko 7:34, Marko 7:36–37, Marko 8:1–3, Marko 8:1–10, Marko 8:4, Marko 8:5, Marko 8:6–7, Marko 8:8, Marko 8:10–13, Marko 8:11, Marko 8:12, Marko 8:14, Marko 8:14–21, Marko 8:15, Marko 8:16, Marko 8:17–20, Marko 8:19–20, Marko 8:21, Marko 8:22–26, Marko 8:23, Marko 8:24–25, Marko 8:26, Marko 8:27–28, Marko 8:27–38, Marko 8:27–9.1, Marko 8:29–30, Marko 8:31, Marko 8:31–38, Marko 8:32, Marko 8:33, Marko 8:34–38, Marko 8:35, Marko 8:36–37, Marko 8:38, Marko 9:1, Marko 9:2–8, Marko 9:4, Marko 9:5–6, Marko 9:7, Marko 9:8, Marko 9:9, Marko 9:10, Marko 9:11, Marko 9:12, Marko 9:13, Marko 9:14, Marko 9:14–29, Marko 9:15, Marko 9:18, Marko 9:19, Marko 9:20, Marko 9:21–22, Marko 9:23, Marko 9:24, Marko 9:25, Marko 9:26–27, Marko 9:28–29, Marko 9:30–10.31, Marko 9:31, Marko 9:32, Marko 9:33–34, Marko 9:33–50, Marko 9:35, Marko 9:36–37, Marko 9:38–41, Marko 9:40, Marko 9:42–50, Marko 9:43, Marko 9:43–48, Marko 9:48, Marko 9:49–50, Marko 10:1–2, Marko 10:3, Marko 10:4, Marko 10:5–9, Marko 10:10, Marko 10:11–12, Marko 10:13, Marko 10:13–16, Marko 10:14–15, Marko 10:17, Marko 10:17–31, Marko 10:18, Marko 10:19, Marko 10:20, Marko 10:21, Marko 10:22, Marko 10:23–27, Marko 10:24, Marko 10:25, Marko 10:26, Marko 10:27, Marko 10:28, Marko 10:29–30, Marko 10:31, Marko 10:32–34, Marko 10:33, Marko 10:35–45, Marko 10:37, Marko 10:38, Marko 10:39, Marko 10:40, Marko 10:41, Marko 10:42–44, Marko 10:45, Marko 10:46, Marko 10:46–52, Marko 10:47–48, Marko 10:50, Marko 10:51, Marko 10:52, Marko 11:1, Marko 11:1–13.37, Marko 11:2–3, Marko 11:3, Marko 11:4–6, Marko 11:7–8, Marko 11:9–10, Marko 11:11, Marko 11:12–25, Marko 11:13–14, Marko 11:15–16, Marko 11:15–19, Marko 11:16, Marko 11:17, Marko 11:18, Marko 11:19, Marko 11:20–21, Marko 11:22–23, Marko 11:24–25, Marko 11:27, Marko 11:27–33, Marko 11:28, Marko 11:29–30, Marko 11:31–32, Marko 11:33, Marko 12:1, Marko 12:1–12, Marko 12:2–5, Marko 12:6, Marko 12:7, Marko 12:8, Marko 12:9, Marko 12:10–11, Marko 12:12, Marko 12:13–17, Marko 12:14, Marko 12:15, Marko 12:16, Marko 12:17, Marko 12:18, Marko 12:18–27, Marko 12:19, Marko 12:24–27, Marko 12:28, Marko 12:28–34, Marko 12:29–31, Marko 12:32–33, Marko 12:34, Marko 12:35–37, Marko 12:36, Marko 12:38–39, Marko 12:40, Marko 12:41–42, Marko 12:41–44, Marko 12:43–44, Marko 13:1, Marko 13:1–37, Marko 13:2, Marko 13:3–4, Marko 13:5–6, Marko 13:5–23, Marko 13:7, Marko 13:9, Marko 13:10, Marko 13:11, Marko 13:12–13, Marko 13:14, Marko 13:14–20, Marko 13:15–16, Marko 13:17, Marko 13:18, Marko 13:19, Marko 13:20, Marko 13:21–23, Marko 13:24–25, Marko 13:24–27, Marko 13:27, Marko 13:28–31, Marko 13:29, Marko 13:30, Marko 13:31, Marko 13:32, Marko 13:32–37, Marko 13:33–37, Marko 13:34–35, Marko 13:37, Marko 14:1–2, Marko 14:1–16.8, Marko 14:3–9, Marko 14:4–5, Marko 14:6–8, Marko 14:8, Marko 14:9, Marko 14:10–11, Marko 14:12, Marko 14:12–32, Marko 14:13–15, Marko 14:17, Marko 14:18, Marko 14:19, Marko 14:21, Marko 14:22–25, Marko 14:24, Marko 14:25, Marko 14:26–27, Marko 14:28, Marko 14:29–31, Marko 14:32, Marko 14:33–34, Marko 14:35–36, Marko 14:37–38, Marko 14:41–42, Marko 14:43, Marko 14:44–45, Marko 14:47, Marko 14:49, Marko 14:50, Marko 14:51–52, Marko 14:53–54, Marko 14:53–65, Marko 14:55–59, Marko 14:60–61, Marko 14:62, Marko 14:63–64, Marko 14:65, Marko 14:66–72, Marko 14:67, Marko 14:68, Marko 14:69–70, Marko 14:71, Marko 14:72, Marko 15:1, Marko 15:1–15, Marko 15:2, Marko 15:3–5, Marko 15:6–8, Marko 15:9–14, Marko 15:15, Marko 15:16, Marko 15:16–41, Marko 15:17, Marko 15:18, Marko 15:21–22, Marko 15:23, Marko 15:24, Marko 15:25, Marko 15:26, Marko 15:27, Marko 15:29–32, Marko 15:32, Marko 15:33, Marko 15:34, Marko 15:35–36, Marko 15:37, Marko 15:38, Marko 15:39, Marko 15:40–41, Marko 15:43–45, Marko 15:46, Marko 16:1, Marko 16:3–4, Marko 16:7, Marko 16:8, Marko 16:9–20</w:t>
       </w:r>
       <w:r>
         <w:rPr>

--- a/swh/docx/41.content.docx
+++ b/swh/docx/41.content.docx
@@ -150,19 +150,6 @@
           <w:lang w:val="sw_KE" w:bidi="sw_KE"/>
         </w:rPr>
         <w:t>MRK</w:t>
-      </w:r>
-      <w:r>
-        <w:rPr>
-          <w:lang w:val="sw_KE" w:bidi="sw_KE"/>
-        </w:rPr>
-      </w:r>
-    </w:p>
-    <w:p>
-      <w:pPr/>
-      <w:r>
-        <w:rPr>
-          <w:lang w:val="sw_KE" w:bidi="sw_KE"/>
-        </w:rPr>
       </w:r>
       <w:r>
         <w:rPr>

--- a/swh/docx/41.content.docx
+++ b/swh/docx/41.content.docx
@@ -19,7 +19,7 @@
         <w:rPr>
           <w:lang w:val="sw_KE" w:bidi="sw_KE"/>
         </w:rPr>
-        <w:t>Resource: Maelezo ya Masomo (Tyndale)</w:t>
+        <w:t>Resource: Tyndale Open Study Notes</w:t>
       </w:r>
       <w:r>
         <w:rPr>
@@ -112,7 +112,7 @@
         <w:rPr>
           <w:lang w:val="sw_KE" w:bidi="sw_KE"/>
         </w:rPr>
-        <w:t>Maelezo ya Masomo (Tyndale)</w:t>
+        <w:t>Tyndale Open Study Notes</w:t>
       </w:r>
     </w:p>
     <w:p>

--- a/swh/docx/41.content.docx
+++ b/swh/docx/41.content.docx
@@ -27091,7 +27091,25 @@
         <w:rPr>
           <w:lang w:val="sw_KE" w:bidi="sw_KE"/>
         </w:rPr>
-        <w:t>, ambalo lilipakana na Yerusalemu upande wa kusini-magharibi. Ilikuwa ni dampo la takataka la jiji, na kuchoma taka huko mfululizo kulikuwa mfano wa mahali pa mwisho pa hukumu kwa waovu.</w:t>
+        <w:t>, ambalo lilipakana na Yerusalemu upande wa kusini-magharibi. Lilikuwa mfano wa jehanamu kwa sababu Waisraeli walikuwa wamewatoa watoto wao kama dhabihu huko (</w:t>
+      </w:r>
+      <w:hyperlink r:id="rId606">
+        <w:r>
+          <w:rPr>
+            <w:lang w:val="sw_KE" w:bidi="sw_KE"/>
+          </w:rPr>
+          <w:rPr>
+            <w:color w:val="0000EE"/>
+            <w:u w:val="single"/>
+          </w:rPr>
+          <w:t>Yer. 32:35</w:t>
+        </w:r>
+      </w:hyperlink>
+      <w:r>
+        <w:rPr>
+          <w:lang w:val="sw_KE" w:bidi="sw_KE"/>
+        </w:rPr>
+        <w:t>).</w:t>
       </w:r>
       <w:r>
         <w:rPr>
@@ -27189,7 +27207,7 @@
         </w:rPr>
         <w:t xml:space="preserve">Umilele wa kuzimu unasisitizwa na misemo kamwe kufa na kamwe kuzimika (linganisha </w:t>
       </w:r>
-      <w:hyperlink r:id="rId606">
+      <w:hyperlink r:id="rId607">
         <w:r>
           <w:rPr>
             <w:lang w:val="sw_KE" w:bidi="sw_KE"/>
@@ -27205,19 +27223,7 @@
         <w:rPr>
           <w:lang w:val="sw_KE" w:bidi="sw_KE"/>
         </w:rPr>
-        <w:t xml:space="preserve">). Hofu ya kuzimu inasisitizwa na kuonyeshwa kwake kama mahali pa moto wa milele, na wa kuoza na ufisadi ambapo funza hula kila kitu milele. Harufu mbaya ya kuoza na uwepo wa funza katika Bonde la Hinnomu inaweza kuwa nyuma ya taswira hii (angalia </w:t>
-      </w:r>
-      <w:r>
-        <w:rPr>
-          <w:lang w:val="sw_KE" w:bidi="sw_KE"/>
-        </w:rPr>
-        <w:t>maelezo ya masomo kwenye 9:43</w:t>
-      </w:r>
-      <w:r>
-        <w:rPr>
-          <w:lang w:val="sw_KE" w:bidi="sw_KE"/>
-        </w:rPr>
-        <w:t>). Taswira hii ni onyo kali kwa watu kutubu ili kuepuka adhabu ya kuzimu.</w:t>
+        <w:t>). Hofu ya kuzimu inasisitizwa na kuonyeshwa kwake kama mahali pa moto wa milele, na wa kuoza na ufisadi ambapo funza hula kila kitu milele. Taswira hii ni onyo kali kwa watu kutubu ili kuepuka adhabu ya kuzimu.</w:t>
       </w:r>
       <w:r>
         <w:rPr>
@@ -27298,7 +27304,7 @@
         </w:rPr>
         <w:t xml:space="preserve">; </w:t>
       </w:r>
-      <w:hyperlink r:id="rId607">
+      <w:hyperlink r:id="rId608">
         <w:r>
           <w:rPr>
             <w:lang w:val="sw_KE" w:bidi="sw_KE"/>
@@ -27316,7 +27322,7 @@
         </w:rPr>
         <w:t xml:space="preserve">; </w:t>
       </w:r>
-      <w:hyperlink r:id="rId608">
+      <w:hyperlink r:id="rId609">
         <w:r>
           <w:rPr>
             <w:lang w:val="sw_KE" w:bidi="sw_KE"/>
@@ -27400,7 +27406,7 @@
         </w:rPr>
         <w:t xml:space="preserve">, </w:t>
       </w:r>
-      <w:hyperlink r:id="rId609">
+      <w:hyperlink r:id="rId610">
         <w:r>
           <w:rPr>
             <w:lang w:val="sw_KE" w:bidi="sw_KE"/>
@@ -27454,7 +27460,7 @@
         </w:rPr>
         <w:t xml:space="preserve">; </w:t>
       </w:r>
-      <w:hyperlink r:id="rId610">
+      <w:hyperlink r:id="rId611">
         <w:r>
           <w:rPr>
             <w:lang w:val="sw_KE" w:bidi="sw_KE"/>
@@ -27490,7 +27496,7 @@
         </w:rPr>
         <w:t>). Yohana Mbatizaji alikatwa kichwa kwa mafundisho yake kwamba talaka na kuoa tena kwa Herode Antipa ilikuwa kinyume cha sheria (</w:t>
       </w:r>
-      <w:hyperlink r:id="rId611">
+      <w:hyperlink r:id="rId612">
         <w:r>
           <w:rPr>
             <w:lang w:val="sw_KE" w:bidi="sw_KE"/>
@@ -27508,7 +27514,7 @@
         </w:rPr>
         <w:t xml:space="preserve">), na kulingana na mwanahistoria Myahudi Yosefu, Yohana aliuawa karibu na eneo la sasa la Yesu mashariki mwa Mto Yordani, katika ngome ya Herode Antipa huko Machaerus (ona </w:t>
       </w:r>
-      <w:hyperlink r:id="rId612">
+      <w:hyperlink r:id="rId613">
         <w:r>
           <w:rPr>
             <w:lang w:val="sw_KE" w:bidi="sw_KE"/>
@@ -27587,7 +27593,7 @@
         </w:rPr>
         <w:t xml:space="preserve">Yesu alijibu swali la ujanja la Mafarisayo kwa swali la kupinga (cp. </w:t>
       </w:r>
-      <w:hyperlink r:id="rId613">
+      <w:hyperlink r:id="rId614">
         <w:r>
           <w:rPr>
             <w:lang w:val="sw_KE" w:bidi="sw_KE"/>
@@ -27653,7 +27659,7 @@
         </w:rPr>
         <w:t xml:space="preserve">Mafarisayo walinukuu kile Musa alikubali. Kulikuwa na mjadala mkubwa kati ya marabi kuhusu kile kilichojumuisha "kitu kibaya" (tazama </w:t>
       </w:r>
-      <w:hyperlink r:id="rId614">
+      <w:hyperlink r:id="rId615">
         <w:r>
           <w:rPr>
             <w:lang w:val="sw_KE" w:bidi="sw_KE"/>
@@ -27732,7 +27738,7 @@
         </w:rPr>
         <w:t>Mungu aliruhusu talaka kama msamaha kwa mioyo migumu ya watu. Lakini mapenzi ya Mungu yanaonyeshwa vyema zaidi katika vifungu ambavyo Yesu ananukuu kutoka kwa sheria ya Musa (</w:t>
       </w:r>
-      <w:hyperlink r:id="rId615">
+      <w:hyperlink r:id="rId616">
         <w:r>
           <w:rPr>
             <w:lang w:val="sw_KE" w:bidi="sw_KE"/>
@@ -27750,7 +27756,7 @@
         </w:rPr>
         <w:t xml:space="preserve">; </w:t>
       </w:r>
-      <w:hyperlink r:id="rId616">
+      <w:hyperlink r:id="rId617">
         <w:r>
           <w:rPr>
             <w:lang w:val="sw_KE" w:bidi="sw_KE"/>
@@ -27768,7 +27774,7 @@
         </w:rPr>
         <w:t xml:space="preserve">; tazama pia </w:t>
       </w:r>
-      <w:hyperlink r:id="rId617">
+      <w:hyperlink r:id="rId618">
         <w:r>
           <w:rPr>
             <w:lang w:val="sw_KE" w:bidi="sw_KE"/>
@@ -27834,7 +27840,7 @@
         </w:rPr>
         <w:t xml:space="preserve">Yesu mara nyingi alielezea mafundisho kwa wanafunzi wake kwa faragha ndani ya nyumba (ona </w:t>
       </w:r>
-      <w:hyperlink r:id="rId618">
+      <w:hyperlink r:id="rId619">
         <w:r>
           <w:rPr>
             <w:lang w:val="sw_KE" w:bidi="sw_KE"/>
@@ -27870,7 +27876,7 @@
         </w:rPr>
         <w:t xml:space="preserve">, </w:t>
       </w:r>
-      <w:hyperlink r:id="rId619">
+      <w:hyperlink r:id="rId620">
         <w:r>
           <w:rPr>
             <w:lang w:val="sw_KE" w:bidi="sw_KE"/>
@@ -27936,7 +27942,7 @@
         </w:rPr>
         <w:t xml:space="preserve">Yeyote anayetaliki . . . na kuoa mtu mwingine anafanya usharati: Sambamba katika </w:t>
       </w:r>
-      <w:hyperlink r:id="rId620">
+      <w:hyperlink r:id="rId621">
         <w:r>
           <w:rPr>
             <w:lang w:val="sw_KE" w:bidi="sw_KE"/>
@@ -27954,7 +27960,7 @@
         </w:rPr>
         <w:t xml:space="preserve"> inakubaliana na Marko na haitaji ubaguzi wowote kwa marufuku hii ya talaka, wakati akaunti sambamba ya Mathayo inaruhusu ubaguzi katika kesi za uzinzi (</w:t>
       </w:r>
-      <w:hyperlink r:id="rId621">
+      <w:hyperlink r:id="rId622">
         <w:r>
           <w:rPr>
             <w:lang w:val="sw_KE" w:bidi="sw_KE"/>
@@ -27972,7 +27978,7 @@
         </w:rPr>
         <w:t xml:space="preserve">; tazama pia </w:t>
       </w:r>
-      <w:hyperlink r:id="rId622">
+      <w:hyperlink r:id="rId623">
         <w:r>
           <w:rPr>
             <w:lang w:val="sw_KE" w:bidi="sw_KE"/>
@@ -27990,7 +27996,7 @@
         </w:rPr>
         <w:t>). Paulo pia anaruhusu ubaguzi ikiwa mwenzi asiyeamini anaacha ndoa (</w:t>
       </w:r>
-      <w:hyperlink r:id="rId623">
+      <w:hyperlink r:id="rId624">
         <w:r>
           <w:rPr>
             <w:lang w:val="sw_KE" w:bidi="sw_KE"/>
@@ -28008,7 +28014,7 @@
         </w:rPr>
         <w:t>). Akaunti ya Marko inazingatia kanuni za msingi—Mungu anachukia talaka (</w:t>
       </w:r>
-      <w:hyperlink r:id="rId617">
+      <w:hyperlink r:id="rId618">
         <w:r>
           <w:rPr>
             <w:lang w:val="sw_KE" w:bidi="sw_KE"/>
@@ -28074,7 +28080,7 @@
         </w:rPr>
         <w:t>Umri wa watoto hauwezi kuamuliwa kutoka kwa kifungu hiki. Neno la Kigiriki paidia linaweza kumaanisha umri mbalimbali, kutoka kwa mtoto wa miaka kumi na miwili (</w:t>
       </w:r>
-      <w:hyperlink r:id="rId624">
+      <w:hyperlink r:id="rId625">
         <w:r>
           <w:rPr>
             <w:lang w:val="sw_KE" w:bidi="sw_KE"/>
@@ -28092,7 +28098,7 @@
         </w:rPr>
         <w:t>) hadi mtoto wa siku nane (</w:t>
       </w:r>
-      <w:hyperlink r:id="rId625">
+      <w:hyperlink r:id="rId626">
         <w:r>
           <w:rPr>
             <w:lang w:val="sw_KE" w:bidi="sw_KE"/>
@@ -28170,7 +28176,7 @@
         </w:rPr>
         <w:t xml:space="preserve">Upendo na kujali kwa Yesu kwa watoto tayari umeonekana katika </w:t>
       </w:r>
-      <w:hyperlink r:id="rId626">
+      <w:hyperlink r:id="rId627">
         <w:r>
           <w:rPr>
             <w:lang w:val="sw_KE" w:bidi="sw_KE"/>
@@ -28188,7 +28194,7 @@
         </w:rPr>
         <w:t xml:space="preserve">; </w:t>
       </w:r>
-      <w:hyperlink r:id="rId627">
+      <w:hyperlink r:id="rId628">
         <w:r>
           <w:rPr>
             <w:lang w:val="sw_KE" w:bidi="sw_KE"/>
@@ -28206,7 +28212,7 @@
         </w:rPr>
         <w:t xml:space="preserve">, </w:t>
       </w:r>
-      <w:hyperlink r:id="rId628">
+      <w:hyperlink r:id="rId629">
         <w:r>
           <w:rPr>
             <w:lang w:val="sw_KE" w:bidi="sw_KE"/>
@@ -28285,7 +28291,7 @@
         </w:rPr>
         <w:t xml:space="preserve"> </w:t>
       </w:r>
-      <w:hyperlink r:id="rId629">
+      <w:hyperlink r:id="rId630">
         <w:r>
           <w:rPr>
             <w:lang w:val="sw_KE" w:bidi="sw_KE"/>
@@ -28351,7 +28357,7 @@
         </w:rPr>
         <w:t>Mtu tajiri (</w:t>
       </w:r>
-      <w:hyperlink r:id="rId630">
+      <w:hyperlink r:id="rId631">
         <w:r>
           <w:rPr>
             <w:lang w:val="sw_KE" w:bidi="sw_KE"/>
@@ -28369,7 +28375,7 @@
         </w:rPr>
         <w:t>) alikuwa mtawala kijana (</w:t>
       </w:r>
-      <w:hyperlink r:id="rId631">
+      <w:hyperlink r:id="rId632">
         <w:r>
           <w:rPr>
             <w:lang w:val="sw_KE" w:bidi="sw_KE"/>
@@ -28387,7 +28393,7 @@
         </w:rPr>
         <w:t xml:space="preserve">; </w:t>
       </w:r>
-      <w:hyperlink r:id="rId632">
+      <w:hyperlink r:id="rId633">
         <w:r>
           <w:rPr>
             <w:lang w:val="sw_KE" w:bidi="sw_KE"/>
@@ -28418,7 +28424,7 @@
         </w:rPr>
         <w:t xml:space="preserve"> ni jina la mara kwa mara kwa Yesu katika Marko (angalia </w:t>
       </w:r>
-      <w:hyperlink r:id="rId633">
+      <w:hyperlink r:id="rId634">
         <w:r>
           <w:rPr>
             <w:lang w:val="sw_KE" w:bidi="sw_KE"/>
@@ -28436,7 +28442,7 @@
         </w:rPr>
         <w:t xml:space="preserve">; </w:t>
       </w:r>
-      <w:hyperlink r:id="rId634">
+      <w:hyperlink r:id="rId635">
         <w:r>
           <w:rPr>
             <w:lang w:val="sw_KE" w:bidi="sw_KE"/>
@@ -28472,7 +28478,7 @@
         </w:rPr>
         <w:t xml:space="preserve">, </w:t>
       </w:r>
-      <w:hyperlink r:id="rId635">
+      <w:hyperlink r:id="rId636">
         <w:r>
           <w:rPr>
             <w:lang w:val="sw_KE" w:bidi="sw_KE"/>
@@ -28490,7 +28496,7 @@
         </w:rPr>
         <w:t xml:space="preserve">; </w:t>
       </w:r>
-      <w:hyperlink r:id="rId636">
+      <w:hyperlink r:id="rId637">
         <w:r>
           <w:rPr>
             <w:lang w:val="sw_KE" w:bidi="sw_KE"/>
@@ -28508,7 +28514,7 @@
         </w:rPr>
         <w:t xml:space="preserve">, </w:t>
       </w:r>
-      <w:hyperlink r:id="rId637">
+      <w:hyperlink r:id="rId638">
         <w:r>
           <w:rPr>
             <w:lang w:val="sw_KE" w:bidi="sw_KE"/>
@@ -28544,7 +28550,7 @@
         </w:rPr>
         <w:t xml:space="preserve">, </w:t>
       </w:r>
-      <w:hyperlink r:id="rId638">
+      <w:hyperlink r:id="rId639">
         <w:r>
           <w:rPr>
             <w:lang w:val="sw_KE" w:bidi="sw_KE"/>
@@ -28562,7 +28568,7 @@
         </w:rPr>
         <w:t xml:space="preserve">, </w:t>
       </w:r>
-      <w:hyperlink r:id="rId639">
+      <w:hyperlink r:id="rId640">
         <w:r>
           <w:rPr>
             <w:lang w:val="sw_KE" w:bidi="sw_KE"/>
@@ -28580,7 +28586,7 @@
         </w:rPr>
         <w:t xml:space="preserve">; </w:t>
       </w:r>
-      <w:hyperlink r:id="rId640">
+      <w:hyperlink r:id="rId641">
         <w:r>
           <w:rPr>
             <w:lang w:val="sw_KE" w:bidi="sw_KE"/>
@@ -28598,7 +28604,7 @@
         </w:rPr>
         <w:t xml:space="preserve">; </w:t>
       </w:r>
-      <w:hyperlink r:id="rId641">
+      <w:hyperlink r:id="rId642">
         <w:r>
           <w:rPr>
             <w:lang w:val="sw_KE" w:bidi="sw_KE"/>
@@ -28677,7 +28683,7 @@
         </w:rPr>
         <w:t xml:space="preserve">Hadithi ya tajiri inaendeleza mada za ufuasi zilizoanzishwa katika </w:t>
       </w:r>
-      <w:hyperlink r:id="rId619">
+      <w:hyperlink r:id="rId620">
         <w:r>
           <w:rPr>
             <w:lang w:val="sw_KE" w:bidi="sw_KE"/>
@@ -28695,7 +28701,7 @@
         </w:rPr>
         <w:t xml:space="preserve"> na mahitaji ya kuingia katika Ufalme wa Mungu (</w:t>
       </w:r>
-      <w:hyperlink r:id="rId642">
+      <w:hyperlink r:id="rId643">
         <w:r>
           <w:rPr>
             <w:lang w:val="sw_KE" w:bidi="sw_KE"/>
@@ -28822,7 +28828,7 @@
         </w:rPr>
         <w:t xml:space="preserve">Jibu la Yesu linaonekana kuwa la kushangaza kwa Wakristo wanaofahamu mafundisho ya Paulo juu ya mada hii (kwa mfano, </w:t>
       </w:r>
-      <w:hyperlink r:id="rId643">
+      <w:hyperlink r:id="rId644">
         <w:r>
           <w:rPr>
             <w:lang w:val="sw_KE" w:bidi="sw_KE"/>
@@ -28840,7 +28846,7 @@
         </w:rPr>
         <w:t xml:space="preserve">; </w:t>
       </w:r>
-      <w:hyperlink r:id="rId644">
+      <w:hyperlink r:id="rId645">
         <w:r>
           <w:rPr>
             <w:lang w:val="sw_KE" w:bidi="sw_KE"/>
@@ -28858,7 +28864,7 @@
         </w:rPr>
         <w:t>). Kwa kutaja amri tano kati ya Amri Kumi Yesu hakuwa akimaanisha kwamba mtu anaweza kupata uzima wa milele kwa kuzishika; alikuwa akimwambia viwango vya Mungu ni vipi na kumruhusu mtu huyo kujichunguza mwenyewe. Kumpenda Mungu kwa moyo wote, roho, akili, na nguvu, na jirani yako kama nafsi yako (</w:t>
       </w:r>
-      <w:hyperlink r:id="rId645">
+      <w:hyperlink r:id="rId646">
         <w:r>
           <w:rPr>
             <w:lang w:val="sw_KE" w:bidi="sw_KE"/>
@@ -28876,7 +28882,7 @@
         </w:rPr>
         <w:t>), kunahitaji kumtumaini Mungu kwa neema yake, kukubali kifo cha Yesu cha kujitoa kwa niaba yetu (</w:t>
       </w:r>
-      <w:hyperlink r:id="rId646">
+      <w:hyperlink r:id="rId647">
         <w:r>
           <w:rPr>
             <w:lang w:val="sw_KE" w:bidi="sw_KE"/>
@@ -28894,7 +28900,7 @@
         </w:rPr>
         <w:t xml:space="preserve">; </w:t>
       </w:r>
-      <w:hyperlink r:id="rId647">
+      <w:hyperlink r:id="rId648">
         <w:r>
           <w:rPr>
             <w:lang w:val="sw_KE" w:bidi="sw_KE"/>
@@ -28912,7 +28918,7 @@
         </w:rPr>
         <w:t>), na kuzishika amri zake (</w:t>
       </w:r>
-      <w:hyperlink r:id="rId648">
+      <w:hyperlink r:id="rId649">
         <w:r>
           <w:rPr>
             <w:lang w:val="sw_KE" w:bidi="sw_KE"/>
@@ -28930,7 +28936,7 @@
         </w:rPr>
         <w:t xml:space="preserve">; </w:t>
       </w:r>
-      <w:hyperlink r:id="rId649">
+      <w:hyperlink r:id="rId650">
         <w:r>
           <w:rPr>
             <w:lang w:val="sw_KE" w:bidi="sw_KE"/>
@@ -28948,7 +28954,7 @@
         </w:rPr>
         <w:t xml:space="preserve">; </w:t>
       </w:r>
-      <w:hyperlink r:id="rId650">
+      <w:hyperlink r:id="rId651">
         <w:r>
           <w:rPr>
             <w:lang w:val="sw_KE" w:bidi="sw_KE"/>
@@ -29032,7 +29038,7 @@
         </w:rPr>
         <w:t xml:space="preserve">), lakini halikuwa la kiburi, kama ukosefu wa lawama yoyote unavyoonyesha (linganisha </w:t>
       </w:r>
-      <w:hyperlink r:id="rId651">
+      <w:hyperlink r:id="rId652">
         <w:r>
           <w:rPr>
             <w:lang w:val="sw_KE" w:bidi="sw_KE"/>
@@ -29050,7 +29056,7 @@
         </w:rPr>
         <w:t xml:space="preserve">; </w:t>
       </w:r>
-      <w:hyperlink r:id="rId652">
+      <w:hyperlink r:id="rId653">
         <w:r>
           <w:rPr>
             <w:lang w:val="sw_KE" w:bidi="sw_KE"/>
@@ -29116,7 +29122,7 @@
         </w:rPr>
         <w:t>Badala ya kuwa na majadiliano marefu kuhusu maana ya kweli ya kushika amri, Yesu alijikita kwenye swala maalumu lililofichua tatizo la mtu huyu. Alikosa kitu kimoja: Alipenda mali zaidi kuliko alivyompenda Mungu, hivyo kuvunja amri ya kwanza na muhimu zaidi (</w:t>
       </w:r>
-      <w:hyperlink r:id="rId653">
+      <w:hyperlink r:id="rId654">
         <w:r>
           <w:rPr>
             <w:lang w:val="sw_KE" w:bidi="sw_KE"/>
@@ -29134,7 +29140,7 @@
         </w:rPr>
         <w:t xml:space="preserve">; </w:t>
       </w:r>
-      <w:hyperlink r:id="rId654">
+      <w:hyperlink r:id="rId655">
         <w:r>
           <w:rPr>
             <w:lang w:val="sw_KE" w:bidi="sw_KE"/>
@@ -29152,7 +29158,7 @@
         </w:rPr>
         <w:t xml:space="preserve">; </w:t>
       </w:r>
-      <w:hyperlink r:id="rId655">
+      <w:hyperlink r:id="rId656">
         <w:r>
           <w:rPr>
             <w:lang w:val="sw_KE" w:bidi="sw_KE"/>
@@ -29188,7 +29194,7 @@
         </w:rPr>
         <w:t xml:space="preserve">; </w:t>
       </w:r>
-      <w:hyperlink r:id="rId656">
+      <w:hyperlink r:id="rId657">
         <w:r>
           <w:rPr>
             <w:lang w:val="sw_KE" w:bidi="sw_KE"/>
@@ -29278,79 +29284,79 @@
         </w:rPr>
         <w:t xml:space="preserve">; </w:t>
       </w:r>
+      <w:hyperlink r:id="rId658">
+        <w:r>
+          <w:rPr>
+            <w:lang w:val="sw_KE" w:bidi="sw_KE"/>
+          </w:rPr>
+          <w:rPr>
+            <w:color w:val="0000EE"/>
+            <w:u w:val="single"/>
+          </w:rPr>
+          <w:t>10:28</w:t>
+        </w:r>
+      </w:hyperlink>
+      <w:r>
+        <w:rPr>
+          <w:lang w:val="sw_KE" w:bidi="sw_KE"/>
+        </w:rPr>
+        <w:t xml:space="preserve">; angalia pia </w:t>
+      </w:r>
+      <w:hyperlink r:id="rId659">
+        <w:r>
+          <w:rPr>
+            <w:lang w:val="sw_KE" w:bidi="sw_KE"/>
+          </w:rPr>
+          <w:rPr>
+            <w:color w:val="0000EE"/>
+            <w:u w:val="single"/>
+          </w:rPr>
+          <w:t>Matendo 2:38</w:t>
+        </w:r>
+      </w:hyperlink>
+      <w:r>
+        <w:rPr>
+          <w:lang w:val="sw_KE" w:bidi="sw_KE"/>
+        </w:rPr>
+        <w:t xml:space="preserve">; </w:t>
+      </w:r>
+      <w:hyperlink r:id="rId660">
+        <w:r>
+          <w:rPr>
+            <w:lang w:val="sw_KE" w:bidi="sw_KE"/>
+          </w:rPr>
+          <w:rPr>
+            <w:color w:val="0000EE"/>
+            <w:u w:val="single"/>
+          </w:rPr>
+          <w:t>20:21</w:t>
+        </w:r>
+      </w:hyperlink>
+      <w:r>
+        <w:rPr>
+          <w:lang w:val="sw_KE" w:bidi="sw_KE"/>
+        </w:rPr>
+        <w:t>. • Amri ya Yesu kwa tajiri haikuwa sharti la jumla la kuingia katika Ufalme wa Mungu bali ilielekezwa kwa hali yake maalumu. Inafundisha yeyote anayetafuta uzima wa milele kwamba hakuna kitu kingine kinachoweza kuja kabla ya Mungu; toba (</w:t>
+      </w:r>
+      <w:hyperlink r:id="rId186">
+        <w:r>
+          <w:rPr>
+            <w:lang w:val="sw_KE" w:bidi="sw_KE"/>
+          </w:rPr>
+          <w:rPr>
+            <w:color w:val="0000EE"/>
+            <w:u w:val="single"/>
+          </w:rPr>
+          <w:t>Marko 1:15</w:t>
+        </w:r>
+      </w:hyperlink>
+      <w:r>
+        <w:rPr>
+          <w:lang w:val="sw_KE" w:bidi="sw_KE"/>
+        </w:rPr>
+        <w:t xml:space="preserve">; </w:t>
+      </w:r>
       <w:hyperlink r:id="rId657">
-        <w:r>
-          <w:rPr>
-            <w:lang w:val="sw_KE" w:bidi="sw_KE"/>
-          </w:rPr>
-          <w:rPr>
-            <w:color w:val="0000EE"/>
-            <w:u w:val="single"/>
-          </w:rPr>
-          <w:t>10:28</w:t>
-        </w:r>
-      </w:hyperlink>
-      <w:r>
-        <w:rPr>
-          <w:lang w:val="sw_KE" w:bidi="sw_KE"/>
-        </w:rPr>
-        <w:t xml:space="preserve">; angalia pia </w:t>
-      </w:r>
-      <w:hyperlink r:id="rId658">
-        <w:r>
-          <w:rPr>
-            <w:lang w:val="sw_KE" w:bidi="sw_KE"/>
-          </w:rPr>
-          <w:rPr>
-            <w:color w:val="0000EE"/>
-            <w:u w:val="single"/>
-          </w:rPr>
-          <w:t>Matendo 2:38</w:t>
-        </w:r>
-      </w:hyperlink>
-      <w:r>
-        <w:rPr>
-          <w:lang w:val="sw_KE" w:bidi="sw_KE"/>
-        </w:rPr>
-        <w:t xml:space="preserve">; </w:t>
-      </w:r>
-      <w:hyperlink r:id="rId659">
-        <w:r>
-          <w:rPr>
-            <w:lang w:val="sw_KE" w:bidi="sw_KE"/>
-          </w:rPr>
-          <w:rPr>
-            <w:color w:val="0000EE"/>
-            <w:u w:val="single"/>
-          </w:rPr>
-          <w:t>20:21</w:t>
-        </w:r>
-      </w:hyperlink>
-      <w:r>
-        <w:rPr>
-          <w:lang w:val="sw_KE" w:bidi="sw_KE"/>
-        </w:rPr>
-        <w:t>. • Amri ya Yesu kwa tajiri haikuwa sharti la jumla la kuingia katika Ufalme wa Mungu bali ilielekezwa kwa hali yake maalumu. Inafundisha yeyote anayetafuta uzima wa milele kwamba hakuna kitu kingine kinachoweza kuja kabla ya Mungu; toba (</w:t>
-      </w:r>
-      <w:hyperlink r:id="rId186">
-        <w:r>
-          <w:rPr>
-            <w:lang w:val="sw_KE" w:bidi="sw_KE"/>
-          </w:rPr>
-          <w:rPr>
-            <w:color w:val="0000EE"/>
-            <w:u w:val="single"/>
-          </w:rPr>
-          <w:t>Marko 1:15</w:t>
-        </w:r>
-      </w:hyperlink>
-      <w:r>
-        <w:rPr>
-          <w:lang w:val="sw_KE" w:bidi="sw_KE"/>
-        </w:rPr>
-        <w:t xml:space="preserve">; </w:t>
-      </w:r>
-      <w:hyperlink r:id="rId656">
         <w:r>
           <w:rPr>
             <w:lang w:val="sw_KE" w:bidi="sw_KE"/>
@@ -29416,7 +29422,7 @@
         </w:rPr>
         <w:t>Marko anarekodi chaguo la huzuni la tajiri. Mtu huyo aliondoka, akiwa bado na utajiri wake wa kidunia (</w:t>
       </w:r>
-      <w:hyperlink r:id="rId660">
+      <w:hyperlink r:id="rId661">
         <w:r>
           <w:rPr>
             <w:lang w:val="sw_KE" w:bidi="sw_KE"/>
@@ -29434,7 +29440,7 @@
         </w:rPr>
         <w:t>) lakini akipungukiwa na hazina ya milele (</w:t>
       </w:r>
-      <w:hyperlink r:id="rId661">
+      <w:hyperlink r:id="rId662">
         <w:r>
           <w:rPr>
             <w:lang w:val="sw_KE" w:bidi="sw_KE"/>
@@ -29596,7 +29602,7 @@
         </w:rPr>
         <w:t xml:space="preserve">Yesu alikuwa akionya kwa msisitizo kwamba utajiri ni kikwazo cha kuingia katika Ufalme wa Mungu. Nyangumi alikuwa mnyama mkubwa zaidi huko Palestina, na tundu la sindano lilikuwa shimo dogo zaidi. Watu wengine matajiri wanaweza kushinda tatizo lililoundwa na utajiri na kumfuata Yesu, lakini wafuasi wa Yesu walitoka miongoni mwa maskini zaidi kuliko matajiri. • Maelezo kuhusu lango katika ukuta wa Yerusalemu linaloitwa "Tundu la Sindano" hayana msingi. Hakukuwa na lango kama hilo, na maelezo haya yanapoteza mtazamo wa matumizi ya mara kwa mara ya Yesu ya kutia chumvi katika mafundisho yake (tazama pia </w:t>
       </w:r>
-      <w:hyperlink r:id="rId662">
+      <w:hyperlink r:id="rId663">
         <w:r>
           <w:rPr>
             <w:lang w:val="sw_KE" w:bidi="sw_KE"/>
@@ -29614,7 +29620,7 @@
         </w:rPr>
         <w:t xml:space="preserve">; </w:t>
       </w:r>
-      <w:hyperlink r:id="rId663">
+      <w:hyperlink r:id="rId664">
         <w:r>
           <w:rPr>
             <w:lang w:val="sw_KE" w:bidi="sw_KE"/>
@@ -29728,7 +29734,7 @@
         </w:rPr>
         <w:t>Mstari huu huwa unatafsiriwa kwa njia moja kati ya mbili: (1) Ingawa wokovu kwa juhudi za mtu binafsi hauwezekani, kwa neema ya Mungu watu wanaweza kuokolewa kwa imani (</w:t>
       </w:r>
-      <w:hyperlink r:id="rId664">
+      <w:hyperlink r:id="rId665">
         <w:r>
           <w:rPr>
             <w:lang w:val="sw_KE" w:bidi="sw_KE"/>
@@ -29812,7 +29818,7 @@
         </w:rPr>
         <w:t xml:space="preserve">; </w:t>
       </w:r>
-      <w:hyperlink r:id="rId665">
+      <w:hyperlink r:id="rId666">
         <w:r>
           <w:rPr>
             <w:lang w:val="sw_KE" w:bidi="sw_KE"/>
@@ -29965,7 +29971,7 @@
         </w:rPr>
         <w:t xml:space="preserve">Lakini wengi … wakubwa zaidi basi: Hesabu inaisha na mithali, ikilinganishwa na jinsi Mungu anavyoelewa maisha na jinsi watu kwa ujumla wanavyoielewa (kwa mithali zinazofanana, angalia </w:t>
       </w:r>
-      <w:hyperlink r:id="rId666">
+      <w:hyperlink r:id="rId667">
         <w:r>
           <w:rPr>
             <w:lang w:val="sw_KE" w:bidi="sw_KE"/>
@@ -29983,7 +29989,7 @@
         </w:rPr>
         <w:t xml:space="preserve">; </w:t>
       </w:r>
-      <w:hyperlink r:id="rId667">
+      <w:hyperlink r:id="rId668">
         <w:r>
           <w:rPr>
             <w:lang w:val="sw_KE" w:bidi="sw_KE"/>
@@ -30001,7 +30007,7 @@
         </w:rPr>
         <w:t>). Kwa wale wenye macho ya kuona na masikio ya kusikia (</w:t>
       </w:r>
-      <w:hyperlink r:id="rId668">
+      <w:hyperlink r:id="rId669">
         <w:r>
           <w:rPr>
             <w:lang w:val="sw_KE" w:bidi="sw_KE"/>
@@ -30019,7 +30025,7 @@
         </w:rPr>
         <w:t xml:space="preserve">; </w:t>
       </w:r>
-      <w:hyperlink r:id="rId669">
+      <w:hyperlink r:id="rId670">
         <w:r>
           <w:rPr>
             <w:lang w:val="sw_KE" w:bidi="sw_KE"/>
@@ -30103,7 +30109,7 @@
         </w:rPr>
         <w:t xml:space="preserve">; </w:t>
       </w:r>
-      <w:hyperlink r:id="rId670">
+      <w:hyperlink r:id="rId671">
         <w:r>
           <w:rPr>
             <w:lang w:val="sw_KE" w:bidi="sw_KE"/>
@@ -30157,7 +30163,7 @@
         </w:rPr>
         <w:t xml:space="preserve">). Alijua kile kilichokuwa kinakaribia kutokea; kile kilichomsubiri Yerusalemu hakikuwa janga wala hatima, bali ni mapenzi ya Mungu (ona </w:t>
       </w:r>
-      <w:hyperlink r:id="rId671">
+      <w:hyperlink r:id="rId672">
         <w:r>
           <w:rPr>
             <w:lang w:val="sw_KE" w:bidi="sw_KE"/>
@@ -30175,7 +30181,7 @@
         </w:rPr>
         <w:t xml:space="preserve">; </w:t>
       </w:r>
-      <w:hyperlink r:id="rId672">
+      <w:hyperlink r:id="rId673">
         <w:r>
           <w:rPr>
             <w:lang w:val="sw_KE" w:bidi="sw_KE"/>
@@ -30241,7 +30247,7 @@
         </w:rPr>
         <w:t>Makuhani wakuu na walimu wa sheria ya dini walikuwa mawakala wa kibinadamu waliotimiza kusudi la Mungu kupitia chuki yao kwa Yesu. • Hawakua na haki ya kutoa adhabu ya kifo (</w:t>
       </w:r>
-      <w:hyperlink r:id="rId673">
+      <w:hyperlink r:id="rId674">
         <w:r>
           <w:rPr>
             <w:lang w:val="sw_KE" w:bidi="sw_KE"/>
@@ -30307,7 +30313,7 @@
         </w:rPr>
         <w:t>Baada ya Yesu kutabiri mara ya tatu kuhusu mateso yake (</w:t>
       </w:r>
-      <w:hyperlink r:id="rId674">
+      <w:hyperlink r:id="rId675">
         <w:r>
           <w:rPr>
             <w:lang w:val="sw_KE" w:bidi="sw_KE"/>
@@ -30325,7 +30331,7 @@
         </w:rPr>
         <w:t xml:space="preserve">), inakuja mfano mwingine wa kushindwa kwa wanafunzi (tazama </w:t>
       </w:r>
-      <w:hyperlink r:id="rId671">
+      <w:hyperlink r:id="rId672">
         <w:r>
           <w:rPr>
             <w:lang w:val="sw_KE" w:bidi="sw_KE"/>
@@ -30343,7 +30349,7 @@
         </w:rPr>
         <w:t xml:space="preserve">; </w:t>
       </w:r>
-      <w:hyperlink r:id="rId675">
+      <w:hyperlink r:id="rId676">
         <w:r>
           <w:rPr>
             <w:lang w:val="sw_KE" w:bidi="sw_KE"/>
@@ -30361,7 +30367,7 @@
         </w:rPr>
         <w:t>). Sehemu ya kwanza ya akaunti inahusisha ombi la kijinga la Yakobo na Yohana (</w:t>
       </w:r>
-      <w:hyperlink r:id="rId676">
+      <w:hyperlink r:id="rId677">
         <w:r>
           <w:rPr>
             <w:lang w:val="sw_KE" w:bidi="sw_KE"/>
@@ -30379,7 +30385,7 @@
         </w:rPr>
         <w:t>) na jibu la Yesu kwao (</w:t>
       </w:r>
-      <w:hyperlink r:id="rId677">
+      <w:hyperlink r:id="rId678">
         <w:r>
           <w:rPr>
             <w:lang w:val="sw_KE" w:bidi="sw_KE"/>
@@ -30397,7 +30403,7 @@
         </w:rPr>
         <w:t>). Kisha Yesu anawaelezea wanafunzi wengine maana ya ukuu na uongozi katika Ufalme wa Mungu (</w:t>
       </w:r>
-      <w:hyperlink r:id="rId678">
+      <w:hyperlink r:id="rId679">
         <w:r>
           <w:rPr>
             <w:lang w:val="sw_KE" w:bidi="sw_KE"/>
@@ -30415,7 +30421,7 @@
         </w:rPr>
         <w:t>). Mfano wa juu kabisa wa Yesu wa utumishi (</w:t>
       </w:r>
-      <w:hyperlink r:id="rId646">
+      <w:hyperlink r:id="rId647">
         <w:r>
           <w:rPr>
             <w:lang w:val="sw_KE" w:bidi="sw_KE"/>
@@ -30517,7 +30523,7 @@
         </w:rPr>
         <w:t>). Hata hivyo, walikosa kuelewa kabisa maana ya kuwa kiongozi katika Ufalme wa Mungu (</w:t>
       </w:r>
-      <w:hyperlink r:id="rId679">
+      <w:hyperlink r:id="rId680">
         <w:r>
           <w:rPr>
             <w:lang w:val="sw_KE" w:bidi="sw_KE"/>
@@ -30583,7 +30589,7 @@
         </w:rPr>
         <w:t>Ndugu wawili hawakujua walichokuwa wakiomba: Kushiriki katika utukufu wake, lazima washiriki katika mateso yake kama watumishi. • kunywa kutoka kwenye kikombe kichungu: Kunywa kutoka kwenye kikombe mara nyingi kunahusishwa na mateso na kifo (</w:t>
       </w:r>
-      <w:hyperlink r:id="rId680">
+      <w:hyperlink r:id="rId681">
         <w:r>
           <w:rPr>
             <w:lang w:val="sw_KE" w:bidi="sw_KE"/>
@@ -30601,7 +30607,7 @@
         </w:rPr>
         <w:t xml:space="preserve">; </w:t>
       </w:r>
-      <w:hyperlink r:id="rId681">
+      <w:hyperlink r:id="rId682">
         <w:r>
           <w:rPr>
             <w:lang w:val="sw_KE" w:bidi="sw_KE"/>
@@ -30619,7 +30625,7 @@
         </w:rPr>
         <w:t xml:space="preserve">, </w:t>
       </w:r>
-      <w:hyperlink r:id="rId682">
+      <w:hyperlink r:id="rId683">
         <w:r>
           <w:rPr>
             <w:lang w:val="sw_KE" w:bidi="sw_KE"/>
@@ -30637,7 +30643,7 @@
         </w:rPr>
         <w:t xml:space="preserve">; </w:t>
       </w:r>
-      <w:hyperlink r:id="rId683">
+      <w:hyperlink r:id="rId684">
         <w:r>
           <w:rPr>
             <w:lang w:val="sw_KE" w:bidi="sw_KE"/>
@@ -30655,7 +30661,7 @@
         </w:rPr>
         <w:t xml:space="preserve">; </w:t>
       </w:r>
-      <w:hyperlink r:id="rId684">
+      <w:hyperlink r:id="rId685">
         <w:r>
           <w:rPr>
             <w:lang w:val="sw_KE" w:bidi="sw_KE"/>
@@ -30673,7 +30679,7 @@
         </w:rPr>
         <w:t xml:space="preserve">; </w:t>
       </w:r>
-      <w:hyperlink r:id="rId685">
+      <w:hyperlink r:id="rId686">
         <w:r>
           <w:rPr>
             <w:lang w:val="sw_KE" w:bidi="sw_KE"/>
@@ -30691,7 +30697,7 @@
         </w:rPr>
         <w:t xml:space="preserve">; tazama pia </w:t>
       </w:r>
-      <w:hyperlink r:id="rId647">
+      <w:hyperlink r:id="rId648">
         <w:r>
           <w:rPr>
             <w:lang w:val="sw_KE" w:bidi="sw_KE"/>
@@ -30727,7 +30733,7 @@
         </w:rPr>
         <w:t>). • Ubatizo wa mateso unakumbusha kujitolea kwa Yesu kabisa kwa wito wa Mungu wakati wa ubatizo wake, na inazungumzia ubatizo wa muumini mwenyewe katika kifo cha Yesu, mazishi, na ufufuo (</w:t>
       </w:r>
-      <w:hyperlink r:id="rId686">
+      <w:hyperlink r:id="rId687">
         <w:r>
           <w:rPr>
             <w:lang w:val="sw_KE" w:bidi="sw_KE"/>
@@ -30745,7 +30751,7 @@
         </w:rPr>
         <w:t xml:space="preserve">; </w:t>
       </w:r>
-      <w:hyperlink r:id="rId687">
+      <w:hyperlink r:id="rId688">
         <w:r>
           <w:rPr>
             <w:lang w:val="sw_KE" w:bidi="sw_KE"/>
@@ -30811,7 +30817,7 @@
         </w:rPr>
         <w:t>Yakobo na Yohana walikunywa kikombe kichungu … cha mateso kwa ajili ya Yesu. Yakobo alikufa kwa imani yake (</w:t>
       </w:r>
-      <w:hyperlink r:id="rId688">
+      <w:hyperlink r:id="rId689">
         <w:r>
           <w:rPr>
             <w:lang w:val="sw_KE" w:bidi="sw_KE"/>
@@ -30855,7 +30861,7 @@
         </w:rPr>
         <w:t xml:space="preserve"> 6, 10). Hata hivyo, kifo cha Yakobo na Yohana hakikuwa sawa na kile cha Yesu—hakuna mwamini anayeweza kufa kifo cha Yesu kama dhabihu ya upatanisho kwa ajili ya dhambi za ulimwengu (</w:t>
       </w:r>
-      <w:hyperlink r:id="rId646">
+      <w:hyperlink r:id="rId647">
         <w:r>
           <w:rPr>
             <w:lang w:val="sw_KE" w:bidi="sw_KE"/>
@@ -30987,7 +30993,7 @@
         </w:rPr>
         <w:t>wanafunzi wengine kumi … walikasirika: Labda walitaka nafasi maalumu zilizotakiwa na Yakobo na Yohana kwao wenyewe. Wanafunzi wote wa Yesu walihitaji kuelewa kupya juu ya maana ya uongozi katika Ufalme wa Mungu (</w:t>
       </w:r>
-      <w:hyperlink r:id="rId689">
+      <w:hyperlink r:id="rId690">
         <w:r>
           <w:rPr>
             <w:lang w:val="sw_KE" w:bidi="sw_KE"/>
@@ -31089,7 +31095,7 @@
         </w:rPr>
         <w:t xml:space="preserve">; </w:t>
       </w:r>
-      <w:hyperlink r:id="rId690">
+      <w:hyperlink r:id="rId691">
         <w:r>
           <w:rPr>
             <w:lang w:val="sw_KE" w:bidi="sw_KE"/>
@@ -31107,7 +31113,7 @@
         </w:rPr>
         <w:t xml:space="preserve">, </w:t>
       </w:r>
-      <w:hyperlink r:id="rId646">
+      <w:hyperlink r:id="rId647">
         <w:r>
           <w:rPr>
             <w:lang w:val="sw_KE" w:bidi="sw_KE"/>
@@ -31125,7 +31131,7 @@
         </w:rPr>
         <w:t>), kuwa mfuasi wake kunahusisha kuhudumia wengine, si kuwatawala (</w:t>
       </w:r>
-      <w:hyperlink r:id="rId691">
+      <w:hyperlink r:id="rId692">
         <w:r>
           <w:rPr>
             <w:lang w:val="sw_KE" w:bidi="sw_KE"/>
@@ -31143,7 +31149,7 @@
         </w:rPr>
         <w:t xml:space="preserve">; </w:t>
       </w:r>
-      <w:hyperlink r:id="rId692">
+      <w:hyperlink r:id="rId693">
         <w:r>
           <w:rPr>
             <w:lang w:val="sw_KE" w:bidi="sw_KE"/>
@@ -31209,7 +31215,7 @@
         </w:rPr>
         <w:t xml:space="preserve">Yesu alitoa mfano wake mwenyewe kuonyesha maana ya uongozi katika Ufalme wa Mungu. • Yesu anaelewa kifo chake kama fidia. Fidia ilikuwa malipo yaliyotolewa ili kumkomboa mtumwa au mfungwa. • Usemi kwa wengi labda ni kumbukumbu ya </w:t>
       </w:r>
-      <w:hyperlink r:id="rId693">
+      <w:hyperlink r:id="rId694">
         <w:r>
           <w:rPr>
             <w:lang w:val="sw_KE" w:bidi="sw_KE"/>
@@ -31253,7 +31259,7 @@
         </w:rPr>
         <w:t xml:space="preserve"> (linganisha </w:t>
       </w:r>
-      <w:hyperlink r:id="rId694">
+      <w:hyperlink r:id="rId695">
         <w:r>
           <w:rPr>
             <w:lang w:val="sw_KE" w:bidi="sw_KE"/>
@@ -31271,7 +31277,7 @@
         </w:rPr>
         <w:t xml:space="preserve">, </w:t>
       </w:r>
-      <w:hyperlink r:id="rId695">
+      <w:hyperlink r:id="rId696">
         <w:r>
           <w:rPr>
             <w:lang w:val="sw_KE" w:bidi="sw_KE"/>
@@ -31289,7 +31295,7 @@
         </w:rPr>
         <w:t>). Yesu alikufa kama mbadala wa wote. Baadaye, Yesu angesema juu ya damu yake kama iliyomwagika kwa ajili ya wengi (</w:t>
       </w:r>
-      <w:hyperlink r:id="rId647">
+      <w:hyperlink r:id="rId648">
         <w:r>
           <w:rPr>
             <w:lang w:val="sw_KE" w:bidi="sw_KE"/>
@@ -31355,7 +31361,7 @@
         </w:rPr>
         <w:t xml:space="preserve">walifika Yeriko: Safari Yesu aliyoanza katika </w:t>
       </w:r>
-      <w:hyperlink r:id="rId696">
+      <w:hyperlink r:id="rId697">
         <w:r>
           <w:rPr>
             <w:lang w:val="sw_KE" w:bidi="sw_KE"/>
@@ -31451,7 +31457,7 @@
         </w:rPr>
         <w:t xml:space="preserve">, “Sifa za Kifasihi”). Pia ni daraja kuelekea kuingia kwa Yesu Yerusalemu kama Masihi wa Israeli katika </w:t>
       </w:r>
-      <w:hyperlink r:id="rId697">
+      <w:hyperlink r:id="rId698">
         <w:r>
           <w:rPr>
             <w:lang w:val="sw_KE" w:bidi="sw_KE"/>
@@ -31469,7 +31475,7 @@
         </w:rPr>
         <w:t>. Ungamo la Bartimayo (Yesu, Mwana wa Daudi) linamwandaa msomaji kwa ungamo la watu wakati wa kuwasili kwa Yesu Yerusalemu (</w:t>
       </w:r>
-      <w:hyperlink r:id="rId698">
+      <w:hyperlink r:id="rId699">
         <w:r>
           <w:rPr>
             <w:lang w:val="sw_KE" w:bidi="sw_KE"/>
@@ -31535,7 +31541,7 @@
         </w:rPr>
         <w:t>Bartimayo alisikia: Umaarufu mkubwa wa Yesu ulikuwa umeenea hadi Yeriko, kama vile ulivyokuwa umeenea hadi maeneo ya Mataifa (</w:t>
       </w:r>
-      <w:hyperlink r:id="rId699">
+      <w:hyperlink r:id="rId700">
         <w:r>
           <w:rPr>
             <w:lang w:val="sw_KE" w:bidi="sw_KE"/>
@@ -31553,7 +31559,7 @@
         </w:rPr>
         <w:t>). • Yesu, Mwana wa Daudi: Marko haelezi jinsi Bartimayo alivyofahamu ukoo wa Yesu wa Kutoka Daudi. Labda alijua kwamba Yesu alikuwa Masihi. Hata hivyo, kipofu huyu hakuunganisha jina hili na malengo ya kisiasa au ya kijeshi kama ilivyokuwa kwa watu wengi katika siku zake. Badala yake, Bartimayo alizingatia ukweli kwamba Yesu alikuwa na nia ya kuleta Ufalme wa Mungu kwa maskini, vilema, viwete, na vipofu, na akaomba rehema na uponyaji (</w:t>
       </w:r>
-      <w:hyperlink r:id="rId700">
+      <w:hyperlink r:id="rId701">
         <w:r>
           <w:rPr>
             <w:lang w:val="sw_KE" w:bidi="sw_KE"/>
@@ -31571,7 +31577,7 @@
         </w:rPr>
         <w:t xml:space="preserve">)—ambayo ilikuwa sambamba na kuelewa kwa Yesu mwenyewe (linganisha </w:t>
       </w:r>
-      <w:hyperlink r:id="rId701">
+      <w:hyperlink r:id="rId702">
         <w:r>
           <w:rPr>
             <w:lang w:val="sw_KE" w:bidi="sw_KE"/>
@@ -31746,7 +31752,7 @@
         </w:rPr>
         <w:t xml:space="preserve">; tazama </w:t>
       </w:r>
-      <w:hyperlink r:id="rId702">
+      <w:hyperlink r:id="rId703">
         <w:r>
           <w:rPr>
             <w:lang w:val="sw_KE" w:bidi="sw_KE"/>
@@ -31818,7 +31824,7 @@
         </w:rPr>
         <w:t xml:space="preserve">; </w:t>
       </w:r>
-      <w:hyperlink r:id="rId703">
+      <w:hyperlink r:id="rId704">
         <w:r>
           <w:rPr>
             <w:lang w:val="sw_KE" w:bidi="sw_KE"/>
@@ -31836,7 +31842,7 @@
         </w:rPr>
         <w:t xml:space="preserve">; </w:t>
       </w:r>
-      <w:hyperlink r:id="rId704">
+      <w:hyperlink r:id="rId705">
         <w:r>
           <w:rPr>
             <w:lang w:val="sw_KE" w:bidi="sw_KE"/>
@@ -31908,7 +31914,7 @@
         </w:rPr>
         <w:t xml:space="preserve">; </w:t>
       </w:r>
-      <w:hyperlink r:id="rId705">
+      <w:hyperlink r:id="rId706">
         <w:r>
           <w:rPr>
             <w:lang w:val="sw_KE" w:bidi="sw_KE"/>
@@ -31944,7 +31950,7 @@
         </w:rPr>
         <w:t xml:space="preserve">; </w:t>
       </w:r>
-      <w:hyperlink r:id="rId706">
+      <w:hyperlink r:id="rId707">
         <w:r>
           <w:rPr>
             <w:lang w:val="sw_KE" w:bidi="sw_KE"/>
@@ -31962,7 +31968,7 @@
         </w:rPr>
         <w:t xml:space="preserve">, </w:t>
       </w:r>
-      <w:hyperlink r:id="rId657">
+      <w:hyperlink r:id="rId658">
         <w:r>
           <w:rPr>
             <w:lang w:val="sw_KE" w:bidi="sw_KE"/>
@@ -31998,7 +32004,7 @@
         </w:rPr>
         <w:t xml:space="preserve">) barabarani (linganisha </w:t>
       </w:r>
-      <w:hyperlink r:id="rId707">
+      <w:hyperlink r:id="rId708">
         <w:r>
           <w:rPr>
             <w:lang w:val="sw_KE" w:bidi="sw_KE"/>
@@ -32082,7 +32088,7 @@
         </w:rPr>
         <w:t>Yerusalemu ilikuwa lengo la Yesu. Katika wiki kabla ya kusulubiwa kwake, Yesu alikaa Bethania na wanafunzi wake (</w:t>
       </w:r>
-      <w:hyperlink r:id="rId708">
+      <w:hyperlink r:id="rId709">
         <w:r>
           <w:rPr>
             <w:lang w:val="sw_KE" w:bidi="sw_KE"/>
@@ -32100,7 +32106,7 @@
         </w:rPr>
         <w:t xml:space="preserve">; </w:t>
       </w:r>
-      <w:hyperlink r:id="rId709">
+      <w:hyperlink r:id="rId710">
         <w:r>
           <w:rPr>
             <w:lang w:val="sw_KE" w:bidi="sw_KE"/>
@@ -32118,7 +32124,7 @@
         </w:rPr>
         <w:t>). • Mlima wa Mizeituni mara nyingi unahusishwa na mahali pa hukumu ya mwisho (</w:t>
       </w:r>
-      <w:hyperlink r:id="rId710">
+      <w:hyperlink r:id="rId711">
         <w:r>
           <w:rPr>
             <w:lang w:val="sw_KE" w:bidi="sw_KE"/>
@@ -32136,7 +32142,7 @@
         </w:rPr>
         <w:t>) na mahali ambapo Masiha atajidhihirisha (</w:t>
       </w:r>
-      <w:hyperlink r:id="rId711">
+      <w:hyperlink r:id="rId712">
         <w:r>
           <w:rPr>
             <w:lang w:val="sw_KE" w:bidi="sw_KE"/>
@@ -32154,7 +32160,7 @@
         </w:rPr>
         <w:t xml:space="preserve">; </w:t>
       </w:r>
-      <w:hyperlink r:id="rId712">
+      <w:hyperlink r:id="rId713">
         <w:r>
           <w:rPr>
             <w:lang w:val="sw_KE" w:bidi="sw_KE"/>
@@ -32251,7 +32257,7 @@
         </w:rPr>
         <w:t xml:space="preserve">Sehemu hii inahusu uhusiano wa Yesu na Hekalu la Yerusalemu. Mpangilio wa kijiografia wa Marko unaweka katika </w:t>
       </w:r>
-      <w:hyperlink r:id="rId713">
+      <w:hyperlink r:id="rId714">
         <w:r>
           <w:rPr>
             <w:lang w:val="sw_KE" w:bidi="sw_KE"/>
@@ -32269,7 +32275,7 @@
         </w:rPr>
         <w:t xml:space="preserve"> akaunti zake zote za mafundisho na matukio ya Yesu yanayohusiana na Yerusalemu. • Sehemu hii inahitimisha (</w:t>
       </w:r>
-      <w:hyperlink r:id="rId714">
+      <w:hyperlink r:id="rId715">
         <w:r>
           <w:rPr>
             <w:lang w:val="sw_KE" w:bidi="sw_KE"/>
@@ -32287,7 +32293,7 @@
         </w:rPr>
         <w:t xml:space="preserve">) na mafundisho ya pili ya Yesu kwa upana (tazama </w:t>
       </w:r>
-      <w:hyperlink r:id="rId715">
+      <w:hyperlink r:id="rId716">
         <w:r>
           <w:rPr>
             <w:lang w:val="sw_KE" w:bidi="sw_KE"/>
@@ -32305,7 +32311,7 @@
         </w:rPr>
         <w:t xml:space="preserve">), sasa ikilenga uharibifu wa Hekalu na kuja kwa Mwana wa Adamu. Ni kilele cha kauli nyingi ndani ya </w:t>
       </w:r>
-      <w:hyperlink r:id="rId716">
+      <w:hyperlink r:id="rId717">
         <w:r>
           <w:rPr>
             <w:lang w:val="sw_KE" w:bidi="sw_KE"/>
@@ -32323,7 +32329,7 @@
         </w:rPr>
         <w:t xml:space="preserve"> kuhusu hukumu ya kimungu inayokaribia kuangukia Yerusalemu na Hekalu (tazama hasa </w:t>
       </w:r>
-      <w:hyperlink r:id="rId717">
+      <w:hyperlink r:id="rId718">
         <w:r>
           <w:rPr>
             <w:lang w:val="sw_KE" w:bidi="sw_KE"/>
@@ -32407,7 +32413,7 @@
         </w:rPr>
         <w:t>Kumekuwa na mifano mingi ya maarifa ya kimuujiza ya Yesu (</w:t>
       </w:r>
-      <w:hyperlink r:id="rId718">
+      <w:hyperlink r:id="rId719">
         <w:r>
           <w:rPr>
             <w:lang w:val="sw_KE" w:bidi="sw_KE"/>
@@ -32443,7 +32449,7 @@
         </w:rPr>
         <w:t xml:space="preserve">; </w:t>
       </w:r>
-      <w:hyperlink r:id="rId719">
+      <w:hyperlink r:id="rId720">
         <w:r>
           <w:rPr>
             <w:lang w:val="sw_KE" w:bidi="sw_KE"/>
@@ -32461,7 +32467,7 @@
         </w:rPr>
         <w:t xml:space="preserve">, </w:t>
       </w:r>
-      <w:hyperlink r:id="rId720">
+      <w:hyperlink r:id="rId721">
         <w:r>
           <w:rPr>
             <w:lang w:val="sw_KE" w:bidi="sw_KE"/>
@@ -32515,7 +32521,7 @@
         </w:rPr>
         <w:t>), lakini kukubalika kwa watu kwa jibu kwamba Bwana anahitaji (</w:t>
       </w:r>
-      <w:hyperlink r:id="rId721">
+      <w:hyperlink r:id="rId722">
         <w:r>
           <w:rPr>
             <w:lang w:val="sw_KE" w:bidi="sw_KE"/>
@@ -32533,7 +32539,7 @@
         </w:rPr>
         <w:t xml:space="preserve">, </w:t>
       </w:r>
-      <w:hyperlink r:id="rId722">
+      <w:hyperlink r:id="rId723">
         <w:r>
           <w:rPr>
             <w:lang w:val="sw_KE" w:bidi="sw_KE"/>
@@ -32551,7 +32557,7 @@
         </w:rPr>
         <w:t xml:space="preserve">) inapendekeza kwamba Yesu alikuwa amepanga mapema (linganisha </w:t>
       </w:r>
-      <w:hyperlink r:id="rId723">
+      <w:hyperlink r:id="rId724">
         <w:r>
           <w:rPr>
             <w:lang w:val="sw_KE" w:bidi="sw_KE"/>
@@ -32569,7 +32575,7 @@
         </w:rPr>
         <w:t xml:space="preserve">). Yesu alikuwa amepanga kwa makusudi kuingia Yerusalemu kutimiza </w:t>
       </w:r>
-      <w:hyperlink r:id="rId724">
+      <w:hyperlink r:id="rId725">
         <w:r>
           <w:rPr>
             <w:lang w:val="sw_KE" w:bidi="sw_KE"/>
@@ -32666,7 +32672,7 @@
         </w:rPr>
         <w:t xml:space="preserve">; </w:t>
       </w:r>
-      <w:hyperlink r:id="rId725">
+      <w:hyperlink r:id="rId726">
         <w:r>
           <w:rPr>
             <w:lang w:val="sw_KE" w:bidi="sw_KE"/>
@@ -32684,7 +32690,7 @@
         </w:rPr>
         <w:t xml:space="preserve">; </w:t>
       </w:r>
-      <w:hyperlink r:id="rId726">
+      <w:hyperlink r:id="rId727">
         <w:r>
           <w:rPr>
             <w:lang w:val="sw_KE" w:bidi="sw_KE"/>
@@ -32702,7 +32708,7 @@
         </w:rPr>
         <w:t xml:space="preserve">; angalia pia </w:t>
       </w:r>
-      <w:hyperlink r:id="rId727">
+      <w:hyperlink r:id="rId728">
         <w:r>
           <w:rPr>
             <w:lang w:val="sw_KE" w:bidi="sw_KE"/>
@@ -32720,7 +32726,7 @@
         </w:rPr>
         <w:t xml:space="preserve">; </w:t>
       </w:r>
-      <w:hyperlink r:id="rId728">
+      <w:hyperlink r:id="rId729">
         <w:r>
           <w:rPr>
             <w:lang w:val="sw_KE" w:bidi="sw_KE"/>
@@ -32738,7 +32744,7 @@
         </w:rPr>
         <w:t xml:space="preserve">), kwa hivyo wangeelewa kuwa linamrejelea Bwana Yesu Kristo, ambaye alihitaji mwana-punda (angalia pia </w:t>
       </w:r>
-      <w:hyperlink r:id="rId729">
+      <w:hyperlink r:id="rId730">
         <w:r>
           <w:rPr>
             <w:lang w:val="sw_KE" w:bidi="sw_KE"/>
@@ -32756,7 +32762,7 @@
         </w:rPr>
         <w:t xml:space="preserve">; </w:t>
       </w:r>
-      <w:hyperlink r:id="rId730">
+      <w:hyperlink r:id="rId731">
         <w:r>
           <w:rPr>
             <w:lang w:val="sw_KE" w:bidi="sw_KE"/>
@@ -32870,7 +32876,7 @@
         </w:rPr>
         <w:t xml:space="preserve">mwana-punda... aliketi juu yake (angalia </w:t>
       </w:r>
-      <w:hyperlink r:id="rId724">
+      <w:hyperlink r:id="rId725">
         <w:r>
           <w:rPr>
             <w:lang w:val="sw_KE" w:bidi="sw_KE"/>
@@ -32888,7 +32894,7 @@
         </w:rPr>
         <w:t xml:space="preserve"> Baadhi ya watu bila shaka walielewa kuwa walikuwa wakishuhudia kuwasili kwa Masiya. Wanafunzi walimfanyia Yesu kiti kwa mavazi yao ya nje na wengine walitandaza mavazi na matawi kutoka kwa miti ya karibu kwenye njia ya heshima kwa Yesu kupanda kuelekea Yerusalemu (angalia </w:t>
       </w:r>
-      <w:hyperlink r:id="rId731">
+      <w:hyperlink r:id="rId732">
         <w:r>
           <w:rPr>
             <w:lang w:val="sw_KE" w:bidi="sw_KE"/>
@@ -32906,7 +32912,7 @@
         </w:rPr>
         <w:t xml:space="preserve">; </w:t>
       </w:r>
-      <w:hyperlink r:id="rId732">
+      <w:hyperlink r:id="rId733">
         <w:r>
           <w:rPr>
             <w:lang w:val="sw_KE" w:bidi="sw_KE"/>
@@ -32998,7 +33004,7 @@
         </w:rPr>
         <w:t xml:space="preserve"> haikutumika tena kwa maana halisi kama kilio cha kuokolewa kutoka kwa maadui bali ilikuwa imekuwa usemi wa furaha na shangwe (linganisha na “Sifa kwa Bwana!” kama inavyotumika leo). Kwa watu, ilikuwa ni mapokezi ya furaha (</w:t>
       </w:r>
-      <w:hyperlink r:id="rId733">
+      <w:hyperlink r:id="rId734">
         <w:r>
           <w:rPr>
             <w:lang w:val="sw_KE" w:bidi="sw_KE"/>
@@ -33016,7 +33022,7 @@
         </w:rPr>
         <w:t>) ya mhiji maarufu, nabii kutoka Galilaya (</w:t>
       </w:r>
-      <w:hyperlink r:id="rId734">
+      <w:hyperlink r:id="rId735">
         <w:r>
           <w:rPr>
             <w:lang w:val="sw_KE" w:bidi="sw_KE"/>
@@ -33034,7 +33040,7 @@
         </w:rPr>
         <w:t>). Muujiza wa kumfufua Lazaro kutoka kwa wafu unaweza kuwa uliongeza msisimko wa siku hiyo (</w:t>
       </w:r>
-      <w:hyperlink r:id="rId735">
+      <w:hyperlink r:id="rId736">
         <w:r>
           <w:rPr>
             <w:lang w:val="sw_KE" w:bidi="sw_KE"/>
@@ -33118,7 +33124,7 @@
         </w:rPr>
         <w:t>Akaunti inaisha kwa kushangaza: Umati wenye shangwe unatokomea na kuingia kwa Yesu Hekaluni ni jambo lisilo na mvuto ikilinganishwa na njia yake. Inaonekana, katika akili za watu, hakuna kitu muhimu kilichotokea. Yesu akitazama huku na huku anamwandaa msomaji kwa hukumu ya Mungu juu ya Hekalu (</w:t>
       </w:r>
-      <w:hyperlink r:id="rId736">
+      <w:hyperlink r:id="rId737">
         <w:r>
           <w:rPr>
             <w:lang w:val="sw_KE" w:bidi="sw_KE"/>
@@ -33184,7 +33190,7 @@
         </w:rPr>
         <w:t xml:space="preserve">Kwenye Injili za Sinoptiki, kuingia kwa Yesu kama Masihi Yerusalemu kunahusishwa kwa karibu na kusafisha Hekalu (angalia </w:t>
       </w:r>
-      <w:hyperlink r:id="rId736">
+      <w:hyperlink r:id="rId737">
         <w:r>
           <w:rPr>
             <w:lang w:val="sw_KE" w:bidi="sw_KE"/>
@@ -33202,7 +33208,7 @@
         </w:rPr>
         <w:t xml:space="preserve">; linganisha </w:t>
       </w:r>
-      <w:hyperlink r:id="rId737">
+      <w:hyperlink r:id="rId738">
         <w:r>
           <w:rPr>
             <w:lang w:val="sw_KE" w:bidi="sw_KE"/>
@@ -33220,7 +33226,7 @@
         </w:rPr>
         <w:t xml:space="preserve">; </w:t>
       </w:r>
-      <w:hyperlink r:id="rId738">
+      <w:hyperlink r:id="rId739">
         <w:r>
           <w:rPr>
             <w:lang w:val="sw_KE" w:bidi="sw_KE"/>
@@ -33238,7 +33244,7 @@
         </w:rPr>
         <w:t>). Hata hivyo, katika Yohana, akaunti ya kusafisha inarekodiwa mapema katika huduma ya Yesu (</w:t>
       </w:r>
-      <w:hyperlink r:id="rId739">
+      <w:hyperlink r:id="rId740">
         <w:r>
           <w:rPr>
             <w:lang w:val="sw_KE" w:bidi="sw_KE"/>
@@ -33256,7 +33262,7 @@
         </w:rPr>
         <w:t>). Haijulikani kama kulikuwa na matukio mawili tofauti ya kusafisha Hekalu (tukio la mapema lililorekodiwa katika Yohana na tukio hili la baadaye lililorekodiwa katika Mathayo, Marko, na Luka) au tukio moja tu la kusafisha lililorekodiwa katika sehemu tofauti na Yohana na waandishi wa sinoptiki. Katika akaunti ya Marko, kulaani mti wa mtini (</w:t>
       </w:r>
-      <w:hyperlink r:id="rId740">
+      <w:hyperlink r:id="rId741">
         <w:r>
           <w:rPr>
             <w:lang w:val="sw_KE" w:bidi="sw_KE"/>
@@ -33274,7 +33280,7 @@
         </w:rPr>
         <w:t xml:space="preserve">, </w:t>
       </w:r>
-      <w:hyperlink r:id="rId741">
+      <w:hyperlink r:id="rId742">
         <w:r>
           <w:rPr>
             <w:lang w:val="sw_KE" w:bidi="sw_KE"/>
@@ -33305,7 +33311,7 @@
         </w:rPr>
         <w:t xml:space="preserve"> (vitabu vya mwisho) kuzunguka kusafisha Hekalu (</w:t>
       </w:r>
-      <w:hyperlink r:id="rId742">
+      <w:hyperlink r:id="rId743">
         <w:r>
           <w:rPr>
             <w:lang w:val="sw_KE" w:bidi="sw_KE"/>
@@ -33371,7 +33377,7 @@
         </w:rPr>
         <w:t>ilikuwa mapema sana katika msimu kwa matunda: Yesu hakulaani mtini kwa sababu tu ulikosa matunda. Badala yake, alikuwa akifanya ishara ya kinabii kama zile za manabii wa awali (</w:t>
       </w:r>
-      <w:hyperlink r:id="rId743">
+      <w:hyperlink r:id="rId744">
         <w:r>
           <w:rPr>
             <w:lang w:val="sw_KE" w:bidi="sw_KE"/>
@@ -33389,7 +33395,7 @@
         </w:rPr>
         <w:t xml:space="preserve">; </w:t>
       </w:r>
-      <w:hyperlink r:id="rId744">
+      <w:hyperlink r:id="rId745">
         <w:r>
           <w:rPr>
             <w:lang w:val="sw_KE" w:bidi="sw_KE"/>
@@ -33407,7 +33413,7 @@
         </w:rPr>
         <w:t xml:space="preserve">; </w:t>
       </w:r>
-      <w:hyperlink r:id="rId745">
+      <w:hyperlink r:id="rId746">
         <w:r>
           <w:rPr>
             <w:lang w:val="sw_KE" w:bidi="sw_KE"/>
@@ -33425,7 +33431,7 @@
         </w:rPr>
         <w:t xml:space="preserve">; </w:t>
       </w:r>
-      <w:hyperlink r:id="rId746">
+      <w:hyperlink r:id="rId747">
         <w:r>
           <w:rPr>
             <w:lang w:val="sw_KE" w:bidi="sw_KE"/>
@@ -33491,7 +33497,7 @@
         </w:rPr>
         <w:t xml:space="preserve">Waliporudi: Walipoingia Hekaluni, Yesu alikasirishwa sana na biashara ya kuuza na kununua wanyama wa sadaka na ubadilishaji wa pesa. Iliangaliwa na makuhani, ambao pekee yao wangeweza kuthibitisha kuwa sadaka inayowezekana ilikuwa inakubalika. Zoezi la kuuza wanyama wa sadaka lililenga kuhakikisha kuwa wanyama wasio na dosari tu ndio walitumika katika huduma ya Hekalu. Ilifanywa kwa kuweka meza za kubadilishia pesa katika maeneo ya Yerusalemu, lakini meza za kubadilishia pesa ziliwekwa ndani ya Hekalu lenyewe tarehe kumi na tano ya Adari, mwezi mmoja kabla ya Pasaka. Kwa kawaida kiwango cha ubadilishaji kilihusisha kamisheni ya asilimia 4 hadi 8. Kwa sababu ya idadi kubwa ya nusu-shekeli (angalia </w:t>
       </w:r>
-      <w:hyperlink r:id="rId747">
+      <w:hyperlink r:id="rId748">
         <w:r>
           <w:rPr>
             <w:lang w:val="sw_KE" w:bidi="sw_KE"/>
@@ -33509,7 +33515,7 @@
         </w:rPr>
         <w:t>) na sadaka zilizohusika, ubadilishaji wa pesa na uuzaji wa wanyama wa sadaka ulikuwa na faida kubwa. Fasihi ya Kiyahudi ya wakati huo ilikuwa na ukosoaji mkali kwa makuhani kwa kujilimbikizia utajiri mkubwa kwa kuwaibia maskini. Yesu hakuwa na upinzani na Hekalu wala kushambulia mfumo wa sadaka (</w:t>
       </w:r>
-      <w:hyperlink r:id="rId748">
+      <w:hyperlink r:id="rId749">
         <w:r>
           <w:rPr>
             <w:lang w:val="sw_KE" w:bidi="sw_KE"/>
@@ -33527,7 +33533,7 @@
         </w:rPr>
         <w:t xml:space="preserve">; </w:t>
       </w:r>
-      <w:hyperlink r:id="rId749">
+      <w:hyperlink r:id="rId750">
         <w:r>
           <w:rPr>
             <w:lang w:val="sw_KE" w:bidi="sw_KE"/>
@@ -33545,7 +33551,7 @@
         </w:rPr>
         <w:t xml:space="preserve">, </w:t>
       </w:r>
-      <w:hyperlink r:id="rId750">
+      <w:hyperlink r:id="rId751">
         <w:r>
           <w:rPr>
             <w:lang w:val="sw_KE" w:bidi="sw_KE"/>
@@ -33563,7 +33569,7 @@
         </w:rPr>
         <w:t xml:space="preserve">; </w:t>
       </w:r>
-      <w:hyperlink r:id="rId751">
+      <w:hyperlink r:id="rId752">
         <w:r>
           <w:rPr>
             <w:lang w:val="sw_KE" w:bidi="sw_KE"/>
@@ -33581,7 +33587,7 @@
         </w:rPr>
         <w:t xml:space="preserve">; </w:t>
       </w:r>
-      <w:hyperlink r:id="rId752">
+      <w:hyperlink r:id="rId753">
         <w:r>
           <w:rPr>
             <w:lang w:val="sw_KE" w:bidi="sw_KE"/>
@@ -33599,7 +33605,7 @@
         </w:rPr>
         <w:t xml:space="preserve">; </w:t>
       </w:r>
-      <w:hyperlink r:id="rId753">
+      <w:hyperlink r:id="rId754">
         <w:r>
           <w:rPr>
             <w:lang w:val="sw_KE" w:bidi="sw_KE"/>
@@ -33617,7 +33623,7 @@
         </w:rPr>
         <w:t xml:space="preserve">; </w:t>
       </w:r>
-      <w:hyperlink r:id="rId754">
+      <w:hyperlink r:id="rId755">
         <w:r>
           <w:rPr>
             <w:lang w:val="sw_KE" w:bidi="sw_KE"/>
@@ -33818,7 +33824,7 @@
         </w:rPr>
         <w:t xml:space="preserve">Yesu alinukuu </w:t>
       </w:r>
-      <w:hyperlink r:id="rId755">
+      <w:hyperlink r:id="rId756">
         <w:r>
           <w:rPr>
             <w:lang w:val="sw_KE" w:bidi="sw_KE"/>
@@ -33836,7 +33842,7 @@
         </w:rPr>
         <w:t xml:space="preserve"> na </w:t>
       </w:r>
-      <w:hyperlink r:id="rId756">
+      <w:hyperlink r:id="rId757">
         <w:r>
           <w:rPr>
             <w:lang w:val="sw_KE" w:bidi="sw_KE"/>
@@ -34022,7 +34028,7 @@
         </w:rPr>
         <w:t>Yesu na wanafunzi wake waliondoka: Wanaonekana walirudi Bethania (</w:t>
       </w:r>
-      <w:hyperlink r:id="rId757">
+      <w:hyperlink r:id="rId758">
         <w:r>
           <w:rPr>
             <w:lang w:val="sw_KE" w:bidi="sw_KE"/>
@@ -34040,7 +34046,7 @@
         </w:rPr>
         <w:t xml:space="preserve">; </w:t>
       </w:r>
-      <w:hyperlink r:id="rId758">
+      <w:hyperlink r:id="rId759">
         <w:r>
           <w:rPr>
             <w:lang w:val="sw_KE" w:bidi="sw_KE"/>
@@ -34154,7 +34160,7 @@
         </w:rPr>
         <w:t xml:space="preserve">Umuhimu wa maneno ya Yesu unasisitizwa na kauli yake ya kusisitiza Ninakuambia ukweli. Mlima huu labda unaashiria Mlima wa Hekalu, sio Mlima wa Mizeituni. Hukumu ya Hekalu ndiyo lengo la </w:t>
       </w:r>
-      <w:hyperlink r:id="rId717">
+      <w:hyperlink r:id="rId718">
         <w:r>
           <w:rPr>
             <w:lang w:val="sw_KE" w:bidi="sw_KE"/>
@@ -34172,7 +34178,7 @@
         </w:rPr>
         <w:t xml:space="preserve">; itatajwa tena katika </w:t>
       </w:r>
-      <w:hyperlink r:id="rId759">
+      <w:hyperlink r:id="rId760">
         <w:r>
           <w:rPr>
             <w:lang w:val="sw_KE" w:bidi="sw_KE"/>
@@ -34190,7 +34196,7 @@
         </w:rPr>
         <w:t xml:space="preserve"> na kwa urefu mkubwa katika </w:t>
       </w:r>
-      <w:hyperlink r:id="rId714">
+      <w:hyperlink r:id="rId715">
         <w:r>
           <w:rPr>
             <w:lang w:val="sw_KE" w:bidi="sw_KE"/>
@@ -34226,7 +34232,7 @@
         </w:rPr>
         <w:t>) na kusulubiwa (</w:t>
       </w:r>
-      <w:hyperlink r:id="rId760">
+      <w:hyperlink r:id="rId761">
         <w:r>
           <w:rPr>
             <w:lang w:val="sw_KE" w:bidi="sw_KE"/>
@@ -34310,7 +34316,7 @@
         </w:rPr>
         <w:t xml:space="preserve"> kwa neno amini. Katika ya kwanza (</w:t>
       </w:r>
-      <w:hyperlink r:id="rId761">
+      <w:hyperlink r:id="rId762">
         <w:r>
           <w:rPr>
             <w:lang w:val="sw_KE" w:bidi="sw_KE"/>
@@ -34328,7 +34334,7 @@
         </w:rPr>
         <w:t xml:space="preserve">), tunaambiwa kwamba tutapokea kile tunachoomba (ona </w:t>
       </w:r>
-      <w:hyperlink r:id="rId762">
+      <w:hyperlink r:id="rId763">
         <w:r>
           <w:rPr>
             <w:lang w:val="sw_KE" w:bidi="sw_KE"/>
@@ -34364,7 +34370,7 @@
         </w:rPr>
         <w:t>. • Msamaha ni sharti la pili kwa maombi kujibiwa. Ni pale tu tunaposamehe wengine ndipo ombi letu muhimu zaidi, kwamba Mungu atusamehe, linaweza kujibiwa (</w:t>
       </w:r>
-      <w:hyperlink r:id="rId763">
+      <w:hyperlink r:id="rId764">
         <w:r>
           <w:rPr>
             <w:lang w:val="sw_KE" w:bidi="sw_KE"/>
@@ -34382,7 +34388,7 @@
         </w:rPr>
         <w:t xml:space="preserve">; </w:t>
       </w:r>
-      <w:hyperlink r:id="rId764">
+      <w:hyperlink r:id="rId765">
         <w:r>
           <w:rPr>
             <w:lang w:val="sw_KE" w:bidi="sw_KE"/>
@@ -34400,7 +34406,7 @@
         </w:rPr>
         <w:t xml:space="preserve">, </w:t>
       </w:r>
-      <w:hyperlink r:id="rId765">
+      <w:hyperlink r:id="rId766">
         <w:r>
           <w:rPr>
             <w:lang w:val="sw_KE" w:bidi="sw_KE"/>
@@ -34418,7 +34424,7 @@
         </w:rPr>
         <w:t xml:space="preserve">; </w:t>
       </w:r>
-      <w:hyperlink r:id="rId766">
+      <w:hyperlink r:id="rId767">
         <w:r>
           <w:rPr>
             <w:lang w:val="sw_KE" w:bidi="sw_KE"/>
@@ -34436,7 +34442,7 @@
         </w:rPr>
         <w:t xml:space="preserve">; </w:t>
       </w:r>
-      <w:hyperlink r:id="rId767">
+      <w:hyperlink r:id="rId768">
         <w:r>
           <w:rPr>
             <w:lang w:val="sw_KE" w:bidi="sw_KE"/>
@@ -34454,7 +34460,7 @@
         </w:rPr>
         <w:t xml:space="preserve">; linganisha </w:t>
       </w:r>
-      <w:hyperlink r:id="rId768">
+      <w:hyperlink r:id="rId769">
         <w:r>
           <w:rPr>
             <w:lang w:val="sw_KE" w:bidi="sw_KE"/>
@@ -34472,7 +34478,7 @@
         </w:rPr>
         <w:t xml:space="preserve">, </w:t>
       </w:r>
-      <w:hyperlink r:id="rId769">
+      <w:hyperlink r:id="rId770">
         <w:r>
           <w:rPr>
             <w:lang w:val="sw_KE" w:bidi="sw_KE"/>
@@ -34490,7 +34496,7 @@
         </w:rPr>
         <w:t xml:space="preserve">; </w:t>
       </w:r>
-      <w:hyperlink r:id="rId770">
+      <w:hyperlink r:id="rId771">
         <w:r>
           <w:rPr>
             <w:lang w:val="sw_KE" w:bidi="sw_KE"/>
@@ -34508,7 +34514,7 @@
         </w:rPr>
         <w:t xml:space="preserve">; </w:t>
       </w:r>
-      <w:hyperlink r:id="rId771">
+      <w:hyperlink r:id="rId772">
         <w:r>
           <w:rPr>
             <w:lang w:val="sw_KE" w:bidi="sw_KE"/>
@@ -34574,7 +34580,7 @@
         </w:rPr>
         <w:t xml:space="preserve">Aliporudi tena Yerusalemu (ona </w:t>
       </w:r>
-      <w:hyperlink r:id="rId772">
+      <w:hyperlink r:id="rId773">
         <w:r>
           <w:rPr>
             <w:lang w:val="sw_KE" w:bidi="sw_KE"/>
@@ -34592,7 +34598,7 @@
         </w:rPr>
         <w:t xml:space="preserve">, </w:t>
       </w:r>
-      <w:hyperlink r:id="rId757">
+      <w:hyperlink r:id="rId758">
         <w:r>
           <w:rPr>
             <w:lang w:val="sw_KE" w:bidi="sw_KE"/>
@@ -34610,7 +34616,7 @@
         </w:rPr>
         <w:t xml:space="preserve">, </w:t>
       </w:r>
-      <w:hyperlink r:id="rId773">
+      <w:hyperlink r:id="rId774">
         <w:r>
           <w:rPr>
             <w:lang w:val="sw_KE" w:bidi="sw_KE"/>
@@ -34628,7 +34634,7 @@
         </w:rPr>
         <w:t>), Yesu na wanafunzi wake waliingia Hekaluni. Kurudia mara kwa mara kwa Yerusalemu kunawakumbusha wasomaji kile ambacho kingetokea hivi karibuni huko (</w:t>
       </w:r>
-      <w:hyperlink r:id="rId690">
+      <w:hyperlink r:id="rId691">
         <w:r>
           <w:rPr>
             <w:lang w:val="sw_KE" w:bidi="sw_KE"/>
@@ -34682,7 +34688,7 @@
         </w:rPr>
         <w:t xml:space="preserve">; </w:t>
       </w:r>
-      <w:hyperlink r:id="rId774">
+      <w:hyperlink r:id="rId775">
         <w:r>
           <w:rPr>
             <w:lang w:val="sw_KE" w:bidi="sw_KE"/>
@@ -34754,7 +34760,7 @@
         </w:rPr>
         <w:t xml:space="preserve">; </w:t>
       </w:r>
-      <w:hyperlink r:id="rId775">
+      <w:hyperlink r:id="rId776">
         <w:r>
           <w:rPr>
             <w:lang w:val="sw_KE" w:bidi="sw_KE"/>
@@ -34820,7 +34826,7 @@
         </w:rPr>
         <w:t>Baada ya kusafisha Hekalu (</w:t>
       </w:r>
-      <w:hyperlink r:id="rId736">
+      <w:hyperlink r:id="rId737">
         <w:r>
           <w:rPr>
             <w:lang w:val="sw_KE" w:bidi="sw_KE"/>
@@ -34838,7 +34844,7 @@
         </w:rPr>
         <w:t xml:space="preserve">; </w:t>
       </w:r>
-      <w:hyperlink r:id="rId776">
+      <w:hyperlink r:id="rId777">
         <w:r>
           <w:rPr>
             <w:lang w:val="sw_KE" w:bidi="sw_KE"/>
@@ -34856,7 +34862,7 @@
         </w:rPr>
         <w:t xml:space="preserve">; </w:t>
       </w:r>
-      <w:hyperlink r:id="rId777">
+      <w:hyperlink r:id="rId778">
         <w:r>
           <w:rPr>
             <w:lang w:val="sw_KE" w:bidi="sw_KE"/>
@@ -34874,7 +34880,7 @@
         </w:rPr>
         <w:t xml:space="preserve">), wapinzani wa Yesu wanahoji mamlaka yake ya kufanya hivyo (tazama pia </w:t>
       </w:r>
-      <w:hyperlink r:id="rId778">
+      <w:hyperlink r:id="rId779">
         <w:r>
           <w:rPr>
             <w:lang w:val="sw_KE" w:bidi="sw_KE"/>
@@ -34892,7 +34898,7 @@
         </w:rPr>
         <w:t xml:space="preserve">; </w:t>
       </w:r>
-      <w:hyperlink r:id="rId779">
+      <w:hyperlink r:id="rId780">
         <w:r>
           <w:rPr>
             <w:lang w:val="sw_KE" w:bidi="sw_KE"/>
@@ -34910,7 +34916,7 @@
         </w:rPr>
         <w:t xml:space="preserve">; linganisha </w:t>
       </w:r>
-      <w:hyperlink r:id="rId780">
+      <w:hyperlink r:id="rId781">
         <w:r>
           <w:rPr>
             <w:lang w:val="sw_KE" w:bidi="sw_KE"/>
@@ -35012,7 +35018,7 @@
         </w:rPr>
         <w:t xml:space="preserve">; </w:t>
       </w:r>
-      <w:hyperlink r:id="rId781">
+      <w:hyperlink r:id="rId782">
         <w:r>
           <w:rPr>
             <w:lang w:val="sw_KE" w:bidi="sw_KE"/>
@@ -35030,7 +35036,7 @@
         </w:rPr>
         <w:t>), kuponya (</w:t>
       </w:r>
-      <w:hyperlink r:id="rId782">
+      <w:hyperlink r:id="rId783">
         <w:r>
           <w:rPr>
             <w:lang w:val="sw_KE" w:bidi="sw_KE"/>
@@ -35048,7 +35054,7 @@
         </w:rPr>
         <w:t xml:space="preserve">; </w:t>
       </w:r>
-      <w:hyperlink r:id="rId783">
+      <w:hyperlink r:id="rId784">
         <w:r>
           <w:rPr>
             <w:lang w:val="sw_KE" w:bidi="sw_KE"/>
@@ -35132,7 +35138,7 @@
         </w:rPr>
         <w:t xml:space="preserve">Yesu mara nyingi aliwajibu wapinzani wake kwa maswali ya kupinga (mfano, </w:t>
       </w:r>
-      <w:hyperlink r:id="rId784">
+      <w:hyperlink r:id="rId785">
         <w:r>
           <w:rPr>
             <w:lang w:val="sw_KE" w:bidi="sw_KE"/>
@@ -35150,7 +35156,7 @@
         </w:rPr>
         <w:t xml:space="preserve">, </w:t>
       </w:r>
-      <w:hyperlink r:id="rId785">
+      <w:hyperlink r:id="rId786">
         <w:r>
           <w:rPr>
             <w:lang w:val="sw_KE" w:bidi="sw_KE"/>
@@ -35168,7 +35174,7 @@
         </w:rPr>
         <w:t xml:space="preserve">, </w:t>
       </w:r>
-      <w:hyperlink r:id="rId786">
+      <w:hyperlink r:id="rId787">
         <w:r>
           <w:rPr>
             <w:lang w:val="sw_KE" w:bidi="sw_KE"/>
@@ -35204,7 +35210,7 @@
         </w:rPr>
         <w:t xml:space="preserve">, </w:t>
       </w:r>
-      <w:hyperlink r:id="rId787">
+      <w:hyperlink r:id="rId788">
         <w:r>
           <w:rPr>
             <w:lang w:val="sw_KE" w:bidi="sw_KE"/>
@@ -35222,7 +35228,7 @@
         </w:rPr>
         <w:t xml:space="preserve">; </w:t>
       </w:r>
-      <w:hyperlink r:id="rId788">
+      <w:hyperlink r:id="rId789">
         <w:r>
           <w:rPr>
             <w:lang w:val="sw_KE" w:bidi="sw_KE"/>
@@ -35240,7 +35246,7 @@
         </w:rPr>
         <w:t xml:space="preserve">, </w:t>
       </w:r>
-      <w:hyperlink r:id="rId789">
+      <w:hyperlink r:id="rId790">
         <w:r>
           <w:rPr>
             <w:lang w:val="sw_KE" w:bidi="sw_KE"/>
@@ -35258,7 +35264,7 @@
         </w:rPr>
         <w:t xml:space="preserve">; tazama pia </w:t>
       </w:r>
-      <w:hyperlink r:id="rId790">
+      <w:hyperlink r:id="rId791">
         <w:r>
           <w:rPr>
             <w:lang w:val="sw_KE" w:bidi="sw_KE"/>
@@ -35324,7 +35330,7 @@
         </w:rPr>
         <w:t>Yesu aliweka wapinzani wake katika hali ngumu, kwa kuwa jibu la 'ndiyo' au 'hapana' lingeharibu sifa na mamlaka yao machoni pa watu. Kukataa mamlaka ya kinabii ya Yohana kungeweza kuwakasirisha watu. Kukubali kungeonyesha kwamba walipaswa kukubali kile Yohana alisema, ikiwa ni pamoja na kile alichosema kuhusu Yesu. Jibu hili pia lingejibu swali lao wenyewe (</w:t>
       </w:r>
-      <w:hyperlink r:id="rId791">
+      <w:hyperlink r:id="rId792">
         <w:r>
           <w:rPr>
             <w:lang w:val="sw_KE" w:bidi="sw_KE"/>
@@ -35408,7 +35414,7 @@
         </w:rPr>
         <w:t xml:space="preserve">; </w:t>
       </w:r>
-      <w:hyperlink r:id="rId792">
+      <w:hyperlink r:id="rId793">
         <w:r>
           <w:rPr>
             <w:lang w:val="sw_KE" w:bidi="sw_KE"/>
@@ -35426,7 +35432,7 @@
         </w:rPr>
         <w:t>), kutotaka kwao kuona (</w:t>
       </w:r>
-      <w:hyperlink r:id="rId793">
+      <w:hyperlink r:id="rId794">
         <w:r>
           <w:rPr>
             <w:lang w:val="sw_KE" w:bidi="sw_KE"/>
@@ -35546,7 +35552,7 @@
         </w:rPr>
         <w:t xml:space="preserve">). • Maelezo ya mwanzo ya hadithi yanatoka </w:t>
       </w:r>
-      <w:hyperlink r:id="rId794">
+      <w:hyperlink r:id="rId795">
         <w:r>
           <w:rPr>
             <w:lang w:val="sw_KE" w:bidi="sw_KE"/>
@@ -35612,6 +35618,91 @@
         </w:rPr>
         <w:t xml:space="preserve">Matukio ya </w:t>
       </w:r>
+      <w:hyperlink r:id="rId796">
+        <w:r>
+          <w:rPr>
+            <w:lang w:val="sw_KE" w:bidi="sw_KE"/>
+          </w:rPr>
+          <w:rPr>
+            <w:color w:val="0000EE"/>
+            <w:u w:val="single"/>
+          </w:rPr>
+          <w:t>11:27–12:44</w:t>
+        </w:r>
+      </w:hyperlink>
+      <w:r>
+        <w:rPr>
+          <w:lang w:val="sw_KE" w:bidi="sw_KE"/>
+        </w:rPr>
+        <w:t xml:space="preserve"> yote yanatokea katika Hekalu (tazama </w:t>
+      </w:r>
+      <w:hyperlink r:id="rId552">
+        <w:r>
+          <w:rPr>
+            <w:lang w:val="sw_KE" w:bidi="sw_KE"/>
+          </w:rPr>
+          <w:rPr>
+            <w:color w:val="0000EE"/>
+            <w:u w:val="single"/>
+          </w:rPr>
+          <w:t>11:27</w:t>
+        </w:r>
+      </w:hyperlink>
+      <w:r>
+        <w:rPr>
+          <w:lang w:val="sw_KE" w:bidi="sw_KE"/>
+        </w:rPr>
+        <w:t xml:space="preserve">; </w:t>
+      </w:r>
+      <w:hyperlink r:id="rId641">
+        <w:r>
+          <w:rPr>
+            <w:lang w:val="sw_KE" w:bidi="sw_KE"/>
+          </w:rPr>
+          <w:rPr>
+            <w:color w:val="0000EE"/>
+            <w:u w:val="single"/>
+          </w:rPr>
+          <w:t>13:1</w:t>
+        </w:r>
+      </w:hyperlink>
+      <w:r>
+        <w:rPr>
+          <w:lang w:val="sw_KE" w:bidi="sw_KE"/>
+        </w:rPr>
+        <w:t xml:space="preserve">). Hadithi hii (kwa maana halisi </w:t>
+      </w:r>
+      <w:r>
+        <w:rPr>
+          <w:i/>
+          <w:lang w:val="sw_KE" w:bidi="sw_KE"/>
+        </w:rPr>
+        <w:t>mfano</w:t>
+      </w:r>
+      <w:r>
+        <w:rPr>
+          <w:lang w:val="sw_KE" w:bidi="sw_KE"/>
+        </w:rPr>
+        <w:t>) inahusiana sana na swali la awali kuhusu mamlaka ya Yesu (</w:t>
+      </w:r>
+      <w:hyperlink r:id="rId797">
+        <w:r>
+          <w:rPr>
+            <w:lang w:val="sw_KE" w:bidi="sw_KE"/>
+          </w:rPr>
+          <w:rPr>
+            <w:color w:val="0000EE"/>
+            <w:u w:val="single"/>
+          </w:rPr>
+          <w:t>11:27–33</w:t>
+        </w:r>
+      </w:hyperlink>
+      <w:r>
+        <w:rPr>
+          <w:lang w:val="sw_KE" w:bidi="sw_KE"/>
+        </w:rPr>
+        <w:t xml:space="preserve">) kwa maneno ya utangulizi, Kisha Yesu akaanza kuwafundisha. Mfano huu ni jibu la kina la Yesu kwa viongozi wa kidini. • Yesu alikusudia hadhira yake itafsiri mfano huu kwa kuzingatia </w:t>
+      </w:r>
       <w:hyperlink r:id="rId795">
         <w:r>
           <w:rPr>
@@ -35621,25 +35712,79 @@
             <w:color w:val="0000EE"/>
             <w:u w:val="single"/>
           </w:rPr>
-          <w:t>11:27–12:44</w:t>
-        </w:r>
-      </w:hyperlink>
-      <w:r>
-        <w:rPr>
-          <w:lang w:val="sw_KE" w:bidi="sw_KE"/>
-        </w:rPr>
-        <w:t xml:space="preserve"> yote yanatokea katika Hekalu (tazama </w:t>
-      </w:r>
-      <w:hyperlink r:id="rId552">
-        <w:r>
-          <w:rPr>
-            <w:lang w:val="sw_KE" w:bidi="sw_KE"/>
-          </w:rPr>
-          <w:rPr>
-            <w:color w:val="0000EE"/>
-            <w:u w:val="single"/>
-          </w:rPr>
-          <w:t>11:27</w:t>
+          <w:t>Isa 5:1–7</w:t>
+        </w:r>
+      </w:hyperlink>
+      <w:r>
+        <w:rPr>
+          <w:lang w:val="sw_KE" w:bidi="sw_KE"/>
+        </w:rPr>
+        <w:t>, hadithi inayofanana ya mtu anayepanda shamba la mizabibu, kujenga mnara wa ulinzi, kuweka uzio kuzunguka shamba la mizabibu, na kuchimba shimo kwa ajili ya shinikizo la divai. Swali linalofanana linaulizwa: Unadhani mwenye shamba la mizabibu atafanya nini? (</w:t>
+      </w:r>
+      <w:hyperlink r:id="rId760">
+        <w:r>
+          <w:rPr>
+            <w:lang w:val="sw_KE" w:bidi="sw_KE"/>
+          </w:rPr>
+          <w:rPr>
+            <w:color w:val="0000EE"/>
+            <w:u w:val="single"/>
+          </w:rPr>
+          <w:t>Marko 12:9</w:t>
+        </w:r>
+      </w:hyperlink>
+      <w:r>
+        <w:rPr>
+          <w:lang w:val="sw_KE" w:bidi="sw_KE"/>
+        </w:rPr>
+        <w:t xml:space="preserve">; linganisha </w:t>
+      </w:r>
+      <w:hyperlink r:id="rId798">
+        <w:r>
+          <w:rPr>
+            <w:lang w:val="sw_KE" w:bidi="sw_KE"/>
+          </w:rPr>
+          <w:rPr>
+            <w:color w:val="0000EE"/>
+            <w:u w:val="single"/>
+          </w:rPr>
+          <w:t>Isa 5:4</w:t>
+        </w:r>
+      </w:hyperlink>
+      <w:r>
+        <w:rPr>
+          <w:lang w:val="sw_KE" w:bidi="sw_KE"/>
+        </w:rPr>
+        <w:t>). Isaya anabainisha wazi kwamba shamba la mizabibu ni watu wa Israeli (</w:t>
+      </w:r>
+      <w:hyperlink r:id="rId799">
+        <w:r>
+          <w:rPr>
+            <w:lang w:val="sw_KE" w:bidi="sw_KE"/>
+          </w:rPr>
+          <w:rPr>
+            <w:color w:val="0000EE"/>
+            <w:u w:val="single"/>
+          </w:rPr>
+          <w:t>Isa 5:7</w:t>
+        </w:r>
+      </w:hyperlink>
+      <w:r>
+        <w:rPr>
+          <w:lang w:val="sw_KE" w:bidi="sw_KE"/>
+        </w:rPr>
+        <w:t>); wasikilizaji wa Yesu na wasomaji wa Marko wangeelewa hadithi ya sasa kama mfano kuhusu Waisraeli. Maelezo mengine katika hadithi pia yanakusudiwa kutafsiriwa kwa mfano: Wapangaji wanawakilisha viongozi wa Israeli; mwenye shamba anawakilisha Mungu; watumishi wanawakilisha manabii wa Agano la Kale; mwana mpendwa anawakilisha Yesu, Mwana wa Mungu; mauaji ya mwana yanawakilisha kusulubiwa kwa Yesu; na kutoa shamba la mizabibu kwa wengine kunawakilisha hukumu inayokuja juu ya Israeli (</w:t>
+      </w:r>
+      <w:hyperlink r:id="rId737">
+        <w:r>
+          <w:rPr>
+            <w:lang w:val="sw_KE" w:bidi="sw_KE"/>
+          </w:rPr>
+          <w:rPr>
+            <w:color w:val="0000EE"/>
+            <w:u w:val="single"/>
+          </w:rPr>
+          <w:t>Marko 11:15–17</w:t>
         </w:r>
       </w:hyperlink>
       <w:r>
@@ -35648,146 +35793,7 @@
         </w:rPr>
         <w:t xml:space="preserve">; </w:t>
       </w:r>
-      <w:hyperlink r:id="rId640">
-        <w:r>
-          <w:rPr>
-            <w:lang w:val="sw_KE" w:bidi="sw_KE"/>
-          </w:rPr>
-          <w:rPr>
-            <w:color w:val="0000EE"/>
-            <w:u w:val="single"/>
-          </w:rPr>
-          <w:t>13:1</w:t>
-        </w:r>
-      </w:hyperlink>
-      <w:r>
-        <w:rPr>
-          <w:lang w:val="sw_KE" w:bidi="sw_KE"/>
-        </w:rPr>
-        <w:t xml:space="preserve">). Hadithi hii (kwa maana halisi </w:t>
-      </w:r>
-      <w:r>
-        <w:rPr>
-          <w:i/>
-          <w:lang w:val="sw_KE" w:bidi="sw_KE"/>
-        </w:rPr>
-        <w:t>mfano</w:t>
-      </w:r>
-      <w:r>
-        <w:rPr>
-          <w:lang w:val="sw_KE" w:bidi="sw_KE"/>
-        </w:rPr>
-        <w:t>) inahusiana sana na swali la awali kuhusu mamlaka ya Yesu (</w:t>
-      </w:r>
-      <w:hyperlink r:id="rId796">
-        <w:r>
-          <w:rPr>
-            <w:lang w:val="sw_KE" w:bidi="sw_KE"/>
-          </w:rPr>
-          <w:rPr>
-            <w:color w:val="0000EE"/>
-            <w:u w:val="single"/>
-          </w:rPr>
-          <w:t>11:27–33</w:t>
-        </w:r>
-      </w:hyperlink>
-      <w:r>
-        <w:rPr>
-          <w:lang w:val="sw_KE" w:bidi="sw_KE"/>
-        </w:rPr>
-        <w:t xml:space="preserve">) kwa maneno ya utangulizi, Kisha Yesu akaanza kuwafundisha. Mfano huu ni jibu la kina la Yesu kwa viongozi wa kidini. • Yesu alikusudia hadhira yake itafsiri mfano huu kwa kuzingatia </w:t>
-      </w:r>
-      <w:hyperlink r:id="rId794">
-        <w:r>
-          <w:rPr>
-            <w:lang w:val="sw_KE" w:bidi="sw_KE"/>
-          </w:rPr>
-          <w:rPr>
-            <w:color w:val="0000EE"/>
-            <w:u w:val="single"/>
-          </w:rPr>
-          <w:t>Isa 5:1–7</w:t>
-        </w:r>
-      </w:hyperlink>
-      <w:r>
-        <w:rPr>
-          <w:lang w:val="sw_KE" w:bidi="sw_KE"/>
-        </w:rPr>
-        <w:t>, hadithi inayofanana ya mtu anayepanda shamba la mizabibu, kujenga mnara wa ulinzi, kuweka uzio kuzunguka shamba la mizabibu, na kuchimba shimo kwa ajili ya shinikizo la divai. Swali linalofanana linaulizwa: Unadhani mwenye shamba la mizabibu atafanya nini? (</w:t>
-      </w:r>
-      <w:hyperlink r:id="rId759">
-        <w:r>
-          <w:rPr>
-            <w:lang w:val="sw_KE" w:bidi="sw_KE"/>
-          </w:rPr>
-          <w:rPr>
-            <w:color w:val="0000EE"/>
-            <w:u w:val="single"/>
-          </w:rPr>
-          <w:t>Marko 12:9</w:t>
-        </w:r>
-      </w:hyperlink>
-      <w:r>
-        <w:rPr>
-          <w:lang w:val="sw_KE" w:bidi="sw_KE"/>
-        </w:rPr>
-        <w:t xml:space="preserve">; linganisha </w:t>
-      </w:r>
-      <w:hyperlink r:id="rId797">
-        <w:r>
-          <w:rPr>
-            <w:lang w:val="sw_KE" w:bidi="sw_KE"/>
-          </w:rPr>
-          <w:rPr>
-            <w:color w:val="0000EE"/>
-            <w:u w:val="single"/>
-          </w:rPr>
-          <w:t>Isa 5:4</w:t>
-        </w:r>
-      </w:hyperlink>
-      <w:r>
-        <w:rPr>
-          <w:lang w:val="sw_KE" w:bidi="sw_KE"/>
-        </w:rPr>
-        <w:t>). Isaya anabainisha wazi kwamba shamba la mizabibu ni watu wa Israeli (</w:t>
-      </w:r>
-      <w:hyperlink r:id="rId798">
-        <w:r>
-          <w:rPr>
-            <w:lang w:val="sw_KE" w:bidi="sw_KE"/>
-          </w:rPr>
-          <w:rPr>
-            <w:color w:val="0000EE"/>
-            <w:u w:val="single"/>
-          </w:rPr>
-          <w:t>Isa 5:7</w:t>
-        </w:r>
-      </w:hyperlink>
-      <w:r>
-        <w:rPr>
-          <w:lang w:val="sw_KE" w:bidi="sw_KE"/>
-        </w:rPr>
-        <w:t>); wasikilizaji wa Yesu na wasomaji wa Marko wangeelewa hadithi ya sasa kama mfano kuhusu Waisraeli. Maelezo mengine katika hadithi pia yanakusudiwa kutafsiriwa kwa mfano: Wapangaji wanawakilisha viongozi wa Israeli; mwenye shamba anawakilisha Mungu; watumishi wanawakilisha manabii wa Agano la Kale; mwana mpendwa anawakilisha Yesu, Mwana wa Mungu; mauaji ya mwana yanawakilisha kusulubiwa kwa Yesu; na kutoa shamba la mizabibu kwa wengine kunawakilisha hukumu inayokuja juu ya Israeli (</w:t>
-      </w:r>
-      <w:hyperlink r:id="rId736">
-        <w:r>
-          <w:rPr>
-            <w:lang w:val="sw_KE" w:bidi="sw_KE"/>
-          </w:rPr>
-          <w:rPr>
-            <w:color w:val="0000EE"/>
-            <w:u w:val="single"/>
-          </w:rPr>
-          <w:t>Marko 11:15–17</w:t>
-        </w:r>
-      </w:hyperlink>
-      <w:r>
-        <w:rPr>
-          <w:lang w:val="sw_KE" w:bidi="sw_KE"/>
-        </w:rPr>
-        <w:t xml:space="preserve">; </w:t>
-      </w:r>
-      <w:hyperlink r:id="rId714">
+      <w:hyperlink r:id="rId715">
         <w:r>
           <w:rPr>
             <w:lang w:val="sw_KE" w:bidi="sw_KE"/>
@@ -35871,7 +35877,7 @@
         </w:rPr>
         <w:t>Wakati wa mavuno ya zabibu labda unarejelea wakati, takriban miaka minne baada ya kupanda, ambapo shamba jipya la mizabibu lingezaa mavuno yake ya kwanza. Sehemu ya mmiliki ya mazao ingekuwa kiasi cha zabibu au divai iliyotolewa kama malipo ya kukodisha shamba la mizabibu. • Katika Agano la Kale, manabii mara nyingi wanarejelewa kama watumishi (</w:t>
       </w:r>
-      <w:hyperlink r:id="rId799">
+      <w:hyperlink r:id="rId800">
         <w:r>
           <w:rPr>
             <w:lang w:val="sw_KE" w:bidi="sw_KE"/>
@@ -35889,7 +35895,7 @@
         </w:rPr>
         <w:t xml:space="preserve">; </w:t>
       </w:r>
-      <w:hyperlink r:id="rId800">
+      <w:hyperlink r:id="rId801">
         <w:r>
           <w:rPr>
             <w:lang w:val="sw_KE" w:bidi="sw_KE"/>
@@ -35907,7 +35913,7 @@
         </w:rPr>
         <w:t xml:space="preserve">; </w:t>
       </w:r>
-      <w:hyperlink r:id="rId801">
+      <w:hyperlink r:id="rId802">
         <w:r>
           <w:rPr>
             <w:lang w:val="sw_KE" w:bidi="sw_KE"/>
@@ -35925,7 +35931,7 @@
         </w:rPr>
         <w:t>); walidhulumiwa na kuuawa mara kwa mara na viongozi wa Israeli (</w:t>
       </w:r>
-      <w:hyperlink r:id="rId802">
+      <w:hyperlink r:id="rId803">
         <w:r>
           <w:rPr>
             <w:lang w:val="sw_KE" w:bidi="sw_KE"/>
@@ -35943,7 +35949,7 @@
         </w:rPr>
         <w:t xml:space="preserve">; </w:t>
       </w:r>
-      <w:hyperlink r:id="rId803">
+      <w:hyperlink r:id="rId804">
         <w:r>
           <w:rPr>
             <w:lang w:val="sw_KE" w:bidi="sw_KE"/>
@@ -35961,7 +35967,7 @@
         </w:rPr>
         <w:t xml:space="preserve">, </w:t>
       </w:r>
-      <w:hyperlink r:id="rId804">
+      <w:hyperlink r:id="rId805">
         <w:r>
           <w:rPr>
             <w:lang w:val="sw_KE" w:bidi="sw_KE"/>
@@ -35979,7 +35985,7 @@
         </w:rPr>
         <w:t xml:space="preserve">; </w:t>
       </w:r>
-      <w:hyperlink r:id="rId805">
+      <w:hyperlink r:id="rId806">
         <w:r>
           <w:rPr>
             <w:lang w:val="sw_KE" w:bidi="sw_KE"/>
@@ -35997,7 +36003,7 @@
         </w:rPr>
         <w:t xml:space="preserve">; </w:t>
       </w:r>
-      <w:hyperlink r:id="rId806">
+      <w:hyperlink r:id="rId807">
         <w:r>
           <w:rPr>
             <w:lang w:val="sw_KE" w:bidi="sw_KE"/>
@@ -36015,7 +36021,7 @@
         </w:rPr>
         <w:t xml:space="preserve">; </w:t>
       </w:r>
-      <w:hyperlink r:id="rId807">
+      <w:hyperlink r:id="rId808">
         <w:r>
           <w:rPr>
             <w:lang w:val="sw_KE" w:bidi="sw_KE"/>
@@ -36033,7 +36039,7 @@
         </w:rPr>
         <w:t xml:space="preserve">; </w:t>
       </w:r>
-      <w:hyperlink r:id="rId808">
+      <w:hyperlink r:id="rId809">
         <w:r>
           <w:rPr>
             <w:lang w:val="sw_KE" w:bidi="sw_KE"/>
@@ -36051,7 +36057,7 @@
         </w:rPr>
         <w:t xml:space="preserve">; tazama </w:t>
       </w:r>
-      <w:hyperlink r:id="rId809">
+      <w:hyperlink r:id="rId810">
         <w:r>
           <w:rPr>
             <w:lang w:val="sw_KE" w:bidi="sw_KE"/>
@@ -36069,7 +36075,7 @@
         </w:rPr>
         <w:t xml:space="preserve">, </w:t>
       </w:r>
-      <w:hyperlink r:id="rId810">
+      <w:hyperlink r:id="rId811">
         <w:r>
           <w:rPr>
             <w:lang w:val="sw_KE" w:bidi="sw_KE"/>
@@ -36087,7 +36093,7 @@
         </w:rPr>
         <w:t xml:space="preserve">; </w:t>
       </w:r>
-      <w:hyperlink r:id="rId811">
+      <w:hyperlink r:id="rId812">
         <w:r>
           <w:rPr>
             <w:lang w:val="sw_KE" w:bidi="sw_KE"/>
@@ -36291,7 +36297,7 @@
         </w:rPr>
         <w:t xml:space="preserve">Sababu za wapangaji haziko wazi kwetu, ingawa zilikuwa wazi kwa wasikilizaji wa awali, hazihitaji maelezo zaidi (ling. </w:t>
       </w:r>
-      <w:hyperlink r:id="rId812">
+      <w:hyperlink r:id="rId813">
         <w:r>
           <w:rPr>
             <w:lang w:val="sw_KE" w:bidi="sw_KE"/>
@@ -36309,7 +36315,7 @@
         </w:rPr>
         <w:t xml:space="preserve">; </w:t>
       </w:r>
-      <w:hyperlink r:id="rId813">
+      <w:hyperlink r:id="rId814">
         <w:r>
           <w:rPr>
             <w:lang w:val="sw_KE" w:bidi="sw_KE"/>
@@ -36375,7 +36381,7 @@
         </w:rPr>
         <w:t xml:space="preserve">alitupa mwili wake nje ya shamba la mizabibu: Matendo ya aibu ya wapangaji kwa mwana yanaongezeka kwa kutomzika mwili wake. Angalia </w:t>
       </w:r>
-      <w:hyperlink r:id="rId814">
+      <w:hyperlink r:id="rId815">
         <w:r>
           <w:rPr>
             <w:lang w:val="sw_KE" w:bidi="sw_KE"/>
@@ -36441,7 +36447,7 @@
         </w:rPr>
         <w:t xml:space="preserve">Mfano unahitimishwa na maswali mawili ya balagha (linganisha </w:t>
       </w:r>
-      <w:hyperlink r:id="rId787">
+      <w:hyperlink r:id="rId788">
         <w:r>
           <w:rPr>
             <w:lang w:val="sw_KE" w:bidi="sw_KE"/>
@@ -36459,7 +36465,7 @@
         </w:rPr>
         <w:t xml:space="preserve">, </w:t>
       </w:r>
-      <w:hyperlink r:id="rId815">
+      <w:hyperlink r:id="rId816">
         <w:r>
           <w:rPr>
             <w:lang w:val="sw_KE" w:bidi="sw_KE"/>
@@ -36495,7 +36501,7 @@
         </w:rPr>
         <w:t xml:space="preserve">; </w:t>
       </w:r>
-      <w:hyperlink r:id="rId816">
+      <w:hyperlink r:id="rId817">
         <w:r>
           <w:rPr>
             <w:lang w:val="sw_KE" w:bidi="sw_KE"/>
@@ -36531,7 +36537,7 @@
         </w:rPr>
         <w:t>). La kwanza linafanana na kile ambacho “Bwana wa Majeshi ya Mbinguni” anasema katika mfano wa shamba la mizabibu (</w:t>
       </w:r>
-      <w:hyperlink r:id="rId817">
+      <w:hyperlink r:id="rId818">
         <w:r>
           <w:rPr>
             <w:lang w:val="sw_KE" w:bidi="sw_KE"/>
@@ -36585,7 +36591,7 @@
         </w:rPr>
         <w:t xml:space="preserve">) na waaminifu zaidi, wasomaji wa Marko pengine wangeelewa wale wengine ambao shamba la mizabibu lingekabidhiwa kama kanisa la Mataifa (linganisha </w:t>
       </w:r>
-      <w:hyperlink r:id="rId818">
+      <w:hyperlink r:id="rId819">
         <w:r>
           <w:rPr>
             <w:lang w:val="sw_KE" w:bidi="sw_KE"/>
@@ -36603,7 +36609,7 @@
         </w:rPr>
         <w:t xml:space="preserve">; </w:t>
       </w:r>
-      <w:hyperlink r:id="rId819">
+      <w:hyperlink r:id="rId820">
         <w:r>
           <w:rPr>
             <w:lang w:val="sw_KE" w:bidi="sw_KE"/>
@@ -36621,7 +36627,7 @@
         </w:rPr>
         <w:t xml:space="preserve">; </w:t>
       </w:r>
-      <w:hyperlink r:id="rId820">
+      <w:hyperlink r:id="rId821">
         <w:r>
           <w:rPr>
             <w:lang w:val="sw_KE" w:bidi="sw_KE"/>
@@ -36639,7 +36645,7 @@
         </w:rPr>
         <w:t>). Hivyo, mfano wa Yesu unaunganisha na uharibifu ujao wa Yerusalemu (</w:t>
       </w:r>
-      <w:hyperlink r:id="rId742">
+      <w:hyperlink r:id="rId743">
         <w:r>
           <w:rPr>
             <w:lang w:val="sw_KE" w:bidi="sw_KE"/>
@@ -36657,7 +36663,7 @@
         </w:rPr>
         <w:t xml:space="preserve">; </w:t>
       </w:r>
-      <w:hyperlink r:id="rId714">
+      <w:hyperlink r:id="rId715">
         <w:r>
           <w:rPr>
             <w:lang w:val="sw_KE" w:bidi="sw_KE"/>
@@ -36693,7 +36699,7 @@
         </w:rPr>
         <w:t xml:space="preserve">; </w:t>
       </w:r>
-      <w:hyperlink r:id="rId760">
+      <w:hyperlink r:id="rId761">
         <w:r>
           <w:rPr>
             <w:lang w:val="sw_KE" w:bidi="sw_KE"/>
@@ -36759,7 +36765,7 @@
         </w:rPr>
         <w:t xml:space="preserve">Kwenye swali lake la pili la kiufundi, Yesu alitumia nukuu kutoka </w:t>
       </w:r>
-      <w:hyperlink r:id="rId821">
+      <w:hyperlink r:id="rId822">
         <w:r>
           <w:rPr>
             <w:lang w:val="sw_KE" w:bidi="sw_KE"/>
@@ -36801,7 +36807,7 @@
         </w:rPr>
         <w:t xml:space="preserve"> (ling. </w:t>
       </w:r>
-      <w:hyperlink r:id="rId822">
+      <w:hyperlink r:id="rId823">
         <w:r>
           <w:rPr>
             <w:lang w:val="sw_KE" w:bidi="sw_KE"/>
@@ -36819,7 +36825,7 @@
         </w:rPr>
         <w:t xml:space="preserve">; </w:t>
       </w:r>
-      <w:hyperlink r:id="rId823">
+      <w:hyperlink r:id="rId824">
         <w:r>
           <w:rPr>
             <w:lang w:val="sw_KE" w:bidi="sw_KE"/>
@@ -36837,7 +36843,7 @@
         </w:rPr>
         <w:t xml:space="preserve">, </w:t>
       </w:r>
-      <w:hyperlink r:id="rId824">
+      <w:hyperlink r:id="rId825">
         <w:r>
           <w:rPr>
             <w:lang w:val="sw_KE" w:bidi="sw_KE"/>
@@ -36855,7 +36861,7 @@
         </w:rPr>
         <w:t>). Kifungu hiki kwa kawaida hueleweka kama jiwe kuu lililozikwa ambalo ni sehemu ya msingi, lakini linaweza kuwa jiwe la juu kabisa kwenye jengo linaloashiria kukamilika kwake. Jiwe lolote linamaanisha, lilikuwa muhimu zaidi. Licha ya nia mbaya ya wajenzi—viongozi wa kidini—yote waliyofanya yalikuwa kwa mujibu wa mapenzi ya Mungu (</w:t>
       </w:r>
-      <w:hyperlink r:id="rId825">
+      <w:hyperlink r:id="rId826">
         <w:r>
           <w:rPr>
             <w:lang w:val="sw_KE" w:bidi="sw_KE"/>
@@ -36873,7 +36879,7 @@
         </w:rPr>
         <w:t>), jambo ambalo lilikuwa la kushangaza kuona. Wale waliomwua Yesu walikuwa vyombo vya Mungu katika mpango wake wa Mwana wa Adamu kutoa maisha yake kama fidia kwa wengi (</w:t>
       </w:r>
-      <w:hyperlink r:id="rId646">
+      <w:hyperlink r:id="rId647">
         <w:r>
           <w:rPr>
             <w:lang w:val="sw_KE" w:bidi="sw_KE"/>
@@ -36939,7 +36945,7 @@
         </w:rPr>
         <w:t xml:space="preserve">Viongozi wa kidini: Kwa mara ya pili, uwepo wa umati ulizima nia zao mbaya (ona </w:t>
       </w:r>
-      <w:hyperlink r:id="rId826">
+      <w:hyperlink r:id="rId827">
         <w:r>
           <w:rPr>
             <w:lang w:val="sw_KE" w:bidi="sw_KE"/>
@@ -37101,7 +37107,7 @@
         </w:rPr>
         <w:t xml:space="preserve">kodi: Neno la Kigiriki linamaanisha kodi ya kichwa; angalia </w:t>
       </w:r>
-      <w:hyperlink r:id="rId827">
+      <w:hyperlink r:id="rId828">
         <w:r>
           <w:rPr>
             <w:lang w:val="sw_KE" w:bidi="sw_KE"/>
@@ -37119,7 +37125,7 @@
         </w:rPr>
         <w:t xml:space="preserve">; </w:t>
       </w:r>
-      <w:hyperlink r:id="rId828">
+      <w:hyperlink r:id="rId829">
         <w:r>
           <w:rPr>
             <w:lang w:val="sw_KE" w:bidi="sw_KE"/>
@@ -37294,7 +37300,7 @@
         </w:rPr>
         <w:t xml:space="preserve">mpeni Kaisari kilicho cha Kaisari: Maneno ya Yesu hayawezi kuchukuliwa kama ya mzalendo wa kupinga Warumi anayepinga kodi ya Kiyahudi kwa Kaisari. Yesu anaonyesha wazi mahali pengine kwamba alikuwa akipinga sababu ya wazalendo (ona </w:t>
       </w:r>
-      <w:hyperlink r:id="rId829">
+      <w:hyperlink r:id="rId830">
         <w:r>
           <w:rPr>
             <w:lang w:val="sw_KE" w:bidi="sw_KE"/>
@@ -37312,7 +37318,7 @@
         </w:rPr>
         <w:t xml:space="preserve">, </w:t>
       </w:r>
-      <w:hyperlink r:id="rId830">
+      <w:hyperlink r:id="rId831">
         <w:r>
           <w:rPr>
             <w:lang w:val="sw_KE" w:bidi="sw_KE"/>
@@ -37330,7 +37336,7 @@
         </w:rPr>
         <w:t xml:space="preserve">, </w:t>
       </w:r>
-      <w:hyperlink r:id="rId831">
+      <w:hyperlink r:id="rId832">
         <w:r>
           <w:rPr>
             <w:lang w:val="sw_KE" w:bidi="sw_KE"/>
@@ -37348,7 +37354,7 @@
         </w:rPr>
         <w:t xml:space="preserve">; </w:t>
       </w:r>
-      <w:hyperlink r:id="rId832">
+      <w:hyperlink r:id="rId833">
         <w:r>
           <w:rPr>
             <w:lang w:val="sw_KE" w:bidi="sw_KE"/>
@@ -37486,7 +37492,7 @@
         </w:rPr>
         <w:t xml:space="preserve">). Masadukayo hawakuamini katika ufufuo kutoka kwa wafu (tazama </w:t>
       </w:r>
-      <w:hyperlink r:id="rId833">
+      <w:hyperlink r:id="rId834">
         <w:r>
           <w:rPr>
             <w:lang w:val="sw_KE" w:bidi="sw_KE"/>
@@ -37504,7 +37510,7 @@
         </w:rPr>
         <w:t xml:space="preserve">; </w:t>
       </w:r>
-      <w:hyperlink r:id="rId834">
+      <w:hyperlink r:id="rId835">
         <w:r>
           <w:rPr>
             <w:lang w:val="sw_KE" w:bidi="sw_KE"/>
@@ -37601,7 +37607,7 @@
         </w:rPr>
         <w:t xml:space="preserve"> mazingira ni Hekaluni (</w:t>
       </w:r>
-      <w:hyperlink r:id="rId835">
+      <w:hyperlink r:id="rId836">
         <w:r>
           <w:rPr>
             <w:lang w:val="sw_KE" w:bidi="sw_KE"/>
@@ -37632,7 +37638,7 @@
         </w:rPr>
         <w:t xml:space="preserve"> </w:t>
       </w:r>
-      <w:hyperlink r:id="rId836">
+      <w:hyperlink r:id="rId837">
         <w:r>
           <w:rPr>
             <w:lang w:val="sw_KE" w:bidi="sw_KE"/>
@@ -37650,7 +37656,7 @@
         </w:rPr>
         <w:t xml:space="preserve">; </w:t>
       </w:r>
-      <w:hyperlink r:id="rId837">
+      <w:hyperlink r:id="rId838">
         <w:r>
           <w:rPr>
             <w:lang w:val="sw_KE" w:bidi="sw_KE"/>
@@ -37668,7 +37674,7 @@
         </w:rPr>
         <w:t xml:space="preserve">; </w:t>
       </w:r>
-      <w:hyperlink r:id="rId838">
+      <w:hyperlink r:id="rId839">
         <w:r>
           <w:rPr>
             <w:lang w:val="sw_KE" w:bidi="sw_KE"/>
@@ -37686,7 +37692,7 @@
         </w:rPr>
         <w:t xml:space="preserve">, </w:t>
       </w:r>
-      <w:hyperlink r:id="rId839">
+      <w:hyperlink r:id="rId840">
         <w:r>
           <w:rPr>
             <w:lang w:val="sw_KE" w:bidi="sw_KE"/>
@@ -37704,7 +37710,7 @@
         </w:rPr>
         <w:t xml:space="preserve">; </w:t>
       </w:r>
-      <w:hyperlink r:id="rId840">
+      <w:hyperlink r:id="rId841">
         <w:r>
           <w:rPr>
             <w:lang w:val="sw_KE" w:bidi="sw_KE"/>
@@ -37722,7 +37728,7 @@
         </w:rPr>
         <w:t xml:space="preserve">; isipokuwa ni </w:t>
       </w:r>
-      <w:hyperlink r:id="rId841">
+      <w:hyperlink r:id="rId842">
         <w:r>
           <w:rPr>
             <w:lang w:val="sw_KE" w:bidi="sw_KE"/>
@@ -37740,7 +37746,7 @@
         </w:rPr>
         <w:t xml:space="preserve">; </w:t>
       </w:r>
-      <w:hyperlink r:id="rId842">
+      <w:hyperlink r:id="rId843">
         <w:r>
           <w:rPr>
             <w:lang w:val="sw_KE" w:bidi="sw_KE"/>
@@ -37758,7 +37764,7 @@
         </w:rPr>
         <w:t>). • Swali la Masadukayo (</w:t>
       </w:r>
-      <w:hyperlink r:id="rId843">
+      <w:hyperlink r:id="rId844">
         <w:r>
           <w:rPr>
             <w:lang w:val="sw_KE" w:bidi="sw_KE"/>
@@ -37776,7 +37782,7 @@
         </w:rPr>
         <w:t>) lilitengenezwa kwa uangalifu na lilitegemea amri ya Musa (</w:t>
       </w:r>
-      <w:hyperlink r:id="rId844">
+      <w:hyperlink r:id="rId845">
         <w:r>
           <w:rPr>
             <w:lang w:val="sw_KE" w:bidi="sw_KE"/>
@@ -37794,7 +37800,7 @@
         </w:rPr>
         <w:t xml:space="preserve">; tazama </w:t>
       </w:r>
-      <w:hyperlink r:id="rId845">
+      <w:hyperlink r:id="rId846">
         <w:r>
           <w:rPr>
             <w:lang w:val="sw_KE" w:bidi="sw_KE"/>
@@ -37812,7 +37818,7 @@
         </w:rPr>
         <w:t xml:space="preserve">; </w:t>
       </w:r>
-      <w:hyperlink r:id="rId846">
+      <w:hyperlink r:id="rId847">
         <w:r>
           <w:rPr>
             <w:lang w:val="sw_KE" w:bidi="sw_KE"/>
@@ -37830,7 +37836,7 @@
         </w:rPr>
         <w:t xml:space="preserve">). Kwa kuwa wanaume wote saba hawangeweza kuwa na mwanamke kama mke katika ufufuo, na kwa kuwa hakuna hata mmoja wao aliyekuwa na dai maalum, Masadukayo walidhani kwamba walikuwa wamethibitisha upuuzi wa fundisho la ufufuo na kuwakanusha Mafarisayo na Yesu (linganisha </w:t>
       </w:r>
-      <w:hyperlink r:id="rId847">
+      <w:hyperlink r:id="rId848">
         <w:r>
           <w:rPr>
             <w:lang w:val="sw_KE" w:bidi="sw_KE"/>
@@ -37848,7 +37854,7 @@
         </w:rPr>
         <w:t xml:space="preserve">; </w:t>
       </w:r>
-      <w:hyperlink r:id="rId848">
+      <w:hyperlink r:id="rId849">
         <w:r>
           <w:rPr>
             <w:lang w:val="sw_KE" w:bidi="sw_KE"/>
@@ -37902,7 +37908,7 @@
         </w:rPr>
         <w:t xml:space="preserve">; </w:t>
       </w:r>
-      <w:hyperlink r:id="rId849">
+      <w:hyperlink r:id="rId850">
         <w:r>
           <w:rPr>
             <w:lang w:val="sw_KE" w:bidi="sw_KE"/>
@@ -38047,7 +38053,7 @@
         </w:rPr>
         <w:t>Majibu ya Yesu yalikuwa na vipengele viwili. Kwanza, aliwakemea Masadukayo kwa kutojua Maandiko (yaani, Agano la Kale), ambapo ufufuo wa wafu unatajwa waziwazi katika Manabii (</w:t>
       </w:r>
-      <w:hyperlink r:id="rId850">
+      <w:hyperlink r:id="rId851">
         <w:r>
           <w:rPr>
             <w:lang w:val="sw_KE" w:bidi="sw_KE"/>
@@ -38065,7 +38071,7 @@
         </w:rPr>
         <w:t xml:space="preserve">; </w:t>
       </w:r>
-      <w:hyperlink r:id="rId851">
+      <w:hyperlink r:id="rId852">
         <w:r>
           <w:rPr>
             <w:lang w:val="sw_KE" w:bidi="sw_KE"/>
@@ -38083,7 +38089,7 @@
         </w:rPr>
         <w:t>) na Maandiko (</w:t>
       </w:r>
-      <w:hyperlink r:id="rId852">
+      <w:hyperlink r:id="rId853">
         <w:r>
           <w:rPr>
             <w:lang w:val="sw_KE" w:bidi="sw_KE"/>
@@ -38101,7 +38107,7 @@
         </w:rPr>
         <w:t xml:space="preserve">; </w:t>
       </w:r>
-      <w:hyperlink r:id="rId853">
+      <w:hyperlink r:id="rId854">
         <w:r>
           <w:rPr>
             <w:lang w:val="sw_KE" w:bidi="sw_KE"/>
@@ -38119,7 +38125,7 @@
         </w:rPr>
         <w:t xml:space="preserve">; </w:t>
       </w:r>
-      <w:hyperlink r:id="rId854">
+      <w:hyperlink r:id="rId855">
         <w:r>
           <w:rPr>
             <w:lang w:val="sw_KE" w:bidi="sw_KE"/>
@@ -38137,7 +38143,7 @@
         </w:rPr>
         <w:t xml:space="preserve">; </w:t>
       </w:r>
-      <w:hyperlink r:id="rId855">
+      <w:hyperlink r:id="rId856">
         <w:r>
           <w:rPr>
             <w:lang w:val="sw_KE" w:bidi="sw_KE"/>
@@ -38155,7 +38161,7 @@
         </w:rPr>
         <w:t xml:space="preserve">; </w:t>
       </w:r>
-      <w:hyperlink r:id="rId856">
+      <w:hyperlink r:id="rId857">
         <w:r>
           <w:rPr>
             <w:lang w:val="sw_KE" w:bidi="sw_KE"/>
@@ -38173,7 +38179,7 @@
         </w:rPr>
         <w:t xml:space="preserve">). Hata hivyo, Masadukayo walikubali tu Torati (Mwanzo—Kumbukumbu la Torati), hivyo Yesu aliwajibu kutoka Torati. Rejeleo la Mungu kama Mungu wa Abrahamu, Mungu wa Isaka, na Mungu wa Yakobo (angalia </w:t>
       </w:r>
-      <w:hyperlink r:id="rId857">
+      <w:hyperlink r:id="rId858">
         <w:r>
           <w:rPr>
             <w:lang w:val="sw_KE" w:bidi="sw_KE"/>
@@ -38191,7 +38197,7 @@
         </w:rPr>
         <w:t xml:space="preserve">, </w:t>
       </w:r>
-      <w:hyperlink r:id="rId858">
+      <w:hyperlink r:id="rId859">
         <w:r>
           <w:rPr>
             <w:lang w:val="sw_KE" w:bidi="sw_KE"/>
@@ -38209,7 +38215,7 @@
         </w:rPr>
         <w:t>) lilionyesha kuwa agano la Mungu na mababu halingeweza kuvunjwa na kifo. Walikuwa bado hai (</w:t>
       </w:r>
-      <w:hyperlink r:id="rId859">
+      <w:hyperlink r:id="rId860">
         <w:r>
           <w:rPr>
             <w:lang w:val="sw_KE" w:bidi="sw_KE"/>
@@ -38227,7 +38233,7 @@
         </w:rPr>
         <w:t xml:space="preserve">; </w:t>
       </w:r>
-      <w:hyperlink r:id="rId860">
+      <w:hyperlink r:id="rId861">
         <w:r>
           <w:rPr>
             <w:lang w:val="sw_KE" w:bidi="sw_KE"/>
@@ -38245,7 +38251,7 @@
         </w:rPr>
         <w:t xml:space="preserve">; </w:t>
       </w:r>
-      <w:hyperlink r:id="rId848">
+      <w:hyperlink r:id="rId849">
         <w:r>
           <w:rPr>
             <w:lang w:val="sw_KE" w:bidi="sw_KE"/>
@@ -38263,7 +38269,7 @@
         </w:rPr>
         <w:t xml:space="preserve">; </w:t>
       </w:r>
-      <w:hyperlink r:id="rId861">
+      <w:hyperlink r:id="rId862">
         <w:r>
           <w:rPr>
             <w:lang w:val="sw_KE" w:bidi="sw_KE"/>
@@ -38299,7 +38305,7 @@
         </w:rPr>
         <w:t xml:space="preserve">; </w:t>
       </w:r>
-      <w:hyperlink r:id="rId862">
+      <w:hyperlink r:id="rId863">
         <w:r>
           <w:rPr>
             <w:lang w:val="sw_KE" w:bidi="sw_KE"/>
@@ -38317,7 +38323,7 @@
         </w:rPr>
         <w:t xml:space="preserve">; </w:t>
       </w:r>
-      <w:hyperlink r:id="rId863">
+      <w:hyperlink r:id="rId864">
         <w:r>
           <w:rPr>
             <w:lang w:val="sw_KE" w:bidi="sw_KE"/>
@@ -38335,7 +38341,7 @@
         </w:rPr>
         <w:t xml:space="preserve">; </w:t>
       </w:r>
-      <w:hyperlink r:id="rId864">
+      <w:hyperlink r:id="rId865">
         <w:r>
           <w:rPr>
             <w:lang w:val="sw_KE" w:bidi="sw_KE"/>
@@ -38353,7 +38359,7 @@
         </w:rPr>
         <w:t>). Ni katika hali hii kwamba waumini waliofufuka watakuwa kama malaika mbinguni. • Hoja ya Yesu inaonyesha hekima yake mbele ya wapinzani wake na inathibitisha tumaini la ufufuo kwa wafuasi wake. Yesu ni “ufufuo na uzima” (</w:t>
       </w:r>
-      <w:hyperlink r:id="rId865">
+      <w:hyperlink r:id="rId866">
         <w:r>
           <w:rPr>
             <w:lang w:val="sw_KE" w:bidi="sw_KE"/>
@@ -38371,7 +38377,7 @@
         </w:rPr>
         <w:t>); ameshinda kifo na amewahakikishia wale wanaomwamini kwamba hawataangamia bali watapata uzima wa milele (</w:t>
       </w:r>
-      <w:hyperlink r:id="rId866">
+      <w:hyperlink r:id="rId867">
         <w:r>
           <w:rPr>
             <w:lang w:val="sw_KE" w:bidi="sw_KE"/>
@@ -38437,7 +38443,7 @@
         </w:rPr>
         <w:t xml:space="preserve">Kati ya amri zote: Torati (Mwanzo—Kumbukumbu la Torati) ina amri 613 tofauti, na walimu wa Kiyahudi mara nyingi walijadili kuhusu zipi zilikuwa muhimu zaidi kuliko zingine. Hakuna amri iliyochukuliwa kuwa isiyo muhimu, lakini zingine zilionekana kuwa za msingi zaidi kuliko zingine (ona </w:t>
       </w:r>
-      <w:hyperlink r:id="rId867">
+      <w:hyperlink r:id="rId868">
         <w:r>
           <w:rPr>
             <w:lang w:val="sw_KE" w:bidi="sw_KE"/>
@@ -38481,7 +38487,7 @@
         </w:rPr>
         <w:t xml:space="preserve"> 4:15). Mapendekezo mengine yalijumuisha </w:t>
       </w:r>
-      <w:hyperlink r:id="rId868">
+      <w:hyperlink r:id="rId869">
         <w:r>
           <w:rPr>
             <w:lang w:val="sw_KE" w:bidi="sw_KE"/>
@@ -38499,7 +38505,7 @@
         </w:rPr>
         <w:t xml:space="preserve">; </w:t>
       </w:r>
-      <w:hyperlink r:id="rId869">
+      <w:hyperlink r:id="rId870">
         <w:r>
           <w:rPr>
             <w:lang w:val="sw_KE" w:bidi="sw_KE"/>
@@ -38517,7 +38523,7 @@
         </w:rPr>
         <w:t xml:space="preserve">; </w:t>
       </w:r>
-      <w:hyperlink r:id="rId870">
+      <w:hyperlink r:id="rId871">
         <w:r>
           <w:rPr>
             <w:lang w:val="sw_KE" w:bidi="sw_KE"/>
@@ -38535,7 +38541,7 @@
         </w:rPr>
         <w:t xml:space="preserve">; </w:t>
       </w:r>
-      <w:hyperlink r:id="rId871">
+      <w:hyperlink r:id="rId872">
         <w:r>
           <w:rPr>
             <w:lang w:val="sw_KE" w:bidi="sw_KE"/>
@@ -38553,7 +38559,7 @@
         </w:rPr>
         <w:t xml:space="preserve">; </w:t>
       </w:r>
-      <w:hyperlink r:id="rId872">
+      <w:hyperlink r:id="rId873">
         <w:r>
           <w:rPr>
             <w:lang w:val="sw_KE" w:bidi="sw_KE"/>
@@ -38571,7 +38577,7 @@
         </w:rPr>
         <w:t xml:space="preserve">; na </w:t>
       </w:r>
-      <w:hyperlink r:id="rId873">
+      <w:hyperlink r:id="rId874">
         <w:r>
           <w:rPr>
             <w:lang w:val="sw_KE" w:bidi="sw_KE"/>
@@ -38637,7 +38643,7 @@
         </w:rPr>
         <w:t xml:space="preserve">Baada ya changamoto tatu za uhasama za </w:t>
       </w:r>
-      <w:hyperlink r:id="rId874">
+      <w:hyperlink r:id="rId875">
         <w:r>
           <w:rPr>
             <w:lang w:val="sw_KE" w:bidi="sw_KE"/>
@@ -38655,7 +38661,7 @@
         </w:rPr>
         <w:t xml:space="preserve">, msomaji anaweza kutarajia swali linalofuata kwa Yesu kuwa la uhasama (tazama </w:t>
       </w:r>
-      <w:hyperlink r:id="rId791">
+      <w:hyperlink r:id="rId792">
         <w:r>
           <w:rPr>
             <w:lang w:val="sw_KE" w:bidi="sw_KE"/>
@@ -38709,7 +38715,7 @@
         </w:rPr>
         <w:t xml:space="preserve">, </w:t>
       </w:r>
-      <w:hyperlink r:id="rId843">
+      <w:hyperlink r:id="rId844">
         <w:r>
           <w:rPr>
             <w:lang w:val="sw_KE" w:bidi="sw_KE"/>
@@ -38727,7 +38733,7 @@
         </w:rPr>
         <w:t>), lakini hili halikuwa swali la uhasama. Marejeleo ya awali katika Marko kuhusu walimu wa sheria za dini yamewaonyesha kama wapinzani (</w:t>
       </w:r>
-      <w:hyperlink r:id="rId875">
+      <w:hyperlink r:id="rId876">
         <w:r>
           <w:rPr>
             <w:lang w:val="sw_KE" w:bidi="sw_KE"/>
@@ -38781,7 +38787,7 @@
         </w:rPr>
         <w:t xml:space="preserve">; </w:t>
       </w:r>
-      <w:hyperlink r:id="rId876">
+      <w:hyperlink r:id="rId877">
         <w:r>
           <w:rPr>
             <w:lang w:val="sw_KE" w:bidi="sw_KE"/>
@@ -38835,7 +38841,7 @@
         </w:rPr>
         <w:t xml:space="preserve">; </w:t>
       </w:r>
-      <w:hyperlink r:id="rId877">
+      <w:hyperlink r:id="rId878">
         <w:r>
           <w:rPr>
             <w:lang w:val="sw_KE" w:bidi="sw_KE"/>
@@ -38907,7 +38913,7 @@
         </w:rPr>
         <w:t>), na Yesu atawaonya umati dhidi ya unafiki wao (</w:t>
       </w:r>
-      <w:hyperlink r:id="rId878">
+      <w:hyperlink r:id="rId879">
         <w:r>
           <w:rPr>
             <w:lang w:val="sw_KE" w:bidi="sw_KE"/>
@@ -38925,7 +38931,7 @@
         </w:rPr>
         <w:t>), lakini mwalimu huyu alikuwa na mwelekeo mzuri kwa Yesu (</w:t>
       </w:r>
-      <w:hyperlink r:id="rId879">
+      <w:hyperlink r:id="rId880">
         <w:r>
           <w:rPr>
             <w:lang w:val="sw_KE" w:bidi="sw_KE"/>
@@ -38943,7 +38949,7 @@
         </w:rPr>
         <w:t xml:space="preserve">, </w:t>
       </w:r>
-      <w:hyperlink r:id="rId639">
+      <w:hyperlink r:id="rId640">
         <w:r>
           <w:rPr>
             <w:lang w:val="sw_KE" w:bidi="sw_KE"/>
@@ -38961,7 +38967,7 @@
         </w:rPr>
         <w:t>) na alimsifu (</w:t>
       </w:r>
-      <w:hyperlink r:id="rId880">
+      <w:hyperlink r:id="rId881">
         <w:r>
           <w:rPr>
             <w:lang w:val="sw_KE" w:bidi="sw_KE"/>
@@ -38979,7 +38985,7 @@
         </w:rPr>
         <w:t>). Yesu alielezea jibu la mtu huyo kwa swali lake kama lenye ufahamu, na Yesu alisema kwamba mtu huyo hakuwa mbali na Ufalme wa Mungu (</w:t>
       </w:r>
-      <w:hyperlink r:id="rId881">
+      <w:hyperlink r:id="rId882">
         <w:r>
           <w:rPr>
             <w:lang w:val="sw_KE" w:bidi="sw_KE"/>
@@ -39045,7 +39051,7 @@
         </w:rPr>
         <w:t xml:space="preserve">Jibu la Yesu liliunganisha amri mbili zilizotenganishwa sana kutoka kwenye Torati. • Ya kwanza, </w:t>
       </w:r>
-      <w:hyperlink r:id="rId882">
+      <w:hyperlink r:id="rId883">
         <w:r>
           <w:rPr>
             <w:lang w:val="sw_KE" w:bidi="sw_KE"/>
@@ -39076,7 +39082,7 @@
         </w:rPr>
         <w:t xml:space="preserve"> kwa sababu inaanza na neno Sikiliza (Kiebrania shema‘). Amri ya kwanza inalingana na sehemu ya kwanza ya Amri Kumi (</w:t>
       </w:r>
-      <w:hyperlink r:id="rId883">
+      <w:hyperlink r:id="rId884">
         <w:r>
           <w:rPr>
             <w:lang w:val="sw_KE" w:bidi="sw_KE"/>
@@ -39094,7 +39100,7 @@
         </w:rPr>
         <w:t xml:space="preserve">), ambayo inahusu uhusiano wa mtu na Mungu. • Umoja wa Mungu ni msingi wa imani ya Mungu mmoja ya Kiyahudi na Kikristo na ndio msingi wa amri ya kumpenda Mungu kwa moyo wote (fikra na mapenzi), roho (tamaa na hisia), akili (ufahamu), na nguvu (nguvu na uwezo). • Amri ya pili ni kutoka </w:t>
       </w:r>
-      <w:hyperlink r:id="rId884">
+      <w:hyperlink r:id="rId885">
         <w:r>
           <w:rPr>
             <w:lang w:val="sw_KE" w:bidi="sw_KE"/>
@@ -39112,7 +39118,7 @@
         </w:rPr>
         <w:t>. Inalingana na sehemu ya pili ya Amri Kumi (</w:t>
       </w:r>
-      <w:hyperlink r:id="rId885">
+      <w:hyperlink r:id="rId886">
         <w:r>
           <w:rPr>
             <w:lang w:val="sw_KE" w:bidi="sw_KE"/>
@@ -39130,7 +39136,7 @@
         </w:rPr>
         <w:t>), ambayo inahusu uhusiano wa mtu na watu wengine. Amri ya pili inategemea mwelekeo wa asili wa watu kujitunza wenyewe. Umuhimu wake kwa kanisa la mwanzo unaweza kuonekana katika kurudiwa kwake mara kwa mara (</w:t>
       </w:r>
-      <w:hyperlink r:id="rId886">
+      <w:hyperlink r:id="rId887">
         <w:r>
           <w:rPr>
             <w:lang w:val="sw_KE" w:bidi="sw_KE"/>
@@ -39148,7 +39154,7 @@
         </w:rPr>
         <w:t xml:space="preserve">; </w:t>
       </w:r>
-      <w:hyperlink r:id="rId887">
+      <w:hyperlink r:id="rId888">
         <w:r>
           <w:rPr>
             <w:lang w:val="sw_KE" w:bidi="sw_KE"/>
@@ -39166,7 +39172,7 @@
         </w:rPr>
         <w:t xml:space="preserve">; </w:t>
       </w:r>
-      <w:hyperlink r:id="rId888">
+      <w:hyperlink r:id="rId889">
         <w:r>
           <w:rPr>
             <w:lang w:val="sw_KE" w:bidi="sw_KE"/>
@@ -39184,7 +39190,7 @@
         </w:rPr>
         <w:t xml:space="preserve">; </w:t>
       </w:r>
-      <w:hyperlink r:id="rId889">
+      <w:hyperlink r:id="rId890">
         <w:r>
           <w:rPr>
             <w:lang w:val="sw_KE" w:bidi="sw_KE"/>
@@ -39202,7 +39208,7 @@
         </w:rPr>
         <w:t xml:space="preserve">; </w:t>
       </w:r>
-      <w:hyperlink r:id="rId890">
+      <w:hyperlink r:id="rId891">
         <w:r>
           <w:rPr>
             <w:lang w:val="sw_KE" w:bidi="sw_KE"/>
@@ -39220,7 +39226,7 @@
         </w:rPr>
         <w:t xml:space="preserve">; </w:t>
       </w:r>
-      <w:hyperlink r:id="rId891">
+      <w:hyperlink r:id="rId892">
         <w:r>
           <w:rPr>
             <w:lang w:val="sw_KE" w:bidi="sw_KE"/>
@@ -39347,7 +39353,7 @@
         </w:rPr>
         <w:t xml:space="preserve">Hadithi inamalizika na Yesu akimsifu mwalimu wa sheria za dini kwa kutambua kwamba amri hii ya pande mbili ilikuwa muhimu zaidi kuliko sadaka za kuteketezwa na dhabihu (ona </w:t>
       </w:r>
-      <w:hyperlink r:id="rId892">
+      <w:hyperlink r:id="rId893">
         <w:r>
           <w:rPr>
             <w:lang w:val="sw_KE" w:bidi="sw_KE"/>
@@ -39420,7 +39426,7 @@
         </w:rPr>
         <w:t xml:space="preserve">Baada ya kujibu maswali mbalimbali, hasa kutoka kwa wapinzani, Yesu sasa aliuliza swali (ona </w:t>
       </w:r>
-      <w:hyperlink r:id="rId893">
+      <w:hyperlink r:id="rId894">
         <w:r>
           <w:rPr>
             <w:lang w:val="sw_KE" w:bidi="sw_KE"/>
@@ -39438,7 +39444,7 @@
         </w:rPr>
         <w:t xml:space="preserve">; </w:t>
       </w:r>
-      <w:hyperlink r:id="rId894">
+      <w:hyperlink r:id="rId895">
         <w:r>
           <w:rPr>
             <w:lang w:val="sw_KE" w:bidi="sw_KE"/>
@@ -39456,7 +39462,7 @@
         </w:rPr>
         <w:t xml:space="preserve">; </w:t>
       </w:r>
-      <w:hyperlink r:id="rId895">
+      <w:hyperlink r:id="rId896">
         <w:r>
           <w:rPr>
             <w:lang w:val="sw_KE" w:bidi="sw_KE"/>
@@ -39474,7 +39480,7 @@
         </w:rPr>
         <w:t xml:space="preserve">; </w:t>
       </w:r>
-      <w:hyperlink r:id="rId896">
+      <w:hyperlink r:id="rId897">
         <w:r>
           <w:rPr>
             <w:lang w:val="sw_KE" w:bidi="sw_KE"/>
@@ -39492,7 +39498,7 @@
         </w:rPr>
         <w:t xml:space="preserve">). Masihi alichukuliwa kuwa mwana wa Daudi kwa sababu ya vifungu kama </w:t>
       </w:r>
-      <w:hyperlink r:id="rId897">
+      <w:hyperlink r:id="rId898">
         <w:r>
           <w:rPr>
             <w:lang w:val="sw_KE" w:bidi="sw_KE"/>
@@ -39510,7 +39516,7 @@
         </w:rPr>
         <w:t xml:space="preserve">; </w:t>
       </w:r>
-      <w:hyperlink r:id="rId898">
+      <w:hyperlink r:id="rId899">
         <w:r>
           <w:rPr>
             <w:lang w:val="sw_KE" w:bidi="sw_KE"/>
@@ -39528,7 +39534,7 @@
         </w:rPr>
         <w:t xml:space="preserve">; </w:t>
       </w:r>
-      <w:hyperlink r:id="rId899">
+      <w:hyperlink r:id="rId900">
         <w:r>
           <w:rPr>
             <w:lang w:val="sw_KE" w:bidi="sw_KE"/>
@@ -39546,7 +39552,7 @@
         </w:rPr>
         <w:t xml:space="preserve">; </w:t>
       </w:r>
-      <w:hyperlink r:id="rId900">
+      <w:hyperlink r:id="rId901">
         <w:r>
           <w:rPr>
             <w:lang w:val="sw_KE" w:bidi="sw_KE"/>
@@ -39564,7 +39570,7 @@
         </w:rPr>
         <w:t xml:space="preserve">; </w:t>
       </w:r>
-      <w:hyperlink r:id="rId901">
+      <w:hyperlink r:id="rId902">
         <w:r>
           <w:rPr>
             <w:lang w:val="sw_KE" w:bidi="sw_KE"/>
@@ -39582,7 +39588,7 @@
         </w:rPr>
         <w:t xml:space="preserve">; </w:t>
       </w:r>
-      <w:hyperlink r:id="rId902">
+      <w:hyperlink r:id="rId903">
         <w:r>
           <w:rPr>
             <w:lang w:val="sw_KE" w:bidi="sw_KE"/>
@@ -39600,7 +39606,7 @@
         </w:rPr>
         <w:t>. Kwa swali lake, Yesu hakukataa kwamba Masihi alikuwa mzao wa Daudi (</w:t>
       </w:r>
-      <w:hyperlink r:id="rId903">
+      <w:hyperlink r:id="rId904">
         <w:r>
           <w:rPr>
             <w:lang w:val="sw_KE" w:bidi="sw_KE"/>
@@ -39618,7 +39624,7 @@
         </w:rPr>
         <w:t xml:space="preserve">; </w:t>
       </w:r>
-      <w:hyperlink r:id="rId698">
+      <w:hyperlink r:id="rId699">
         <w:r>
           <w:rPr>
             <w:lang w:val="sw_KE" w:bidi="sw_KE"/>
@@ -39636,7 +39642,7 @@
         </w:rPr>
         <w:t xml:space="preserve">; ona </w:t>
       </w:r>
-      <w:hyperlink r:id="rId904">
+      <w:hyperlink r:id="rId905">
         <w:r>
           <w:rPr>
             <w:lang w:val="sw_KE" w:bidi="sw_KE"/>
@@ -39696,7 +39702,7 @@
           <w:lang w:val="sw_KE" w:bidi="sw_KE"/>
         </w:rPr>
       </w:r>
-      <w:hyperlink r:id="rId905">
+      <w:hyperlink r:id="rId906">
         <w:r>
           <w:rPr>
             <w:lang w:val="sw_KE" w:bidi="sw_KE"/>
@@ -39750,7 +39756,7 @@
         </w:rPr>
         <w:t xml:space="preserve">; </w:t>
       </w:r>
-      <w:hyperlink r:id="rId906">
+      <w:hyperlink r:id="rId907">
         <w:r>
           <w:rPr>
             <w:lang w:val="sw_KE" w:bidi="sw_KE"/>
@@ -39768,7 +39774,7 @@
         </w:rPr>
         <w:t xml:space="preserve">, </w:t>
       </w:r>
-      <w:hyperlink r:id="rId907">
+      <w:hyperlink r:id="rId908">
         <w:r>
           <w:rPr>
             <w:lang w:val="sw_KE" w:bidi="sw_KE"/>
@@ -39870,7 +39876,7 @@
         </w:rPr>
         <w:t>. Waandishi walivunja amri mbili kuu (</w:t>
       </w:r>
-      <w:hyperlink r:id="rId645">
+      <w:hyperlink r:id="rId646">
         <w:r>
           <w:rPr>
             <w:lang w:val="sw_KE" w:bidi="sw_KE"/>
@@ -39888,7 +39894,7 @@
         </w:rPr>
         <w:t xml:space="preserve">). Walivunja amri ya kwanza kwa kushindwa kumpenda Mungu na kushindwa kumheshimu na kumwabudu yeye pekee kama walivyotaka kwao wenyewe. • Mavazi yanayotiririka labda yalikuwa mavazi yaliyovaliwa na wanaume wa kidini; salamu za heshima labda zilimaanisha kuitwa “Rabi” (tazama </w:t>
       </w:r>
-      <w:hyperlink r:id="rId908">
+      <w:hyperlink r:id="rId909">
         <w:r>
           <w:rPr>
             <w:lang w:val="sw_KE" w:bidi="sw_KE"/>
@@ -39954,7 +39960,7 @@
         </w:rPr>
         <w:t>Walimu wa sheria za dini walivunja amri ya pili kwa kushindwa kuwapenda majirani zao, kama ilivyoonekana katika kuwadanganya wajane mali zao. Waliwadanganya waziwazi watu walio hatarini na wenye uhitaji licha ya kujali kwa Mungu kwa wajane (</w:t>
       </w:r>
-      <w:hyperlink r:id="rId909">
+      <w:hyperlink r:id="rId910">
         <w:r>
           <w:rPr>
             <w:lang w:val="sw_KE" w:bidi="sw_KE"/>
@@ -39972,7 +39978,7 @@
         </w:rPr>
         <w:t xml:space="preserve">; </w:t>
       </w:r>
-      <w:hyperlink r:id="rId910">
+      <w:hyperlink r:id="rId911">
         <w:r>
           <w:rPr>
             <w:lang w:val="sw_KE" w:bidi="sw_KE"/>
@@ -39990,7 +39996,7 @@
         </w:rPr>
         <w:t xml:space="preserve">; </w:t>
       </w:r>
-      <w:hyperlink r:id="rId911">
+      <w:hyperlink r:id="rId912">
         <w:r>
           <w:rPr>
             <w:lang w:val="sw_KE" w:bidi="sw_KE"/>
@@ -40008,7 +40014,7 @@
         </w:rPr>
         <w:t xml:space="preserve">; </w:t>
       </w:r>
-      <w:hyperlink r:id="rId912">
+      <w:hyperlink r:id="rId913">
         <w:r>
           <w:rPr>
             <w:lang w:val="sw_KE" w:bidi="sw_KE"/>
@@ -40026,7 +40032,7 @@
         </w:rPr>
         <w:t xml:space="preserve">; </w:t>
       </w:r>
-      <w:hyperlink r:id="rId913">
+      <w:hyperlink r:id="rId914">
         <w:r>
           <w:rPr>
             <w:lang w:val="sw_KE" w:bidi="sw_KE"/>
@@ -40044,7 +40050,7 @@
         </w:rPr>
         <w:t xml:space="preserve">; </w:t>
       </w:r>
-      <w:hyperlink r:id="rId914">
+      <w:hyperlink r:id="rId915">
         <w:r>
           <w:rPr>
             <w:lang w:val="sw_KE" w:bidi="sw_KE"/>
@@ -40062,7 +40068,7 @@
         </w:rPr>
         <w:t>) na hukumu yake kwa wale wanaowadhulumu (</w:t>
       </w:r>
-      <w:hyperlink r:id="rId915">
+      <w:hyperlink r:id="rId916">
         <w:r>
           <w:rPr>
             <w:lang w:val="sw_KE" w:bidi="sw_KE"/>
@@ -40080,7 +40086,7 @@
         </w:rPr>
         <w:t xml:space="preserve">; </w:t>
       </w:r>
-      <w:hyperlink r:id="rId916">
+      <w:hyperlink r:id="rId917">
         <w:r>
           <w:rPr>
             <w:lang w:val="sw_KE" w:bidi="sw_KE"/>
@@ -40098,7 +40104,7 @@
         </w:rPr>
         <w:t xml:space="preserve">; </w:t>
       </w:r>
-      <w:hyperlink r:id="rId917">
+      <w:hyperlink r:id="rId918">
         <w:r>
           <w:rPr>
             <w:lang w:val="sw_KE" w:bidi="sw_KE"/>
@@ -40116,7 +40122,7 @@
         </w:rPr>
         <w:t xml:space="preserve">; </w:t>
       </w:r>
-      <w:hyperlink r:id="rId918">
+      <w:hyperlink r:id="rId919">
         <w:r>
           <w:rPr>
             <w:lang w:val="sw_KE" w:bidi="sw_KE"/>
@@ -40134,7 +40140,7 @@
         </w:rPr>
         <w:t xml:space="preserve">). Waandishi walivaa vazi la unafiki la ucha Mungu wa uongo (ona </w:t>
       </w:r>
-      <w:hyperlink r:id="rId919">
+      <w:hyperlink r:id="rId920">
         <w:r>
           <w:rPr>
             <w:lang w:val="sw_KE" w:bidi="sw_KE"/>
@@ -40152,7 +40158,7 @@
         </w:rPr>
         <w:t xml:space="preserve">; </w:t>
       </w:r>
-      <w:hyperlink r:id="rId920">
+      <w:hyperlink r:id="rId921">
         <w:r>
           <w:rPr>
             <w:lang w:val="sw_KE" w:bidi="sw_KE"/>
@@ -40170,7 +40176,7 @@
         </w:rPr>
         <w:t>). • wataadhibiwa vikali zaidi: Katika hukumu ya mwisho (</w:t>
       </w:r>
-      <w:hyperlink r:id="rId921">
+      <w:hyperlink r:id="rId922">
         <w:r>
           <w:rPr>
             <w:lang w:val="sw_KE" w:bidi="sw_KE"/>
@@ -40188,7 +40194,7 @@
         </w:rPr>
         <w:t xml:space="preserve">; ona </w:t>
       </w:r>
-      <w:hyperlink r:id="rId922">
+      <w:hyperlink r:id="rId923">
         <w:r>
           <w:rPr>
             <w:lang w:val="sw_KE" w:bidi="sw_KE"/>
@@ -40292,7 +40298,7 @@
         </w:rPr>
         <w:t>, mshahara wa kawaida wa siku (</w:t>
       </w:r>
-      <w:hyperlink r:id="rId923">
+      <w:hyperlink r:id="rId924">
         <w:r>
           <w:rPr>
             <w:lang w:val="sw_KE" w:bidi="sw_KE"/>
@@ -40358,7 +40364,7 @@
         </w:rPr>
         <w:t>Akaunti hii ya mjane maskini inaonyesha tofauti kati ya viongozi wa kidini wanaojifanya wacha Mungu (</w:t>
       </w:r>
-      <w:hyperlink r:id="rId878">
+      <w:hyperlink r:id="rId879">
         <w:r>
           <w:rPr>
             <w:lang w:val="sw_KE" w:bidi="sw_KE"/>
@@ -40424,7 +40430,7 @@
         </w:rPr>
         <w:t xml:space="preserve">Yesu aliwaita wanafunzi wake kusikiliza mafundisho yake (tazama </w:t>
       </w:r>
-      <w:hyperlink r:id="rId787">
+      <w:hyperlink r:id="rId788">
         <w:r>
           <w:rPr>
             <w:lang w:val="sw_KE" w:bidi="sw_KE"/>
@@ -40478,7 +40484,7 @@
         </w:rPr>
         <w:t xml:space="preserve">; </w:t>
       </w:r>
-      <w:hyperlink r:id="rId924">
+      <w:hyperlink r:id="rId925">
         <w:r>
           <w:rPr>
             <w:lang w:val="sw_KE" w:bidi="sw_KE"/>
@@ -40496,7 +40502,7 @@
         </w:rPr>
         <w:t xml:space="preserve">; tazama pia </w:t>
       </w:r>
-      <w:hyperlink r:id="rId925">
+      <w:hyperlink r:id="rId926">
         <w:r>
           <w:rPr>
             <w:lang w:val="sw_KE" w:bidi="sw_KE"/>
@@ -40550,7 +40556,7 @@
         </w:rPr>
         <w:t xml:space="preserve"> lilionyesha tofauti kubwa kati ya mawazo yake na yale ya ulimwengu. Hakuna mtu ambaye angeita jengo kwa jina la mjane kwa zawadi yake ya sarafu mbili ndogo, lakini Yesu na Baba yake wanatazama moyo wa mtu (</w:t>
       </w:r>
-      <w:hyperlink r:id="rId926">
+      <w:hyperlink r:id="rId927">
         <w:r>
           <w:rPr>
             <w:lang w:val="sw_KE" w:bidi="sw_KE"/>
@@ -40568,7 +40574,7 @@
         </w:rPr>
         <w:t>). Mjane alikuwa akifanya kile hasa ambacho Yesu alimwambia kijana tajiri afanye (</w:t>
       </w:r>
-      <w:hyperlink r:id="rId706">
+      <w:hyperlink r:id="rId707">
         <w:r>
           <w:rPr>
             <w:lang w:val="sw_KE" w:bidi="sw_KE"/>
@@ -40622,7 +40628,7 @@
         </w:rPr>
         <w:t xml:space="preserve">; </w:t>
       </w:r>
-      <w:hyperlink r:id="rId927">
+      <w:hyperlink r:id="rId928">
         <w:r>
           <w:rPr>
             <w:lang w:val="sw_KE" w:bidi="sw_KE"/>
@@ -40640,7 +40646,7 @@
         </w:rPr>
         <w:t xml:space="preserve">; </w:t>
       </w:r>
-      <w:hyperlink r:id="rId928">
+      <w:hyperlink r:id="rId929">
         <w:r>
           <w:rPr>
             <w:lang w:val="sw_KE" w:bidi="sw_KE"/>
@@ -40658,7 +40664,7 @@
         </w:rPr>
         <w:t xml:space="preserve">). Kama mwanamke wa </w:t>
       </w:r>
-      <w:hyperlink r:id="rId709">
+      <w:hyperlink r:id="rId710">
         <w:r>
           <w:rPr>
             <w:lang w:val="sw_KE" w:bidi="sw_KE"/>
@@ -40676,7 +40682,7 @@
         </w:rPr>
         <w:t>, mjane maskini alimpenda Mungu kwa moyo wake wote, roho, akili, na nguvu (</w:t>
       </w:r>
-      <w:hyperlink r:id="rId929">
+      <w:hyperlink r:id="rId930">
         <w:r>
           <w:rPr>
             <w:lang w:val="sw_KE" w:bidi="sw_KE"/>
@@ -40834,7 +40840,7 @@
         </w:rPr>
         <w:t xml:space="preserve">Kifungu hiki kinahitimisha sehemu iliyoanza katika </w:t>
       </w:r>
-      <w:hyperlink r:id="rId772">
+      <w:hyperlink r:id="rId773">
         <w:r>
           <w:rPr>
             <w:lang w:val="sw_KE" w:bidi="sw_KE"/>
@@ -40852,7 +40858,7 @@
         </w:rPr>
         <w:t>. Kushindwa kwa Israeli kuzaa matunda (</w:t>
       </w:r>
-      <w:hyperlink r:id="rId930">
+      <w:hyperlink r:id="rId931">
         <w:r>
           <w:rPr>
             <w:lang w:val="sw_KE" w:bidi="sw_KE"/>
@@ -40870,7 +40876,7 @@
         </w:rPr>
         <w:t xml:space="preserve">; </w:t>
       </w:r>
-      <w:hyperlink r:id="rId878">
+      <w:hyperlink r:id="rId879">
         <w:r>
           <w:rPr>
             <w:lang w:val="sw_KE" w:bidi="sw_KE"/>
@@ -40888,7 +40894,7 @@
         </w:rPr>
         <w:t>) na uhasama wa viongozi wake kwa Masiya, mteule wa Mungu (</w:t>
       </w:r>
-      <w:hyperlink r:id="rId697">
+      <w:hyperlink r:id="rId698">
         <w:r>
           <w:rPr>
             <w:lang w:val="sw_KE" w:bidi="sw_KE"/>
@@ -40906,7 +40912,7 @@
         </w:rPr>
         <w:t xml:space="preserve">, </w:t>
       </w:r>
-      <w:hyperlink r:id="rId796">
+      <w:hyperlink r:id="rId797">
         <w:r>
           <w:rPr>
             <w:lang w:val="sw_KE" w:bidi="sw_KE"/>
@@ -40924,7 +40930,7 @@
         </w:rPr>
         <w:t xml:space="preserve">; </w:t>
       </w:r>
-      <w:hyperlink r:id="rId651">
+      <w:hyperlink r:id="rId652">
         <w:r>
           <w:rPr>
             <w:lang w:val="sw_KE" w:bidi="sw_KE"/>
@@ -40942,7 +40948,7 @@
         </w:rPr>
         <w:t xml:space="preserve">, </w:t>
       </w:r>
-      <w:hyperlink r:id="rId931">
+      <w:hyperlink r:id="rId932">
         <w:r>
           <w:rPr>
             <w:lang w:val="sw_KE" w:bidi="sw_KE"/>
@@ -41154,7 +41160,7 @@
         </w:rPr>
         <w:t xml:space="preserve">; </w:t>
       </w:r>
-      <w:hyperlink r:id="rId932">
+      <w:hyperlink r:id="rId933">
         <w:r>
           <w:rPr>
             <w:lang w:val="sw_KE" w:bidi="sw_KE"/>
@@ -41172,7 +41178,7 @@
         </w:rPr>
         <w:t xml:space="preserve">). • Utabiri wa Yesu ulisababisha maswali mawili kutoka kwa wanafunzi. Ingawa baadhi ya wasomi wanasema kwamba swali la pili linazidi la kwanza kwa kuangalia kuja kwa Mwana wa Adamu mwishoni mwa enzi, ni bora kutafsiri maswali haya mawili kama yanayolenga wakati na ishara inayohusishwa na uharibifu wa Yerusalemu na Hekalu (cp. </w:t>
       </w:r>
-      <w:hyperlink r:id="rId933">
+      <w:hyperlink r:id="rId934">
         <w:r>
           <w:rPr>
             <w:lang w:val="sw_KE" w:bidi="sw_KE"/>
@@ -41190,7 +41196,7 @@
         </w:rPr>
         <w:t xml:space="preserve">; </w:t>
       </w:r>
-      <w:hyperlink r:id="rId934">
+      <w:hyperlink r:id="rId935">
         <w:r>
           <w:rPr>
             <w:lang w:val="sw_KE" w:bidi="sw_KE"/>
@@ -41208,7 +41214,7 @@
         </w:rPr>
         <w:t xml:space="preserve">). Maswali haya yanafuata kwa kawaida kutoka kwa utabiri wa Yesu katika </w:t>
       </w:r>
-      <w:hyperlink r:id="rId935">
+      <w:hyperlink r:id="rId936">
         <w:r>
           <w:rPr>
             <w:lang w:val="sw_KE" w:bidi="sw_KE"/>
@@ -41274,7 +41280,7 @@
         </w:rPr>
         <w:t>Yesu aliwaonya wafuasi wake wasipotoshwe na masihi wengi wa uongo ambao wangekuja wakidai, 'Mimi ndiye Masihi' na wangewadanganya wengi kuwafuata. Wadai hao wa uongo wangedai kuwa Masihi wa Kiyahudi aliyesubiriwa kwa muda mrefu (sio Yesu mwenyewe) au kuzungumza kwa niaba ya Masihi. Wadai hao walijumuisha Theuda Mgalelea (</w:t>
       </w:r>
-      <w:hyperlink r:id="rId936">
+      <w:hyperlink r:id="rId937">
         <w:r>
           <w:rPr>
             <w:lang w:val="sw_KE" w:bidi="sw_KE"/>
@@ -41340,7 +41346,7 @@
         </w:rPr>
         <w:t xml:space="preserve">Sehemu hii mara nyingi hugawanywa katika sehemu mbili, </w:t>
       </w:r>
-      <w:hyperlink r:id="rId937">
+      <w:hyperlink r:id="rId938">
         <w:r>
           <w:rPr>
             <w:lang w:val="sw_KE" w:bidi="sw_KE"/>
@@ -41358,7 +41364,7 @@
         </w:rPr>
         <w:t xml:space="preserve"> na </w:t>
       </w:r>
-      <w:hyperlink r:id="rId938">
+      <w:hyperlink r:id="rId939">
         <w:r>
           <w:rPr>
             <w:lang w:val="sw_KE" w:bidi="sw_KE"/>
@@ -41376,7 +41382,7 @@
         </w:rPr>
         <w:t xml:space="preserve">. Sehemu ya kwanza mara nyingi hufasiriwa kama kuelezea uharibifu wa Yerusalemu, ambao ulitokea katika AD 70, wakati sehemu ya pili inachukuliwa kuelezea kuja kwa Mwana wa Adamu katika siku zijazo. Hata hivyo, ni bora kufasiri yote ya </w:t>
       </w:r>
-      <w:hyperlink r:id="rId939">
+      <w:hyperlink r:id="rId940">
         <w:r>
           <w:rPr>
             <w:lang w:val="sw_KE" w:bidi="sw_KE"/>
@@ -41394,7 +41400,7 @@
         </w:rPr>
         <w:t xml:space="preserve"> kama kuelezea matukio yanayozunguka uharibifu wa Yerusalemu katika AD 70 kwa sababu: (1) </w:t>
       </w:r>
-      <w:hyperlink r:id="rId939">
+      <w:hyperlink r:id="rId940">
         <w:r>
           <w:rPr>
             <w:lang w:val="sw_KE" w:bidi="sw_KE"/>
@@ -41412,6 +41418,150 @@
         </w:rPr>
         <w:t xml:space="preserve"> ni jibu la Yesu kwa maswali mawili (</w:t>
       </w:r>
+      <w:hyperlink r:id="rId941">
+        <w:r>
+          <w:rPr>
+            <w:lang w:val="sw_KE" w:bidi="sw_KE"/>
+          </w:rPr>
+          <w:rPr>
+            <w:color w:val="0000EE"/>
+            <w:u w:val="single"/>
+          </w:rPr>
+          <w:t>13:4</w:t>
+        </w:r>
+      </w:hyperlink>
+      <w:r>
+        <w:rPr>
+          <w:lang w:val="sw_KE" w:bidi="sw_KE"/>
+        </w:rPr>
+        <w:t>) yanayohusu uharibifu wa Yerusalemu (</w:t>
+      </w:r>
+      <w:hyperlink r:id="rId936">
+        <w:r>
+          <w:rPr>
+            <w:lang w:val="sw_KE" w:bidi="sw_KE"/>
+          </w:rPr>
+          <w:rPr>
+            <w:color w:val="0000EE"/>
+            <w:u w:val="single"/>
+          </w:rPr>
+          <w:t>13:2</w:t>
+        </w:r>
+      </w:hyperlink>
+      <w:r>
+        <w:rPr>
+          <w:lang w:val="sw_KE" w:bidi="sw_KE"/>
+        </w:rPr>
+        <w:t>); (2) Amri za kukimbia Yudea (</w:t>
+      </w:r>
+      <w:hyperlink r:id="rId942">
+        <w:r>
+          <w:rPr>
+            <w:lang w:val="sw_KE" w:bidi="sw_KE"/>
+          </w:rPr>
+          <w:rPr>
+            <w:color w:val="0000EE"/>
+            <w:u w:val="single"/>
+          </w:rPr>
+          <w:t>13:14–16</w:t>
+        </w:r>
+      </w:hyperlink>
+      <w:r>
+        <w:rPr>
+          <w:lang w:val="sw_KE" w:bidi="sw_KE"/>
+        </w:rPr>
+        <w:t>), ole uliosemwa juu ya wanawake wajawazito na wanaonyonyesha (</w:t>
+      </w:r>
+      <w:hyperlink r:id="rId943">
+        <w:r>
+          <w:rPr>
+            <w:lang w:val="sw_KE" w:bidi="sw_KE"/>
+          </w:rPr>
+          <w:rPr>
+            <w:color w:val="0000EE"/>
+            <w:u w:val="single"/>
+          </w:rPr>
+          <w:t>13:17</w:t>
+        </w:r>
+      </w:hyperlink>
+      <w:r>
+        <w:rPr>
+          <w:lang w:val="sw_KE" w:bidi="sw_KE"/>
+        </w:rPr>
+        <w:t>), na maombi kwamba isitokee wakati wa baridi (</w:t>
+      </w:r>
+      <w:hyperlink r:id="rId944">
+        <w:r>
+          <w:rPr>
+            <w:lang w:val="sw_KE" w:bidi="sw_KE"/>
+          </w:rPr>
+          <w:rPr>
+            <w:color w:val="0000EE"/>
+            <w:u w:val="single"/>
+          </w:rPr>
+          <w:t>13:18</w:t>
+        </w:r>
+      </w:hyperlink>
+      <w:r>
+        <w:rPr>
+          <w:lang w:val="sw_KE" w:bidi="sw_KE"/>
+        </w:rPr>
+        <w:t>) yana maana ikiwa yanahusu matukio ya AD 70 lakini siyo ikiwa yanahusu kurudi kwa Kristo siku zijazo; (3) Maonyo matatu katika kifungu hiki (</w:t>
+      </w:r>
+      <w:hyperlink r:id="rId945">
+        <w:r>
+          <w:rPr>
+            <w:lang w:val="sw_KE" w:bidi="sw_KE"/>
+          </w:rPr>
+          <w:rPr>
+            <w:color w:val="0000EE"/>
+            <w:u w:val="single"/>
+          </w:rPr>
+          <w:t>13:5</w:t>
+        </w:r>
+      </w:hyperlink>
+      <w:r>
+        <w:rPr>
+          <w:lang w:val="sw_KE" w:bidi="sw_KE"/>
+        </w:rPr>
+        <w:t xml:space="preserve">, </w:t>
+      </w:r>
+      <w:hyperlink r:id="rId946">
+        <w:r>
+          <w:rPr>
+            <w:lang w:val="sw_KE" w:bidi="sw_KE"/>
+          </w:rPr>
+          <w:rPr>
+            <w:color w:val="0000EE"/>
+            <w:u w:val="single"/>
+          </w:rPr>
+          <w:t>9</w:t>
+        </w:r>
+      </w:hyperlink>
+      <w:r>
+        <w:rPr>
+          <w:lang w:val="sw_KE" w:bidi="sw_KE"/>
+        </w:rPr>
+        <w:t xml:space="preserve">, </w:t>
+      </w:r>
+      <w:hyperlink r:id="rId947">
+        <w:r>
+          <w:rPr>
+            <w:lang w:val="sw_KE" w:bidi="sw_KE"/>
+          </w:rPr>
+          <w:rPr>
+            <w:color w:val="0000EE"/>
+            <w:u w:val="single"/>
+          </w:rPr>
+          <w:t>23</w:t>
+        </w:r>
+      </w:hyperlink>
+      <w:r>
+        <w:rPr>
+          <w:lang w:val="sw_KE" w:bidi="sw_KE"/>
+        </w:rPr>
+        <w:t xml:space="preserve">) yanaunganisha kifungu hiki na kuonyesha kwamba </w:t>
+      </w:r>
       <w:hyperlink r:id="rId940">
         <w:r>
           <w:rPr>
@@ -41421,150 +41571,6 @@
             <w:color w:val="0000EE"/>
             <w:u w:val="single"/>
           </w:rPr>
-          <w:t>13:4</w:t>
-        </w:r>
-      </w:hyperlink>
-      <w:r>
-        <w:rPr>
-          <w:lang w:val="sw_KE" w:bidi="sw_KE"/>
-        </w:rPr>
-        <w:t>) yanayohusu uharibifu wa Yerusalemu (</w:t>
-      </w:r>
-      <w:hyperlink r:id="rId935">
-        <w:r>
-          <w:rPr>
-            <w:lang w:val="sw_KE" w:bidi="sw_KE"/>
-          </w:rPr>
-          <w:rPr>
-            <w:color w:val="0000EE"/>
-            <w:u w:val="single"/>
-          </w:rPr>
-          <w:t>13:2</w:t>
-        </w:r>
-      </w:hyperlink>
-      <w:r>
-        <w:rPr>
-          <w:lang w:val="sw_KE" w:bidi="sw_KE"/>
-        </w:rPr>
-        <w:t>); (2) Amri za kukimbia Yudea (</w:t>
-      </w:r>
-      <w:hyperlink r:id="rId941">
-        <w:r>
-          <w:rPr>
-            <w:lang w:val="sw_KE" w:bidi="sw_KE"/>
-          </w:rPr>
-          <w:rPr>
-            <w:color w:val="0000EE"/>
-            <w:u w:val="single"/>
-          </w:rPr>
-          <w:t>13:14–16</w:t>
-        </w:r>
-      </w:hyperlink>
-      <w:r>
-        <w:rPr>
-          <w:lang w:val="sw_KE" w:bidi="sw_KE"/>
-        </w:rPr>
-        <w:t>), ole uliosemwa juu ya wanawake wajawazito na wanaonyonyesha (</w:t>
-      </w:r>
-      <w:hyperlink r:id="rId942">
-        <w:r>
-          <w:rPr>
-            <w:lang w:val="sw_KE" w:bidi="sw_KE"/>
-          </w:rPr>
-          <w:rPr>
-            <w:color w:val="0000EE"/>
-            <w:u w:val="single"/>
-          </w:rPr>
-          <w:t>13:17</w:t>
-        </w:r>
-      </w:hyperlink>
-      <w:r>
-        <w:rPr>
-          <w:lang w:val="sw_KE" w:bidi="sw_KE"/>
-        </w:rPr>
-        <w:t>), na maombi kwamba isitokee wakati wa baridi (</w:t>
-      </w:r>
-      <w:hyperlink r:id="rId943">
-        <w:r>
-          <w:rPr>
-            <w:lang w:val="sw_KE" w:bidi="sw_KE"/>
-          </w:rPr>
-          <w:rPr>
-            <w:color w:val="0000EE"/>
-            <w:u w:val="single"/>
-          </w:rPr>
-          <w:t>13:18</w:t>
-        </w:r>
-      </w:hyperlink>
-      <w:r>
-        <w:rPr>
-          <w:lang w:val="sw_KE" w:bidi="sw_KE"/>
-        </w:rPr>
-        <w:t>) yana maana ikiwa yanahusu matukio ya AD 70 lakini siyo ikiwa yanahusu kurudi kwa Kristo siku zijazo; (3) Maonyo matatu katika kifungu hiki (</w:t>
-      </w:r>
-      <w:hyperlink r:id="rId944">
-        <w:r>
-          <w:rPr>
-            <w:lang w:val="sw_KE" w:bidi="sw_KE"/>
-          </w:rPr>
-          <w:rPr>
-            <w:color w:val="0000EE"/>
-            <w:u w:val="single"/>
-          </w:rPr>
-          <w:t>13:5</w:t>
-        </w:r>
-      </w:hyperlink>
-      <w:r>
-        <w:rPr>
-          <w:lang w:val="sw_KE" w:bidi="sw_KE"/>
-        </w:rPr>
-        <w:t xml:space="preserve">, </w:t>
-      </w:r>
-      <w:hyperlink r:id="rId945">
-        <w:r>
-          <w:rPr>
-            <w:lang w:val="sw_KE" w:bidi="sw_KE"/>
-          </w:rPr>
-          <w:rPr>
-            <w:color w:val="0000EE"/>
-            <w:u w:val="single"/>
-          </w:rPr>
-          <w:t>9</w:t>
-        </w:r>
-      </w:hyperlink>
-      <w:r>
-        <w:rPr>
-          <w:lang w:val="sw_KE" w:bidi="sw_KE"/>
-        </w:rPr>
-        <w:t xml:space="preserve">, </w:t>
-      </w:r>
-      <w:hyperlink r:id="rId946">
-        <w:r>
-          <w:rPr>
-            <w:lang w:val="sw_KE" w:bidi="sw_KE"/>
-          </w:rPr>
-          <w:rPr>
-            <w:color w:val="0000EE"/>
-            <w:u w:val="single"/>
-          </w:rPr>
-          <w:t>23</w:t>
-        </w:r>
-      </w:hyperlink>
-      <w:r>
-        <w:rPr>
-          <w:lang w:val="sw_KE" w:bidi="sw_KE"/>
-        </w:rPr>
-        <w:t xml:space="preserve">) yanaunganisha kifungu hiki na kuonyesha kwamba </w:t>
-      </w:r>
-      <w:hyperlink r:id="rId939">
-        <w:r>
-          <w:rPr>
-            <w:lang w:val="sw_KE" w:bidi="sw_KE"/>
-          </w:rPr>
-          <w:rPr>
-            <w:color w:val="0000EE"/>
-            <w:u w:val="single"/>
-          </w:rPr>
           <w:t>13:5–23</w:t>
         </w:r>
       </w:hyperlink>
@@ -41574,7 +41580,7 @@
         </w:rPr>
         <w:t xml:space="preserve"> inapaswa kueleweka kama kitengo kimoja. • Mgawanyo wa sehemu hii umeandaliwa kama chiasm (mfumo wa X): A: Wadanganyifu wanadai kuwa Masihi (</w:t>
       </w:r>
-      <w:hyperlink r:id="rId947">
+      <w:hyperlink r:id="rId948">
         <w:r>
           <w:rPr>
             <w:lang w:val="sw_KE" w:bidi="sw_KE"/>
@@ -41592,7 +41598,7 @@
         </w:rPr>
         <w:t>). B: Kuna ripoti za mapigano na majanga ya asili (</w:t>
       </w:r>
-      <w:hyperlink r:id="rId948">
+      <w:hyperlink r:id="rId949">
         <w:r>
           <w:rPr>
             <w:lang w:val="sw_KE" w:bidi="sw_KE"/>
@@ -41610,7 +41616,7 @@
         </w:rPr>
         <w:t>). C: Kuna mateso ya waumini (</w:t>
       </w:r>
-      <w:hyperlink r:id="rId949">
+      <w:hyperlink r:id="rId950">
         <w:r>
           <w:rPr>
             <w:lang w:val="sw_KE" w:bidi="sw_KE"/>
@@ -41628,7 +41634,7 @@
         </w:rPr>
         <w:t>). B': Mapigano katika Yudea na mateso yanayoanza (</w:t>
       </w:r>
-      <w:hyperlink r:id="rId950">
+      <w:hyperlink r:id="rId951">
         <w:r>
           <w:rPr>
             <w:lang w:val="sw_KE" w:bidi="sw_KE"/>
@@ -41646,7 +41652,7 @@
         </w:rPr>
         <w:t>). A': Wadanganyifu wanadai kuwa Masihi (</w:t>
       </w:r>
-      <w:hyperlink r:id="rId951">
+      <w:hyperlink r:id="rId952">
         <w:r>
           <w:rPr>
             <w:lang w:val="sw_KE" w:bidi="sw_KE"/>
@@ -41796,7 +41802,7 @@
         </w:rPr>
         <w:t xml:space="preserve">; </w:t>
       </w:r>
-      <w:hyperlink r:id="rId665">
+      <w:hyperlink r:id="rId666">
         <w:r>
           <w:rPr>
             <w:lang w:val="sw_KE" w:bidi="sw_KE"/>
@@ -41814,7 +41820,7 @@
         </w:rPr>
         <w:t xml:space="preserve">; </w:t>
       </w:r>
-      <w:hyperlink r:id="rId952">
+      <w:hyperlink r:id="rId953">
         <w:r>
           <w:rPr>
             <w:lang w:val="sw_KE" w:bidi="sw_KE"/>
@@ -41850,7 +41856,7 @@
         </w:rPr>
         <w:t xml:space="preserve">). Wakristo wa Kiyahudi wangeletwa mbele ya mabaraza ya viongozi wa Kiyahudi, ambao walikuwa na mamlaka juu ya jamii za Kiyahudi. Tunasoma kuhusu baraza kama hilo katika </w:t>
       </w:r>
-      <w:hyperlink r:id="rId953">
+      <w:hyperlink r:id="rId954">
         <w:r>
           <w:rPr>
             <w:lang w:val="sw_KE" w:bidi="sw_KE"/>
@@ -41868,7 +41874,7 @@
         </w:rPr>
         <w:t xml:space="preserve"> na pengine katika </w:t>
       </w:r>
-      <w:hyperlink r:id="rId954">
+      <w:hyperlink r:id="rId955">
         <w:r>
           <w:rPr>
             <w:lang w:val="sw_KE" w:bidi="sw_KE"/>
@@ -41886,7 +41892,7 @@
         </w:rPr>
         <w:t xml:space="preserve"> (tazama pia </w:t>
       </w:r>
-      <w:hyperlink r:id="rId955">
+      <w:hyperlink r:id="rId956">
         <w:r>
           <w:rPr>
             <w:lang w:val="sw_KE" w:bidi="sw_KE"/>
@@ -41904,7 +41910,7 @@
         </w:rPr>
         <w:t xml:space="preserve">). • kupigwa katika masinagogi: Kupigwa kwa Paulo katika </w:t>
       </w:r>
-      <w:hyperlink r:id="rId956">
+      <w:hyperlink r:id="rId957">
         <w:r>
           <w:rPr>
             <w:lang w:val="sw_KE" w:bidi="sw_KE"/>
@@ -41922,7 +41928,7 @@
         </w:rPr>
         <w:t xml:space="preserve"> kulifanyika pengine katika sinagogi la eneo hilo. • Wafuasi wa Yesu pia wangeweza kushtakiwa mbele ya magavana na wafalme (tazama </w:t>
       </w:r>
-      <w:hyperlink r:id="rId957">
+      <w:hyperlink r:id="rId958">
         <w:r>
           <w:rPr>
             <w:lang w:val="sw_KE" w:bidi="sw_KE"/>
@@ -41940,7 +41946,7 @@
         </w:rPr>
         <w:t xml:space="preserve">; </w:t>
       </w:r>
-      <w:hyperlink r:id="rId958">
+      <w:hyperlink r:id="rId959">
         <w:r>
           <w:rPr>
             <w:lang w:val="sw_KE" w:bidi="sw_KE"/>
@@ -41958,7 +41964,7 @@
         </w:rPr>
         <w:t xml:space="preserve">; </w:t>
       </w:r>
-      <w:hyperlink r:id="rId959">
+      <w:hyperlink r:id="rId960">
         <w:r>
           <w:rPr>
             <w:lang w:val="sw_KE" w:bidi="sw_KE"/>
@@ -41976,7 +41982,7 @@
         </w:rPr>
         <w:t>). Mashtaka hayo yalitokana na wao kuwa wafuasi wa Yesu (</w:t>
       </w:r>
-      <w:hyperlink r:id="rId945">
+      <w:hyperlink r:id="rId946">
         <w:r>
           <w:rPr>
             <w:lang w:val="sw_KE" w:bidi="sw_KE"/>
@@ -42012,7 +42018,7 @@
         </w:rPr>
         <w:t xml:space="preserve">), si kwa sababu ya makosa halisi (tazama </w:t>
       </w:r>
-      <w:hyperlink r:id="rId960">
+      <w:hyperlink r:id="rId961">
         <w:r>
           <w:rPr>
             <w:lang w:val="sw_KE" w:bidi="sw_KE"/>
@@ -42078,7 +42084,7 @@
         </w:rPr>
         <w:t>Majaribu kama hayo (</w:t>
       </w:r>
-      <w:hyperlink r:id="rId945">
+      <w:hyperlink r:id="rId946">
         <w:r>
           <w:rPr>
             <w:lang w:val="sw_KE" w:bidi="sw_KE"/>
@@ -42096,7 +42102,7 @@
         </w:rPr>
         <w:t xml:space="preserve">, </w:t>
       </w:r>
-      <w:hyperlink r:id="rId961">
+      <w:hyperlink r:id="rId962">
         <w:r>
           <w:rPr>
             <w:lang w:val="sw_KE" w:bidi="sw_KE"/>
@@ -42114,7 +42120,7 @@
         </w:rPr>
         <w:t xml:space="preserve">) yangekuwa njia ambayo Habari Njema ingehubiriwa kwa mataifa yote. Haya yote yangetokea kwanza—yaani, kabla ya uharibifu wa Yerusalemu. Kwa uelewa wa Paulo kuhusu jinsi Habari Njema ilivyokuwa tayari imehubiriwa kwa kila taifa katika siku zake, angalia </w:t>
       </w:r>
-      <w:hyperlink r:id="rId962">
+      <w:hyperlink r:id="rId963">
         <w:r>
           <w:rPr>
             <w:lang w:val="sw_KE" w:bidi="sw_KE"/>
@@ -42132,7 +42138,7 @@
         </w:rPr>
         <w:t xml:space="preserve">; </w:t>
       </w:r>
-      <w:hyperlink r:id="rId963">
+      <w:hyperlink r:id="rId964">
         <w:r>
           <w:rPr>
             <w:lang w:val="sw_KE" w:bidi="sw_KE"/>
@@ -42150,7 +42156,7 @@
         </w:rPr>
         <w:t xml:space="preserve">, </w:t>
       </w:r>
-      <w:hyperlink r:id="rId964">
+      <w:hyperlink r:id="rId965">
         <w:r>
           <w:rPr>
             <w:lang w:val="sw_KE" w:bidi="sw_KE"/>
@@ -42168,7 +42174,7 @@
         </w:rPr>
         <w:t xml:space="preserve"> (angalia pia </w:t>
       </w:r>
-      <w:hyperlink r:id="rId965">
+      <w:hyperlink r:id="rId966">
         <w:r>
           <w:rPr>
             <w:lang w:val="sw_KE" w:bidi="sw_KE"/>
@@ -42186,7 +42192,7 @@
         </w:rPr>
         <w:t xml:space="preserve">, </w:t>
       </w:r>
-      <w:hyperlink r:id="rId966">
+      <w:hyperlink r:id="rId967">
         <w:r>
           <w:rPr>
             <w:lang w:val="sw_KE" w:bidi="sw_KE"/>
@@ -42204,7 +42210,7 @@
         </w:rPr>
         <w:t xml:space="preserve">; </w:t>
       </w:r>
-      <w:hyperlink r:id="rId967">
+      <w:hyperlink r:id="rId968">
         <w:r>
           <w:rPr>
             <w:lang w:val="sw_KE" w:bidi="sw_KE"/>
@@ -42222,7 +42228,7 @@
         </w:rPr>
         <w:t xml:space="preserve">; </w:t>
       </w:r>
-      <w:hyperlink r:id="rId968">
+      <w:hyperlink r:id="rId969">
         <w:r>
           <w:rPr>
             <w:lang w:val="sw_KE" w:bidi="sw_KE"/>
@@ -42240,7 +42246,7 @@
         </w:rPr>
         <w:t xml:space="preserve">, </w:t>
       </w:r>
-      <w:hyperlink r:id="rId969">
+      <w:hyperlink r:id="rId970">
         <w:r>
           <w:rPr>
             <w:lang w:val="sw_KE" w:bidi="sw_KE"/>
@@ -42306,7 +42312,7 @@
         </w:rPr>
         <w:t xml:space="preserve">Neno la kutia moyo linafuata onyo la </w:t>
       </w:r>
-      <w:hyperlink r:id="rId945">
+      <w:hyperlink r:id="rId946">
         <w:r>
           <w:rPr>
             <w:lang w:val="sw_KE" w:bidi="sw_KE"/>
@@ -42324,7 +42330,7 @@
         </w:rPr>
         <w:t xml:space="preserve">. Wafuasi wa Yesu hawapaswi kuogopa watakachosema katika hali hizi. Wafuasi wa mapema wa Yesu walikuwa kwa ujumla hawajasoma na hawakuwa na ushawishi wa kisiasa (tazama </w:t>
       </w:r>
-      <w:hyperlink r:id="rId970">
+      <w:hyperlink r:id="rId971">
         <w:r>
           <w:rPr>
             <w:lang w:val="sw_KE" w:bidi="sw_KE"/>
@@ -42342,7 +42348,7 @@
         </w:rPr>
         <w:t xml:space="preserve">; </w:t>
       </w:r>
-      <w:hyperlink r:id="rId971">
+      <w:hyperlink r:id="rId972">
         <w:r>
           <w:rPr>
             <w:lang w:val="sw_KE" w:bidi="sw_KE"/>
@@ -42408,7 +42414,7 @@
         </w:rPr>
         <w:t xml:space="preserve">Hakutakuwa na kundi moja, hata familia zao wenyewe, ambao Wakristo walioteswa wangeweza kukimbilia au kugeukia kwa msaada (ona </w:t>
       </w:r>
-      <w:hyperlink r:id="rId972">
+      <w:hyperlink r:id="rId973">
         <w:r>
           <w:rPr>
             <w:lang w:val="sw_KE" w:bidi="sw_KE"/>
@@ -42426,7 +42432,7 @@
         </w:rPr>
         <w:t xml:space="preserve">; </w:t>
       </w:r>
-      <w:hyperlink r:id="rId973">
+      <w:hyperlink r:id="rId974">
         <w:r>
           <w:rPr>
             <w:lang w:val="sw_KE" w:bidi="sw_KE"/>
@@ -42498,7 +42504,7 @@
         </w:rPr>
         <w:t xml:space="preserve">, </w:t>
       </w:r>
-      <w:hyperlink r:id="rId974">
+      <w:hyperlink r:id="rId975">
         <w:r>
           <w:rPr>
             <w:lang w:val="sw_KE" w:bidi="sw_KE"/>
@@ -42516,7 +42522,7 @@
         </w:rPr>
         <w:t xml:space="preserve">, </w:t>
       </w:r>
-      <w:hyperlink r:id="rId975">
+      <w:hyperlink r:id="rId976">
         <w:r>
           <w:rPr>
             <w:lang w:val="sw_KE" w:bidi="sw_KE"/>
@@ -42534,7 +42540,7 @@
         </w:rPr>
         <w:t xml:space="preserve">; </w:t>
       </w:r>
-      <w:hyperlink r:id="rId976">
+      <w:hyperlink r:id="rId977">
         <w:r>
           <w:rPr>
             <w:lang w:val="sw_KE" w:bidi="sw_KE"/>
@@ -42552,7 +42558,7 @@
         </w:rPr>
         <w:t xml:space="preserve">, </w:t>
       </w:r>
-      <w:hyperlink r:id="rId977">
+      <w:hyperlink r:id="rId978">
         <w:r>
           <w:rPr>
             <w:lang w:val="sw_KE" w:bidi="sw_KE"/>
@@ -42570,7 +42576,7 @@
         </w:rPr>
         <w:t xml:space="preserve">, </w:t>
       </w:r>
-      <w:hyperlink r:id="rId978">
+      <w:hyperlink r:id="rId979">
         <w:r>
           <w:rPr>
             <w:lang w:val="sw_KE" w:bidi="sw_KE"/>
@@ -42636,7 +42642,7 @@
         </w:rPr>
         <w:t>Siku inakuja ambapo utaona kitu cha kuchukiza kinachosababisha unajisi: Marko hakuweka wazi kitu hiki kingekuwa nini, lakini wasomaji wa Kiyahudi katika karne ya kwanza walikuwa na ufahamu wa neno hili. Nabii Danieli alikuwa ametabiri kwamba kitu kama hicho kingesimama Hekaluni huko Yerusalemu (</w:t>
       </w:r>
-      <w:hyperlink r:id="rId979">
+      <w:hyperlink r:id="rId980">
         <w:r>
           <w:rPr>
             <w:lang w:val="sw_KE" w:bidi="sw_KE"/>
@@ -42654,7 +42660,7 @@
         </w:rPr>
         <w:t xml:space="preserve">; </w:t>
       </w:r>
-      <w:hyperlink r:id="rId980">
+      <w:hyperlink r:id="rId981">
         <w:r>
           <w:rPr>
             <w:lang w:val="sw_KE" w:bidi="sw_KE"/>
@@ -42698,7 +42704,7 @@
         </w:rPr>
         <w:t xml:space="preserve"> 1:54, 59). • kusimama mahali ambapo hapaswi kuwa: Kwa kuzingatia historia na marejeleo ya Yerusalemu (</w:t>
       </w:r>
-      <w:hyperlink r:id="rId935">
+      <w:hyperlink r:id="rId936">
         <w:r>
           <w:rPr>
             <w:lang w:val="sw_KE" w:bidi="sw_KE"/>
@@ -42716,7 +42722,7 @@
         </w:rPr>
         <w:t xml:space="preserve">, </w:t>
       </w:r>
-      <w:hyperlink r:id="rId940">
+      <w:hyperlink r:id="rId941">
         <w:r>
           <w:rPr>
             <w:lang w:val="sw_KE" w:bidi="sw_KE"/>
@@ -42734,7 +42740,7 @@
         </w:rPr>
         <w:t>) na Yudea (</w:t>
       </w:r>
-      <w:hyperlink r:id="rId981">
+      <w:hyperlink r:id="rId982">
         <w:r>
           <w:rPr>
             <w:lang w:val="sw_KE" w:bidi="sw_KE"/>
@@ -42817,7 +42823,7 @@
         </w:rPr>
         <w:t xml:space="preserve"> 6.6.1); (6) Uharibifu wa Hekalu lenyewe mnamo AD 70; au (7) Tukio la baadaye linalohusisha kuja kwa mpinga Kristo (angalia </w:t>
       </w:r>
-      <w:hyperlink r:id="rId982">
+      <w:hyperlink r:id="rId983">
         <w:r>
           <w:rPr>
             <w:lang w:val="sw_KE" w:bidi="sw_KE"/>
@@ -42848,7 +42854,7 @@
         </w:rPr>
         <w:t xml:space="preserve"> usemi huo unahusisha Hekalu, madhabahu yake, na taratibu zake za sadaka. Katika </w:t>
       </w:r>
-      <w:hyperlink r:id="rId950">
+      <w:hyperlink r:id="rId951">
         <w:r>
           <w:rPr>
             <w:lang w:val="sw_KE" w:bidi="sw_KE"/>
@@ -42866,7 +42872,7 @@
         </w:rPr>
         <w:t xml:space="preserve">, ni ishara kwa watu kukimbia Yudea, na kile kinachorejelewa lazima kitokee wakati bado kuna muda wa kukimbia (yaani, kabla ya jeshi la Kirumi kuikalia Yudea na kuzingira Yerusalemu). Maelezo 1 na 2 ni mapema sana kutumika kama ishara inayotambulika ya kukimbia Yudea, hawakujanajisi Hekalu, na Wakristo hawakukimbia Yerusalemu. Maelezo </w:t>
       </w:r>
-      <w:hyperlink r:id="rId983">
+      <w:hyperlink r:id="rId984">
         <w:r>
           <w:rPr>
             <w:lang w:val="sw_KE" w:bidi="sw_KE"/>
@@ -42884,7 +42890,7 @@
         </w:rPr>
         <w:t xml:space="preserve"> yalitokea kuchelewa sana, kwani hakungekuwa na nafasi ya kukimbia baada ya Tito kuingia Yerusalemu. Maelezo 7 hayahusiani na uharibifu wa Yerusalemu mnamo mwaka wa 70 BK, ambayo ndiyo mada ya </w:t>
       </w:r>
-      <w:hyperlink r:id="rId950">
+      <w:hyperlink r:id="rId951">
         <w:r>
           <w:rPr>
             <w:lang w:val="sw_KE" w:bidi="sw_KE"/>
@@ -42963,7 +42969,7 @@
         </w:rPr>
         <w:t xml:space="preserve">Sasa Yesu alitoa ishara iliyoombwa katika </w:t>
       </w:r>
-      <w:hyperlink r:id="rId940">
+      <w:hyperlink r:id="rId941">
         <w:r>
           <w:rPr>
             <w:lang w:val="sw_KE" w:bidi="sw_KE"/>
@@ -42981,7 +42987,7 @@
         </w:rPr>
         <w:t xml:space="preserve"> na kuwaelekeza wafuasi wake jinsi ya kujibu walipoiona. Katika </w:t>
       </w:r>
-      <w:hyperlink r:id="rId937">
+      <w:hyperlink r:id="rId938">
         <w:r>
           <w:rPr>
             <w:lang w:val="sw_KE" w:bidi="sw_KE"/>
@@ -43047,7 +43053,7 @@
         </w:rPr>
         <w:t xml:space="preserve">Mtu anayepumzika juu ya paa la nyumba yake ya Kiyahudi hapaswi hata kufunga mizigo baada ya kuona ishara hii, bali ashuke na kukimbia. Vivyo hivyo, mtu aliye shambani hapaswi kurudi nyumbani kuchukua koti lake. Waumini walipaswa kukimbia kutoka kwa jeshi la Kirumi linalokaribia mara tu walipoona ishara ya </w:t>
       </w:r>
-      <w:hyperlink r:id="rId981">
+      <w:hyperlink r:id="rId982">
         <w:r>
           <w:rPr>
             <w:lang w:val="sw_KE" w:bidi="sw_KE"/>
@@ -43113,7 +43119,7 @@
         </w:rPr>
         <w:t xml:space="preserve">Ukali wa janga linalokuja unaonyeshwa na mateso ya walio hatarini zaidi. Katika siku hiyo, furaha ya uzazi (ona </w:t>
       </w:r>
-      <w:hyperlink r:id="rId984">
+      <w:hyperlink r:id="rId985">
         <w:r>
           <w:rPr>
             <w:lang w:val="sw_KE" w:bidi="sw_KE"/>
@@ -43131,7 +43137,7 @@
         </w:rPr>
         <w:t xml:space="preserve">, </w:t>
       </w:r>
-      <w:hyperlink r:id="rId985">
+      <w:hyperlink r:id="rId986">
         <w:r>
           <w:rPr>
             <w:lang w:val="sw_KE" w:bidi="sw_KE"/>
@@ -43245,7 +43251,7 @@
         </w:rPr>
         <w:t xml:space="preserve">maumivu makubwa katika siku hizo kuliko wakati wowote tangu Mungu alipoiumba dunia: Mifano kama hiyo ni ya kawaida katika usemi wa Kisemiti; inazidisha hofu ya wakati huo mbaya na haipaswi kuchukuliwa kama uchambuzi wa takwimu halisi wa jinsi mateso haya yanavyolingana na majanga mengine. • Na hayatawahi kuwa makubwa tena: Matukio ya </w:t>
       </w:r>
-      <w:hyperlink r:id="rId938">
+      <w:hyperlink r:id="rId939">
         <w:r>
           <w:rPr>
             <w:lang w:val="sw_KE" w:bidi="sw_KE"/>
@@ -43398,7 +43404,7 @@
         </w:rPr>
         <w:t>Sehemu kubwa (</w:t>
       </w:r>
-      <w:hyperlink r:id="rId939">
+      <w:hyperlink r:id="rId940">
         <w:r>
           <w:rPr>
             <w:lang w:val="sw_KE" w:bidi="sw_KE"/>
@@ -43416,7 +43422,7 @@
         </w:rPr>
         <w:t xml:space="preserve">) inahitimishwa na onyo lingine kuhusu wapingaji wa kimasiya. Hapa wapingaji wanahusishwa na matukio ya AD 70, wakati ambapo katika </w:t>
       </w:r>
-      <w:hyperlink r:id="rId947">
+      <w:hyperlink r:id="rId948">
         <w:r>
           <w:rPr>
             <w:lang w:val="sw_KE" w:bidi="sw_KE"/>
@@ -43434,7 +43440,7 @@
         </w:rPr>
         <w:t xml:space="preserve"> walihusishwa na mfululizo wa matukio ya kawaida. Pamoja na masihi wa uongo, manabii wangeonekana na kufanya ishara na maajabu (</w:t>
       </w:r>
-      <w:hyperlink r:id="rId986">
+      <w:hyperlink r:id="rId987">
         <w:r>
           <w:rPr>
             <w:lang w:val="sw_KE" w:bidi="sw_KE"/>
@@ -43470,7 +43476,7 @@
         </w:rPr>
         <w:t xml:space="preserve">), kila mtu ataona na kujua (angalia </w:t>
       </w:r>
-      <w:hyperlink r:id="rId987">
+      <w:hyperlink r:id="rId988">
         <w:r>
           <w:rPr>
             <w:lang w:val="sw_KE" w:bidi="sw_KE"/>
@@ -43488,7 +43494,7 @@
         </w:rPr>
         <w:t>). • Jihadharini! Onyo hili linaunganisha sehemu (</w:t>
       </w:r>
-      <w:hyperlink r:id="rId939">
+      <w:hyperlink r:id="rId940">
         <w:r>
           <w:rPr>
             <w:lang w:val="sw_KE" w:bidi="sw_KE"/>
@@ -43519,7 +43525,7 @@
         </w:rPr>
         <w:t xml:space="preserve"> 17.10.8) anaelezea madhara makubwa yaliyosababishwa na wapingaji hawa, ambao waliwahimiza watu wa Kiyahudi kupinga Warumi. Hakuna kitu kinachopaswa kuwasumbua Wakristo kutoka kukimbia Yudea na Yerusalemu wanapoona kitu cha kukufuru kinachosababisha unajisi kikitokea. • Kwa wasomaji wa Marko huko Roma, ujumbe wa Yesu ulikuwa na matumizi tofauti. Marko alitaka wasomaji wake wajihadhari na wale waliotoa ratiba za unabii kutimia. Hawangeweza kujua wakati (</w:t>
       </w:r>
-      <w:hyperlink r:id="rId988">
+      <w:hyperlink r:id="rId989">
         <w:r>
           <w:rPr>
             <w:lang w:val="sw_KE" w:bidi="sw_KE"/>
@@ -43537,7 +43543,7 @@
         </w:rPr>
         <w:t>), na msisimko kuhusu kuja kwa pili kwa Kristo ulikuwa umekatazwa, lakini walipaswa kuwa macho (</w:t>
       </w:r>
-      <w:hyperlink r:id="rId989">
+      <w:hyperlink r:id="rId990">
         <w:r>
           <w:rPr>
             <w:lang w:val="sw_KE" w:bidi="sw_KE"/>
@@ -43555,7 +43561,7 @@
         </w:rPr>
         <w:t>) na kujiandaa kwa ajili ya mateso (</w:t>
       </w:r>
-      <w:hyperlink r:id="rId949">
+      <w:hyperlink r:id="rId950">
         <w:r>
           <w:rPr>
             <w:lang w:val="sw_KE" w:bidi="sw_KE"/>
@@ -43573,7 +43579,7 @@
         </w:rPr>
         <w:t xml:space="preserve">; angalia </w:t>
       </w:r>
-      <w:hyperlink r:id="rId665">
+      <w:hyperlink r:id="rId666">
         <w:r>
           <w:rPr>
             <w:lang w:val="sw_KE" w:bidi="sw_KE"/>
@@ -43591,7 +43597,7 @@
         </w:rPr>
         <w:t>) kulingana na maneno ya kutia moyo ya Yesu (</w:t>
       </w:r>
-      <w:hyperlink r:id="rId961">
+      <w:hyperlink r:id="rId962">
         <w:r>
           <w:rPr>
             <w:lang w:val="sw_KE" w:bidi="sw_KE"/>
@@ -43675,7 +43681,7 @@
         </w:rPr>
         <w:t>Baadhi ya lugha inayotumika katika Agano Jipya kuelezea kuja kwa pili kwa Yesu, kama vile "sauti ya tarumbeta ya Mungu" (</w:t>
       </w:r>
-      <w:hyperlink r:id="rId990">
+      <w:hyperlink r:id="rId991">
         <w:r>
           <w:rPr>
             <w:lang w:val="sw_KE" w:bidi="sw_KE"/>
@@ -43693,7 +43699,7 @@
         </w:rPr>
         <w:t xml:space="preserve">), inaonekana kuwa ya mfano, na katika Agano la Kale, lugha ya kimbinguni mara nyingi hutumika kuelezea matukio ya kihistoria kwa njia ya mfano (angalia </w:t>
       </w:r>
-      <w:hyperlink r:id="rId991">
+      <w:hyperlink r:id="rId992">
         <w:r>
           <w:rPr>
             <w:lang w:val="sw_KE" w:bidi="sw_KE"/>
@@ -43711,7 +43717,7 @@
         </w:rPr>
         <w:t xml:space="preserve">; </w:t>
       </w:r>
-      <w:hyperlink r:id="rId992">
+      <w:hyperlink r:id="rId993">
         <w:r>
           <w:rPr>
             <w:lang w:val="sw_KE" w:bidi="sw_KE"/>
@@ -43729,7 +43735,7 @@
         </w:rPr>
         <w:t xml:space="preserve">; </w:t>
       </w:r>
-      <w:hyperlink r:id="rId993">
+      <w:hyperlink r:id="rId994">
         <w:r>
           <w:rPr>
             <w:lang w:val="sw_KE" w:bidi="sw_KE"/>
@@ -43747,7 +43753,7 @@
         </w:rPr>
         <w:t xml:space="preserve">; </w:t>
       </w:r>
-      <w:hyperlink r:id="rId994">
+      <w:hyperlink r:id="rId995">
         <w:r>
           <w:rPr>
             <w:lang w:val="sw_KE" w:bidi="sw_KE"/>
@@ -43765,7 +43771,7 @@
         </w:rPr>
         <w:t xml:space="preserve">). Kwa hivyo inawezekana kwamba picha hii inaweza kumaanisha tukio la zamani, kama vile uharibifu wa Yerusalemu, ikiwa hiyo ndiyo maana ya </w:t>
       </w:r>
-      <w:hyperlink r:id="rId906">
+      <w:hyperlink r:id="rId907">
         <w:r>
           <w:rPr>
             <w:lang w:val="sw_KE" w:bidi="sw_KE"/>
@@ -43783,7 +43789,7 @@
         </w:rPr>
         <w:t xml:space="preserve">. Hata hivyo, waandishi wa Agano Jipya walielewa wazi kuja kwa Mwana wa Adamu kuwa kurudi kwa Yesu kwa namna inayoonekana na ya kibinafsi katika siku zijazo (angalia </w:t>
       </w:r>
-      <w:hyperlink r:id="rId995">
+      <w:hyperlink r:id="rId996">
         <w:r>
           <w:rPr>
             <w:lang w:val="sw_KE" w:bidi="sw_KE"/>
@@ -43849,7 +43855,7 @@
         </w:rPr>
         <w:t xml:space="preserve">Wakati huo, baada ya dhiki za siku hizo: Wasomi wengi wanasema kwamba ishara za ulimwengu za </w:t>
       </w:r>
-      <w:hyperlink r:id="rId996">
+      <w:hyperlink r:id="rId997">
         <w:r>
           <w:rPr>
             <w:lang w:val="sw_KE" w:bidi="sw_KE"/>
@@ -43885,7 +43891,7 @@
         </w:rPr>
         <w:t xml:space="preserve">, na kukusanywa kwa wateule kutoka duniani kote katika </w:t>
       </w:r>
-      <w:hyperlink r:id="rId997">
+      <w:hyperlink r:id="rId998">
         <w:r>
           <w:rPr>
             <w:lang w:val="sw_KE" w:bidi="sw_KE"/>
@@ -43916,7 +43922,7 @@
         </w:rPr>
         <w:t xml:space="preserve">) inaweza kutokea wakati wowote baada ya matukio ya </w:t>
       </w:r>
-      <w:hyperlink r:id="rId939">
+      <w:hyperlink r:id="rId940">
         <w:r>
           <w:rPr>
             <w:lang w:val="sw_KE" w:bidi="sw_KE"/>
@@ -43988,7 +43994,7 @@
         </w:rPr>
         <w:t>); na (3) kwa kuzingatia shauku na maombi ya kanisa la awali kwa ajili ya kurudi kwa Bwana Yesu (</w:t>
       </w:r>
-      <w:hyperlink r:id="rId998">
+      <w:hyperlink r:id="rId999">
         <w:r>
           <w:rPr>
             <w:lang w:val="sw_KE" w:bidi="sw_KE"/>
@@ -44006,7 +44012,7 @@
         </w:rPr>
         <w:t xml:space="preserve">; </w:t>
       </w:r>
-      <w:hyperlink r:id="rId999">
+      <w:hyperlink r:id="rId1000">
         <w:r>
           <w:rPr>
             <w:lang w:val="sw_KE" w:bidi="sw_KE"/>
@@ -44042,7 +44048,7 @@
         </w:rPr>
         <w:t xml:space="preserve"> kama kuja kwa pili kwa Yesu, ambako kutaleta mwisho wa historia kama tunavyoijua. Manabii, Yesu, na waandishi wa Injili walielezea tukio hili kana kwamba linaonekana kupitia darubini, na umbali kati ya matukio hauko wazi; hakuna anayejua wakati wa tukio hili isipokuwa Mungu mwenyewe (</w:t>
       </w:r>
-      <w:hyperlink r:id="rId988">
+      <w:hyperlink r:id="rId989">
         <w:r>
           <w:rPr>
             <w:lang w:val="sw_KE" w:bidi="sw_KE"/>
@@ -44060,7 +44066,7 @@
         </w:rPr>
         <w:t xml:space="preserve">). Matukio ya </w:t>
       </w:r>
-      <w:hyperlink r:id="rId939">
+      <w:hyperlink r:id="rId940">
         <w:r>
           <w:rPr>
             <w:lang w:val="sw_KE" w:bidi="sw_KE"/>
@@ -44078,7 +44084,7 @@
         </w:rPr>
         <w:t xml:space="preserve"> na </w:t>
       </w:r>
-      <w:hyperlink r:id="rId906">
+      <w:hyperlink r:id="rId907">
         <w:r>
           <w:rPr>
             <w:lang w:val="sw_KE" w:bidi="sw_KE"/>
@@ -44144,7 +44150,7 @@
         </w:rPr>
         <w:t xml:space="preserve">Mwana wa Adamu, atakapokuja, atawakusanya watu wake wateule—wale wanaomwamini na kumfuata—kutoka kote ulimwenguni (ona </w:t>
       </w:r>
-      <w:hyperlink r:id="rId1000">
+      <w:hyperlink r:id="rId1001">
         <w:r>
           <w:rPr>
             <w:lang w:val="sw_KE" w:bidi="sw_KE"/>
@@ -44162,7 +44168,7 @@
         </w:rPr>
         <w:t xml:space="preserve">) na kutoka miisho ya dunia na miisho ya mbingu (ona </w:t>
       </w:r>
-      <w:hyperlink r:id="rId1001">
+      <w:hyperlink r:id="rId1002">
         <w:r>
           <w:rPr>
             <w:lang w:val="sw_KE" w:bidi="sw_KE"/>
@@ -44180,7 +44186,7 @@
         </w:rPr>
         <w:t xml:space="preserve">; </w:t>
       </w:r>
-      <w:hyperlink r:id="rId1002">
+      <w:hyperlink r:id="rId1003">
         <w:r>
           <w:rPr>
             <w:lang w:val="sw_KE" w:bidi="sw_KE"/>
@@ -44198,7 +44204,7 @@
         </w:rPr>
         <w:t xml:space="preserve">; </w:t>
       </w:r>
-      <w:hyperlink r:id="rId1003">
+      <w:hyperlink r:id="rId1004">
         <w:r>
           <w:rPr>
             <w:lang w:val="sw_KE" w:bidi="sw_KE"/>
@@ -44216,7 +44222,7 @@
         </w:rPr>
         <w:t xml:space="preserve">; </w:t>
       </w:r>
-      <w:hyperlink r:id="rId1004">
+      <w:hyperlink r:id="rId1005">
         <w:r>
           <w:rPr>
             <w:lang w:val="sw_KE" w:bidi="sw_KE"/>
@@ -44234,7 +44240,7 @@
         </w:rPr>
         <w:t xml:space="preserve">). Tumaini hili linaonyeshwa mara nyingi katika Agano la Kale (kwa mfano, </w:t>
       </w:r>
-      <w:hyperlink r:id="rId1005">
+      <w:hyperlink r:id="rId1006">
         <w:r>
           <w:rPr>
             <w:lang w:val="sw_KE" w:bidi="sw_KE"/>
@@ -44252,7 +44258,7 @@
         </w:rPr>
         <w:t xml:space="preserve">; </w:t>
       </w:r>
-      <w:hyperlink r:id="rId1006">
+      <w:hyperlink r:id="rId1007">
         <w:r>
           <w:rPr>
             <w:lang w:val="sw_KE" w:bidi="sw_KE"/>
@@ -44270,7 +44276,7 @@
         </w:rPr>
         <w:t xml:space="preserve">; </w:t>
       </w:r>
-      <w:hyperlink r:id="rId1007">
+      <w:hyperlink r:id="rId1008">
         <w:r>
           <w:rPr>
             <w:lang w:val="sw_KE" w:bidi="sw_KE"/>
@@ -44288,7 +44294,7 @@
         </w:rPr>
         <w:t xml:space="preserve">; </w:t>
       </w:r>
-      <w:hyperlink r:id="rId1008">
+      <w:hyperlink r:id="rId1009">
         <w:r>
           <w:rPr>
             <w:lang w:val="sw_KE" w:bidi="sw_KE"/>
@@ -44306,7 +44312,7 @@
         </w:rPr>
         <w:t xml:space="preserve">; </w:t>
       </w:r>
-      <w:hyperlink r:id="rId1009">
+      <w:hyperlink r:id="rId1010">
         <w:r>
           <w:rPr>
             <w:lang w:val="sw_KE" w:bidi="sw_KE"/>
@@ -44324,7 +44330,7 @@
         </w:rPr>
         <w:t xml:space="preserve">; </w:t>
       </w:r>
-      <w:hyperlink r:id="rId1010">
+      <w:hyperlink r:id="rId1011">
         <w:r>
           <w:rPr>
             <w:lang w:val="sw_KE" w:bidi="sw_KE"/>
@@ -44342,7 +44348,7 @@
         </w:rPr>
         <w:t xml:space="preserve">; </w:t>
       </w:r>
-      <w:hyperlink r:id="rId1011">
+      <w:hyperlink r:id="rId1012">
         <w:r>
           <w:rPr>
             <w:lang w:val="sw_KE" w:bidi="sw_KE"/>
@@ -44360,7 +44366,7 @@
         </w:rPr>
         <w:t xml:space="preserve">). Kwa wasomaji wa Marko, kifungu hiki kingewapa moyo wa kuvumilia na kubaki waaminifu licha ya mateso yaliyotabiriwa katika </w:t>
       </w:r>
-      <w:hyperlink r:id="rId949">
+      <w:hyperlink r:id="rId950">
         <w:r>
           <w:rPr>
             <w:lang w:val="sw_KE" w:bidi="sw_KE"/>
@@ -44396,7 +44402,7 @@
         </w:rPr>
         <w:t xml:space="preserve">; </w:t>
       </w:r>
-      <w:hyperlink r:id="rId907">
+      <w:hyperlink r:id="rId908">
         <w:r>
           <w:rPr>
             <w:lang w:val="sw_KE" w:bidi="sw_KE"/>
@@ -44414,7 +44420,7 @@
         </w:rPr>
         <w:t xml:space="preserve">; </w:t>
       </w:r>
-      <w:hyperlink r:id="rId1012">
+      <w:hyperlink r:id="rId1013">
         <w:r>
           <w:rPr>
             <w:lang w:val="sw_KE" w:bidi="sw_KE"/>
@@ -44432,7 +44438,7 @@
         </w:rPr>
         <w:t xml:space="preserve">; </w:t>
       </w:r>
-      <w:hyperlink r:id="rId1013">
+      <w:hyperlink r:id="rId1014">
         <w:r>
           <w:rPr>
             <w:lang w:val="sw_KE" w:bidi="sw_KE"/>
@@ -44450,7 +44456,7 @@
         </w:rPr>
         <w:t xml:space="preserve">; </w:t>
       </w:r>
-      <w:hyperlink r:id="rId1014">
+      <w:hyperlink r:id="rId1015">
         <w:r>
           <w:rPr>
             <w:lang w:val="sw_KE" w:bidi="sw_KE"/>
@@ -44468,7 +44474,7 @@
         </w:rPr>
         <w:t xml:space="preserve">, </w:t>
       </w:r>
-      <w:hyperlink r:id="rId888">
+      <w:hyperlink r:id="rId889">
         <w:r>
           <w:rPr>
             <w:lang w:val="sw_KE" w:bidi="sw_KE"/>
@@ -44547,7 +44553,7 @@
         </w:rPr>
         <w:t>) wa mtini (</w:t>
       </w:r>
-      <w:hyperlink r:id="rId1015">
+      <w:hyperlink r:id="rId1016">
         <w:r>
           <w:rPr>
             <w:lang w:val="sw_KE" w:bidi="sw_KE"/>
@@ -44565,7 +44571,7 @@
         </w:rPr>
         <w:t>) na misemo miwili (</w:t>
       </w:r>
-      <w:hyperlink r:id="rId1016">
+      <w:hyperlink r:id="rId1017">
         <w:r>
           <w:rPr>
             <w:lang w:val="sw_KE" w:bidi="sw_KE"/>
@@ -44583,7 +44589,7 @@
         </w:rPr>
         <w:t xml:space="preserve">). Kina uhusiano wa karibu na </w:t>
       </w:r>
-      <w:hyperlink r:id="rId1017">
+      <w:hyperlink r:id="rId1018">
         <w:r>
           <w:rPr>
             <w:lang w:val="sw_KE" w:bidi="sw_KE"/>
@@ -44601,7 +44607,7 @@
         </w:rPr>
         <w:t xml:space="preserve"> kwa maneno haya yote (</w:t>
       </w:r>
-      <w:hyperlink r:id="rId940">
+      <w:hyperlink r:id="rId941">
         <w:r>
           <w:rPr>
             <w:lang w:val="sw_KE" w:bidi="sw_KE"/>
@@ -44619,7 +44625,7 @@
         </w:rPr>
         <w:t>) na usemi mnapoona (</w:t>
       </w:r>
-      <w:hyperlink r:id="rId1018">
+      <w:hyperlink r:id="rId1019">
         <w:r>
           <w:rPr>
             <w:lang w:val="sw_KE" w:bidi="sw_KE"/>
@@ -44637,7 +44643,7 @@
         </w:rPr>
         <w:t xml:space="preserve">; linganisha </w:t>
       </w:r>
-      <w:hyperlink r:id="rId981">
+      <w:hyperlink r:id="rId982">
         <w:r>
           <w:rPr>
             <w:lang w:val="sw_KE" w:bidi="sw_KE"/>
@@ -44715,7 +44721,7 @@
         </w:rPr>
         <w:t>), wengine wanafasiri kama inahusu uharibifu wa Yerusalemu. Kama vile kuchipua kwa mtini ni ishara ya majira ya joto, uchafuzi wa kuharibu (</w:t>
       </w:r>
-      <w:hyperlink r:id="rId981">
+      <w:hyperlink r:id="rId982">
         <w:r>
           <w:rPr>
             <w:lang w:val="sw_KE" w:bidi="sw_KE"/>
@@ -44847,7 +44853,7 @@
         </w:rPr>
         <w:t xml:space="preserve">). Kama Maandiko ya Agano la Kale (ona </w:t>
       </w:r>
-      <w:hyperlink r:id="rId1019">
+      <w:hyperlink r:id="rId1020">
         <w:r>
           <w:rPr>
             <w:lang w:val="sw_KE" w:bidi="sw_KE"/>
@@ -44865,7 +44871,7 @@
         </w:rPr>
         <w:t xml:space="preserve">), maneno ya Yesu ni ya milele. Mafundisho yake yana kudumu zaidi kuliko misingi ya uumbaji. Vipengele vya msingi vya uumbaji vitapita (tazama pia </w:t>
       </w:r>
-      <w:hyperlink r:id="rId1020">
+      <w:hyperlink r:id="rId1021">
         <w:r>
           <w:rPr>
             <w:lang w:val="sw_KE" w:bidi="sw_KE"/>
@@ -44883,7 +44889,7 @@
         </w:rPr>
         <w:t xml:space="preserve">; </w:t>
       </w:r>
-      <w:hyperlink r:id="rId1021">
+      <w:hyperlink r:id="rId1022">
         <w:r>
           <w:rPr>
             <w:lang w:val="sw_KE" w:bidi="sw_KE"/>
@@ -44901,7 +44907,7 @@
         </w:rPr>
         <w:t xml:space="preserve">; </w:t>
       </w:r>
-      <w:hyperlink r:id="rId1022">
+      <w:hyperlink r:id="rId1023">
         <w:r>
           <w:rPr>
             <w:lang w:val="sw_KE" w:bidi="sw_KE"/>
@@ -44919,7 +44925,7 @@
         </w:rPr>
         <w:t xml:space="preserve">; </w:t>
       </w:r>
-      <w:hyperlink r:id="rId1023">
+      <w:hyperlink r:id="rId1024">
         <w:r>
           <w:rPr>
             <w:lang w:val="sw_KE" w:bidi="sw_KE"/>
@@ -44937,7 +44943,7 @@
         </w:rPr>
         <w:t xml:space="preserve">; </w:t>
       </w:r>
-      <w:hyperlink r:id="rId1024">
+      <w:hyperlink r:id="rId1025">
         <w:r>
           <w:rPr>
             <w:lang w:val="sw_KE" w:bidi="sw_KE"/>
@@ -44955,7 +44961,7 @@
         </w:rPr>
         <w:t xml:space="preserve">; </w:t>
       </w:r>
-      <w:hyperlink r:id="rId1025">
+      <w:hyperlink r:id="rId1026">
         <w:r>
           <w:rPr>
             <w:lang w:val="sw_KE" w:bidi="sw_KE"/>
@@ -44973,7 +44979,7 @@
         </w:rPr>
         <w:t xml:space="preserve">, </w:t>
       </w:r>
-      <w:hyperlink r:id="rId1026">
+      <w:hyperlink r:id="rId1027">
         <w:r>
           <w:rPr>
             <w:lang w:val="sw_KE" w:bidi="sw_KE"/>
@@ -44991,7 +44997,7 @@
         </w:rPr>
         <w:t xml:space="preserve">; </w:t>
       </w:r>
-      <w:hyperlink r:id="rId1027">
+      <w:hyperlink r:id="rId1028">
         <w:r>
           <w:rPr>
             <w:lang w:val="sw_KE" w:bidi="sw_KE"/>
@@ -45105,7 +45111,7 @@
         </w:rPr>
         <w:t>Kama vile kitabu cha (mk)</w:t>
       </w:r>
-      <w:hyperlink r:id="rId1028">
+      <w:hyperlink r:id="rId1029">
         <w:r>
           <w:rPr>
             <w:lang w:val="sw_KE" w:bidi="sw_KE"/>
@@ -45123,7 +45129,7 @@
         </w:rPr>
         <w:t xml:space="preserve"> inavyoonekana kuchukua mada ya (mk) </w:t>
       </w:r>
-      <w:hyperlink r:id="rId939">
+      <w:hyperlink r:id="rId940">
         <w:r>
           <w:rPr>
             <w:lang w:val="sw_KE" w:bidi="sw_KE"/>
@@ -45141,6 +45147,24 @@
         </w:rPr>
         <w:t xml:space="preserve"> katika kuzungumzia uharibifu wa Yerusalemu, (mk)</w:t>
       </w:r>
+      <w:hyperlink r:id="rId908">
+        <w:r>
+          <w:rPr>
+            <w:lang w:val="sw_KE" w:bidi="sw_KE"/>
+          </w:rPr>
+          <w:rPr>
+            <w:color w:val="0000EE"/>
+            <w:u w:val="single"/>
+          </w:rPr>
+          <w:t>13:32–37 pia</w:t>
+        </w:r>
+      </w:hyperlink>
+      <w:r>
+        <w:rPr>
+          <w:lang w:val="sw_KE" w:bidi="sw_KE"/>
+        </w:rPr>
+        <w:t xml:space="preserve"> inaonekana kuchukua mada ya (mk)</w:t>
+      </w:r>
       <w:hyperlink r:id="rId907">
         <w:r>
           <w:rPr>
@@ -45150,24 +45174,6 @@
             <w:color w:val="0000EE"/>
             <w:u w:val="single"/>
           </w:rPr>
-          <w:t>13:32–37 pia</w:t>
-        </w:r>
-      </w:hyperlink>
-      <w:r>
-        <w:rPr>
-          <w:lang w:val="sw_KE" w:bidi="sw_KE"/>
-        </w:rPr>
-        <w:t xml:space="preserve"> inaonekana kuchukua mada ya (mk)</w:t>
-      </w:r>
-      <w:hyperlink r:id="rId906">
-        <w:r>
-          <w:rPr>
-            <w:lang w:val="sw_KE" w:bidi="sw_KE"/>
-          </w:rPr>
-          <w:rPr>
-            <w:color w:val="0000EE"/>
-            <w:u w:val="single"/>
-          </w:rPr>
           <w:t>13:24–27</w:t>
         </w:r>
       </w:hyperlink>
@@ -45177,7 +45183,7 @@
         </w:rPr>
         <w:t xml:space="preserve"> na kuzungumzia kuja kwa Mwana wa Adamu. Onyo la utangulizi dhidi ya makisio kuhusu wakati wa mwisho liko katika (mk)</w:t>
       </w:r>
-      <w:hyperlink r:id="rId988">
+      <w:hyperlink r:id="rId989">
         <w:r>
           <w:rPr>
             <w:lang w:val="sw_KE" w:bidi="sw_KE"/>
@@ -45195,7 +45201,7 @@
         </w:rPr>
         <w:t xml:space="preserve">na linafuatiwa na onyo la kuwa macho kwa sababu mtu hawezi kujua wakati wa mwisho (mk) </w:t>
       </w:r>
-      <w:hyperlink r:id="rId1029">
+      <w:hyperlink r:id="rId1030">
         <w:r>
           <w:rPr>
             <w:lang w:val="sw_KE" w:bidi="sw_KE"/>
@@ -45213,7 +45219,7 @@
         </w:rPr>
         <w:t xml:space="preserve">. Hadithi moja huonyesha uhitaji wa kuwa tayari kwa Bwana (mk) </w:t>
       </w:r>
-      <w:hyperlink r:id="rId1030">
+      <w:hyperlink r:id="rId1031">
         <w:r>
           <w:rPr>
             <w:lang w:val="sw_KE" w:bidi="sw_KE"/>
@@ -45231,7 +45237,7 @@
         </w:rPr>
         <w:t>, na matumizi yayo hayo yarudia uhitaji wa kukesha wasije wakaonekana hawajajitayarisha ( mk)</w:t>
       </w:r>
-      <w:hyperlink r:id="rId1031">
+      <w:hyperlink r:id="rId1032">
         <w:r>
           <w:rPr>
             <w:lang w:val="sw_KE" w:bidi="sw_KE"/>
@@ -45249,7 +45255,7 @@
         </w:rPr>
         <w:t>; onyo la mwisho pia ni la kukesha (mk)</w:t>
       </w:r>
-      <w:hyperlink r:id="rId1032">
+      <w:hyperlink r:id="rId1033">
         <w:r>
           <w:rPr>
             <w:lang w:val="sw_KE" w:bidi="sw_KE"/>
@@ -45358,7 +45364,7 @@
         </w:rPr>
         <w:t xml:space="preserve">Hoja ya hadithi si kwamba kurudi kwa Bwana hakujulikani au hakutarajiwi (tazama </w:t>
       </w:r>
-      <w:hyperlink r:id="rId1033">
+      <w:hyperlink r:id="rId1034">
         <w:r>
           <w:rPr>
             <w:lang w:val="sw_KE" w:bidi="sw_KE"/>
@@ -45376,7 +45382,7 @@
         </w:rPr>
         <w:t xml:space="preserve">; </w:t>
       </w:r>
-      <w:hyperlink r:id="rId1034">
+      <w:hyperlink r:id="rId1035">
         <w:r>
           <w:rPr>
             <w:lang w:val="sw_KE" w:bidi="sw_KE"/>
@@ -45394,7 +45400,7 @@
         </w:rPr>
         <w:t xml:space="preserve">; </w:t>
       </w:r>
-      <w:hyperlink r:id="rId1035">
+      <w:hyperlink r:id="rId1036">
         <w:r>
           <w:rPr>
             <w:lang w:val="sw_KE" w:bidi="sw_KE"/>
@@ -45412,7 +45418,7 @@
         </w:rPr>
         <w:t xml:space="preserve">; </w:t>
       </w:r>
-      <w:hyperlink r:id="rId1036">
+      <w:hyperlink r:id="rId1037">
         <w:r>
           <w:rPr>
             <w:lang w:val="sw_KE" w:bidi="sw_KE"/>
@@ -45491,7 +45497,7 @@
         </w:rPr>
         <w:t xml:space="preserve">Aya hiyo, awali iliyoandikwa kwa wanafunzi (tazama pia </w:t>
       </w:r>
-      <w:hyperlink r:id="rId944">
+      <w:hyperlink r:id="rId945">
         <w:r>
           <w:rPr>
             <w:lang w:val="sw_KE" w:bidi="sw_KE"/>
@@ -45509,7 +45515,7 @@
         </w:rPr>
         <w:t xml:space="preserve">), pia inaelekezwa kwa wasomaji wote wa Injili ya Marko (kila mtu). • Mwangalieni! Ingawa </w:t>
       </w:r>
-      <w:hyperlink r:id="rId907">
+      <w:hyperlink r:id="rId908">
         <w:r>
           <w:rPr>
             <w:lang w:val="sw_KE" w:bidi="sw_KE"/>
@@ -45527,7 +45533,7 @@
         </w:rPr>
         <w:t xml:space="preserve"> inaonya kuhusu kuwa tayari, kanisa la awali lilipata tahadhari hii kama matarajio yenye furaha ya “siku hiyo ya ajabu ambapo utukufu wa Mungu wetu mkuu na Mwokozi, Yesu Kristo, utafunuliwa” (</w:t>
       </w:r>
-      <w:hyperlink r:id="rId1037">
+      <w:hyperlink r:id="rId1038">
         <w:r>
           <w:rPr>
             <w:lang w:val="sw_KE" w:bidi="sw_KE"/>
@@ -45558,7 +45564,7 @@
         </w:rPr>
         <w:t xml:space="preserve"> (“Njoo, Bwana,” tazama </w:t>
       </w:r>
-      <w:hyperlink r:id="rId998">
+      <w:hyperlink r:id="rId999">
         <w:r>
           <w:rPr>
             <w:lang w:val="sw_KE" w:bidi="sw_KE"/>
@@ -45576,7 +45582,7 @@
         </w:rPr>
         <w:t xml:space="preserve">; </w:t>
       </w:r>
-      <w:hyperlink r:id="rId999">
+      <w:hyperlink r:id="rId1000">
         <w:r>
           <w:rPr>
             <w:lang w:val="sw_KE" w:bidi="sw_KE"/>
@@ -45594,7 +45600,7 @@
         </w:rPr>
         <w:t>) na leo, bado “tunatarajia kwa hamu kuonekana kwake” (</w:t>
       </w:r>
-      <w:hyperlink r:id="rId1038">
+      <w:hyperlink r:id="rId1039">
         <w:r>
           <w:rPr>
             <w:lang w:val="sw_KE" w:bidi="sw_KE"/>
@@ -45810,6 +45816,73 @@
         </w:rPr>
         <w:t>Hadithi ya Yesu kutiwa mafuta na mwanamke huko Bethania (</w:t>
       </w:r>
+      <w:hyperlink r:id="rId710">
+        <w:r>
+          <w:rPr>
+            <w:lang w:val="sw_KE" w:bidi="sw_KE"/>
+          </w:rPr>
+          <w:rPr>
+            <w:color w:val="0000EE"/>
+            <w:u w:val="single"/>
+          </w:rPr>
+          <w:t>14:3–9</w:t>
+        </w:r>
+      </w:hyperlink>
+      <w:r>
+        <w:rPr>
+          <w:lang w:val="sw_KE" w:bidi="sw_KE"/>
+        </w:rPr>
+        <w:t>) inaweka mazingira ya matukio yatakayofuata. Maelezo ya Luka (</w:t>
+      </w:r>
+      <w:hyperlink r:id="rId187">
+        <w:r>
+          <w:rPr>
+            <w:lang w:val="sw_KE" w:bidi="sw_KE"/>
+          </w:rPr>
+          <w:rPr>
+            <w:color w:val="0000EE"/>
+            <w:u w:val="single"/>
+          </w:rPr>
+          <w:t>Luka 7:36–50</w:t>
+        </w:r>
+      </w:hyperlink>
+      <w:r>
+        <w:rPr>
+          <w:lang w:val="sw_KE" w:bidi="sw_KE"/>
+        </w:rPr>
+        <w:t>) ni tofauti sana na inaweza kuwa tukio tofauti. Tukio hili lilifanyika Bethania</w:t>
+      </w:r>
+      <w:r>
+        <w:rPr>
+          <w:i/>
+          <w:lang w:val="sw_KE" w:bidi="sw_KE"/>
+        </w:rPr>
+        <w:t>,</w:t>
+      </w:r>
+      <w:r>
+        <w:rPr>
+          <w:lang w:val="sw_KE" w:bidi="sw_KE"/>
+        </w:rPr>
+        <w:t xml:space="preserve"> maili mbili mashariki mwa Yerusalemu kwenye mteremko wa chini, mashariki mwa Mlima wa Mizeituni, ambapo Yesu alikaa alipokuwa Yuda (</w:t>
+      </w:r>
+      <w:hyperlink r:id="rId773">
+        <w:r>
+          <w:rPr>
+            <w:lang w:val="sw_KE" w:bidi="sw_KE"/>
+          </w:rPr>
+          <w:rPr>
+            <w:color w:val="0000EE"/>
+            <w:u w:val="single"/>
+          </w:rPr>
+          <w:t>Marko 11:1</w:t>
+        </w:r>
+      </w:hyperlink>
+      <w:r>
+        <w:rPr>
+          <w:lang w:val="sw_KE" w:bidi="sw_KE"/>
+        </w:rPr>
+        <w:t xml:space="preserve">, </w:t>
+      </w:r>
       <w:hyperlink r:id="rId709">
         <w:r>
           <w:rPr>
@@ -45819,32 +45892,14 @@
             <w:color w:val="0000EE"/>
             <w:u w:val="single"/>
           </w:rPr>
-          <w:t>14:3–9</w:t>
-        </w:r>
-      </w:hyperlink>
-      <w:r>
-        <w:rPr>
-          <w:lang w:val="sw_KE" w:bidi="sw_KE"/>
-        </w:rPr>
-        <w:t>) inaweka mazingira ya matukio yatakayofuata. Maelezo ya Luka (</w:t>
-      </w:r>
-      <w:hyperlink r:id="rId187">
-        <w:r>
-          <w:rPr>
-            <w:lang w:val="sw_KE" w:bidi="sw_KE"/>
-          </w:rPr>
-          <w:rPr>
-            <w:color w:val="0000EE"/>
-            <w:u w:val="single"/>
-          </w:rPr>
-          <w:t>Luka 7:36–50</w:t>
-        </w:r>
-      </w:hyperlink>
-      <w:r>
-        <w:rPr>
-          <w:lang w:val="sw_KE" w:bidi="sw_KE"/>
-        </w:rPr>
-        <w:t>) ni tofauti sana na inaweza kuwa tukio tofauti. Tukio hili lilifanyika Bethania</w:t>
+          <w:t>11–12</w:t>
+        </w:r>
+      </w:hyperlink>
+      <w:r>
+        <w:rPr>
+          <w:lang w:val="sw_KE" w:bidi="sw_KE"/>
+        </w:rPr>
+        <w:t>). Nyumba hiyo ilikuwa ya Simoni</w:t>
       </w:r>
       <w:r>
         <w:rPr>
@@ -45857,80 +45912,31 @@
         <w:rPr>
           <w:lang w:val="sw_KE" w:bidi="sw_KE"/>
         </w:rPr>
-        <w:t xml:space="preserve"> maili mbili mashariki mwa Yerusalemu kwenye mteremko wa chini, mashariki mwa Mlima wa Mizeituni, ambapo Yesu alikaa alipokuwa Yuda (</w:t>
-      </w:r>
-      <w:hyperlink r:id="rId772">
-        <w:r>
-          <w:rPr>
-            <w:lang w:val="sw_KE" w:bidi="sw_KE"/>
-          </w:rPr>
-          <w:rPr>
-            <w:color w:val="0000EE"/>
-            <w:u w:val="single"/>
-          </w:rPr>
-          <w:t>Marko 11:1</w:t>
-        </w:r>
-      </w:hyperlink>
-      <w:r>
-        <w:rPr>
-          <w:lang w:val="sw_KE" w:bidi="sw_KE"/>
-        </w:rPr>
-        <w:t xml:space="preserve">, </w:t>
-      </w:r>
-      <w:hyperlink r:id="rId708">
-        <w:r>
-          <w:rPr>
-            <w:lang w:val="sw_KE" w:bidi="sw_KE"/>
-          </w:rPr>
-          <w:rPr>
-            <w:color w:val="0000EE"/>
-            <w:u w:val="single"/>
-          </w:rPr>
-          <w:t>11–12</w:t>
-        </w:r>
-      </w:hyperlink>
-      <w:r>
-        <w:rPr>
-          <w:lang w:val="sw_KE" w:bidi="sw_KE"/>
-        </w:rPr>
-        <w:t>). Nyumba hiyo ilikuwa ya Simoni</w:t>
+        <w:t xml:space="preserve"> aliyekuwa na ukoma zamani (wenye ukoma walitengwa na jamii; labda aliponywa na Yesu; tazama </w:t>
+      </w:r>
+      <w:hyperlink r:id="rId145">
+        <w:r>
+          <w:rPr>
+            <w:lang w:val="sw_KE" w:bidi="sw_KE"/>
+          </w:rPr>
+          <w:rPr>
+            <w:color w:val="0000EE"/>
+            <w:u w:val="single"/>
+          </w:rPr>
+          <w:t>1:40–45</w:t>
+        </w:r>
+      </w:hyperlink>
+      <w:r>
+        <w:rPr>
+          <w:lang w:val="sw_KE" w:bidi="sw_KE"/>
+        </w:rPr>
+        <w:t xml:space="preserve">). • kula: Au </w:t>
       </w:r>
       <w:r>
         <w:rPr>
           <w:i/>
           <w:lang w:val="sw_KE" w:bidi="sw_KE"/>
         </w:rPr>
-        <w:t>,</w:t>
-      </w:r>
-      <w:r>
-        <w:rPr>
-          <w:lang w:val="sw_KE" w:bidi="sw_KE"/>
-        </w:rPr>
-        <w:t xml:space="preserve"> aliyekuwa na ukoma zamani (wenye ukoma walitengwa na jamii; labda aliponywa na Yesu; tazama </w:t>
-      </w:r>
-      <w:hyperlink r:id="rId145">
-        <w:r>
-          <w:rPr>
-            <w:lang w:val="sw_KE" w:bidi="sw_KE"/>
-          </w:rPr>
-          <w:rPr>
-            <w:color w:val="0000EE"/>
-            <w:u w:val="single"/>
-          </w:rPr>
-          <w:t>1:40–45</w:t>
-        </w:r>
-      </w:hyperlink>
-      <w:r>
-        <w:rPr>
-          <w:lang w:val="sw_KE" w:bidi="sw_KE"/>
-        </w:rPr>
-        <w:t xml:space="preserve">). • kula: Au </w:t>
-      </w:r>
-      <w:r>
-        <w:rPr>
-          <w:i/>
-          <w:lang w:val="sw_KE" w:bidi="sw_KE"/>
-        </w:rPr>
         <w:t>kulala.</w:t>
       </w:r>
       <w:r>
@@ -45939,7 +45945,7 @@
         </w:rPr>
         <w:t xml:space="preserve"> Mlo huo ulikuwa karamu, kama inavyoonyeshwa na kulala kwao. Mwanamke (tazama </w:t>
       </w:r>
-      <w:hyperlink r:id="rId1039">
+      <w:hyperlink r:id="rId1040">
         <w:r>
           <w:rPr>
             <w:lang w:val="sw_KE" w:bidi="sw_KE"/>
@@ -45957,7 +45963,7 @@
         </w:rPr>
         <w:t xml:space="preserve">) alivunja shingo ya chupa iliyotiwa muhuri ya marumaru iliyojaa manukato ya gharama kubwa (manemane safi) na kumimina yote juu ya kichwa cha Yesu (tazama </w:t>
       </w:r>
-      <w:hyperlink r:id="rId1040">
+      <w:hyperlink r:id="rId1041">
         <w:r>
           <w:rPr>
             <w:lang w:val="sw_KE" w:bidi="sw_KE"/>
@@ -45975,7 +45981,7 @@
         </w:rPr>
         <w:t xml:space="preserve">; </w:t>
       </w:r>
-      <w:hyperlink r:id="rId1041">
+      <w:hyperlink r:id="rId1042">
         <w:r>
           <w:rPr>
             <w:lang w:val="sw_KE" w:bidi="sw_KE"/>
@@ -46041,7 +46047,7 @@
         </w:rPr>
         <w:t xml:space="preserve">Baadhi (linganisha </w:t>
       </w:r>
-      <w:hyperlink r:id="rId1042">
+      <w:hyperlink r:id="rId1043">
         <w:r>
           <w:rPr>
             <w:lang w:val="sw_KE" w:bidi="sw_KE"/>
@@ -46059,7 +46065,7 @@
         </w:rPr>
         <w:t xml:space="preserve">; </w:t>
       </w:r>
-      <w:hyperlink r:id="rId1043">
+      <w:hyperlink r:id="rId1044">
         <w:r>
           <w:rPr>
             <w:lang w:val="sw_KE" w:bidi="sw_KE"/>
@@ -46234,7 +46240,7 @@
         </w:rPr>
         <w:t>Ingawa Marko haitaji jina la mwanamke huyo, tendo lake (</w:t>
       </w:r>
-      <w:hyperlink r:id="rId1044">
+      <w:hyperlink r:id="rId1045">
         <w:r>
           <w:rPr>
             <w:lang w:val="sw_KE" w:bidi="sw_KE"/>
@@ -46300,7 +46306,7 @@
         </w:rPr>
         <w:t>Kinyume kabisa na mwanamke, Yuda Iskariote, mmoja wa wanafunzi kumi na wawili, alijitolea kumsaliti Yesu kwa pesa (</w:t>
       </w:r>
-      <w:hyperlink r:id="rId1045">
+      <w:hyperlink r:id="rId1046">
         <w:r>
           <w:rPr>
             <w:lang w:val="sw_KE" w:bidi="sw_KE"/>
@@ -46318,7 +46324,7 @@
         </w:rPr>
         <w:t xml:space="preserve">; </w:t>
       </w:r>
-      <w:hyperlink r:id="rId1046">
+      <w:hyperlink r:id="rId1047">
         <w:r>
           <w:rPr>
             <w:lang w:val="sw_KE" w:bidi="sw_KE"/>
@@ -46336,7 +46342,7 @@
         </w:rPr>
         <w:t xml:space="preserve">, </w:t>
       </w:r>
-      <w:hyperlink r:id="rId1047">
+      <w:hyperlink r:id="rId1048">
         <w:r>
           <w:rPr>
             <w:lang w:val="sw_KE" w:bidi="sw_KE"/>
@@ -46402,7 +46408,7 @@
         </w:rPr>
         <w:t>Wakati ambapo mwana-kondoo wa Pasaka anachinjwa ulikuwa jioni ya tarehe 14 ya Nisan (</w:t>
       </w:r>
-      <w:hyperlink r:id="rId1048">
+      <w:hyperlink r:id="rId1049">
         <w:r>
           <w:rPr>
             <w:lang w:val="sw_KE" w:bidi="sw_KE"/>
@@ -46468,7 +46474,7 @@
         </w:rPr>
         <w:t>Maandalizi ya mlo wa Pasaka (</w:t>
       </w:r>
-      <w:hyperlink r:id="rId1049">
+      <w:hyperlink r:id="rId1050">
         <w:r>
           <w:rPr>
             <w:lang w:val="sw_KE" w:bidi="sw_KE"/>
@@ -46504,7 +46510,7 @@
         </w:rPr>
         <w:t>). • Karamu ya Mwisho inahusishwa na mlo wa Pasaka (</w:t>
       </w:r>
-      <w:hyperlink r:id="rId1050">
+      <w:hyperlink r:id="rId1051">
         <w:r>
           <w:rPr>
             <w:lang w:val="sw_KE" w:bidi="sw_KE"/>
@@ -46522,7 +46528,7 @@
         </w:rPr>
         <w:t xml:space="preserve">, </w:t>
       </w:r>
-      <w:hyperlink r:id="rId641">
+      <w:hyperlink r:id="rId642">
         <w:r>
           <w:rPr>
             <w:lang w:val="sw_KE" w:bidi="sw_KE"/>
@@ -46540,7 +46546,7 @@
         </w:rPr>
         <w:t xml:space="preserve">, </w:t>
       </w:r>
-      <w:hyperlink r:id="rId1051">
+      <w:hyperlink r:id="rId1052">
         <w:r>
           <w:rPr>
             <w:lang w:val="sw_KE" w:bidi="sw_KE"/>
@@ -46558,7 +46564,7 @@
         </w:rPr>
         <w:t xml:space="preserve">; </w:t>
       </w:r>
-      <w:hyperlink r:id="rId1052">
+      <w:hyperlink r:id="rId1053">
         <w:r>
           <w:rPr>
             <w:lang w:val="sw_KE" w:bidi="sw_KE"/>
@@ -46576,7 +46582,7 @@
         </w:rPr>
         <w:t xml:space="preserve">; </w:t>
       </w:r>
-      <w:hyperlink r:id="rId1053">
+      <w:hyperlink r:id="rId1054">
         <w:r>
           <w:rPr>
             <w:lang w:val="sw_KE" w:bidi="sw_KE"/>
@@ -46594,7 +46600,7 @@
         </w:rPr>
         <w:t xml:space="preserve">, </w:t>
       </w:r>
-      <w:hyperlink r:id="rId1054">
+      <w:hyperlink r:id="rId1055">
         <w:r>
           <w:rPr>
             <w:lang w:val="sw_KE" w:bidi="sw_KE"/>
@@ -46612,7 +46618,7 @@
         </w:rPr>
         <w:t xml:space="preserve">, </w:t>
       </w:r>
-      <w:hyperlink r:id="rId1055">
+      <w:hyperlink r:id="rId1056">
         <w:r>
           <w:rPr>
             <w:lang w:val="sw_KE" w:bidi="sw_KE"/>
@@ -46630,7 +46636,7 @@
         </w:rPr>
         <w:t xml:space="preserve">, </w:t>
       </w:r>
-      <w:hyperlink r:id="rId1056">
+      <w:hyperlink r:id="rId1057">
         <w:r>
           <w:rPr>
             <w:lang w:val="sw_KE" w:bidi="sw_KE"/>
@@ -46648,7 +46654,7 @@
         </w:rPr>
         <w:t xml:space="preserve">; cp. </w:t>
       </w:r>
-      <w:hyperlink r:id="rId1057">
+      <w:hyperlink r:id="rId1058">
         <w:r>
           <w:rPr>
             <w:lang w:val="sw_KE" w:bidi="sw_KE"/>
@@ -46666,7 +46672,7 @@
         </w:rPr>
         <w:t xml:space="preserve">; </w:t>
       </w:r>
-      <w:hyperlink r:id="rId1058">
+      <w:hyperlink r:id="rId1059">
         <w:r>
           <w:rPr>
             <w:lang w:val="sw_KE" w:bidi="sw_KE"/>
@@ -46684,7 +46690,7 @@
         </w:rPr>
         <w:t xml:space="preserve">). Mahujaji wengi walisherehekea Pasaka huko Yerusalemu, ambapo Hekalu la Mungu lilikuwa (tazama </w:t>
       </w:r>
-      <w:hyperlink r:id="rId1059">
+      <w:hyperlink r:id="rId1060">
         <w:r>
           <w:rPr>
             <w:lang w:val="sw_KE" w:bidi="sw_KE"/>
@@ -46750,7 +46756,7 @@
         </w:rPr>
         <w:t xml:space="preserve">Maagizo ya Yesu kwa wanafunzi ni sawa na yale ya </w:t>
       </w:r>
-      <w:hyperlink r:id="rId1060">
+      <w:hyperlink r:id="rId1061">
         <w:r>
           <w:rPr>
             <w:lang w:val="sw_KE" w:bidi="sw_KE"/>
@@ -46781,7 +46787,7 @@
         </w:rPr>
         <w:t xml:space="preserve"> ambao ulijumuisha mwanakondoo (ambaye alihitaji kuchinjwa, kuchunwa ngozi, kusafishwa, na kuchomwa juu ya moto wazi), mkate usiotiwa chachu, bakuli la maji ya chumvi, mimea michungu, na bakuli la mchanganyiko laini la matunda, au kharoshethi. Divai ya kutosha iliyochanganywa na maji ilihitajika ili Yesu na wanafunzi waweze kunywa vikombe vinne kila mmoja kusherehekea baraka nne za Mungu (</w:t>
       </w:r>
-      <w:hyperlink r:id="rId1061">
+      <w:hyperlink r:id="rId1062">
         <w:r>
           <w:rPr>
             <w:lang w:val="sw_KE" w:bidi="sw_KE"/>
@@ -46860,7 +46866,7 @@
         </w:rPr>
         <w:t xml:space="preserve"> Yesu alifika na Wanafunzi Kumi na Wawili katika chumba cha wageni kilichopo juu. 'Wanafunzi Kumi na Wawili' inarejelea wanafunzi wa Yesu kama kundi; kumi walifika pamoja na Yesu, kwani wawili wao walikuwa tayari huko. (</w:t>
       </w:r>
-      <w:hyperlink r:id="rId1062">
+      <w:hyperlink r:id="rId1063">
         <w:r>
           <w:rPr>
             <w:lang w:val="sw_KE" w:bidi="sw_KE"/>
@@ -46926,7 +46932,7 @@
         </w:rPr>
         <w:t>Walipokuwa mezani: Pasaka ililiwa wakiwa wamepumzika, kama ilivyokuwa kwa milo mingine ya sherehe. Wakati wa mlo wa Pasaka, mtu (kawaida mwana mdogo zaidi) angeuliza mwenyeji, "Kwa nini usiku huu ni tofauti na usiku mwingine?" Baba au mwenyeji kisha angesimulia hadithi za Pasaka na Kutoka (</w:t>
       </w:r>
-      <w:hyperlink r:id="rId1063">
+      <w:hyperlink r:id="rId1064">
         <w:r>
           <w:rPr>
             <w:lang w:val="sw_KE" w:bidi="sw_KE"/>
@@ -46944,7 +46950,7 @@
         </w:rPr>
         <w:t>). Vipengele vya mlo wa Pasaka vilikuwa na maana ya mfano. Mwanakondoo wa Pasaka ulikuwa ukikumbusha damu ya wanakondoo wa dhabihu ambao walilinda nyumba za Waisraeli dhidi ya malaika wa mauti, aliyewatembelea wazaliwa wa kwanza huko Misri (</w:t>
       </w:r>
-      <w:hyperlink r:id="rId1064">
+      <w:hyperlink r:id="rId1065">
         <w:r>
           <w:rPr>
             <w:lang w:val="sw_KE" w:bidi="sw_KE"/>
@@ -46962,7 +46968,7 @@
         </w:rPr>
         <w:t>). Mkate usiotiwa chachu ulikumbusha kutoka kwa haraka kwa watu wa Mungu (</w:t>
       </w:r>
-      <w:hyperlink r:id="rId1065">
+      <w:hyperlink r:id="rId1066">
         <w:r>
           <w:rPr>
             <w:lang w:val="sw_KE" w:bidi="sw_KE"/>
@@ -46980,7 +46986,7 @@
         </w:rPr>
         <w:t xml:space="preserve">, </w:t>
       </w:r>
-      <w:hyperlink r:id="rId1066">
+      <w:hyperlink r:id="rId1067">
         <w:r>
           <w:rPr>
             <w:lang w:val="sw_KE" w:bidi="sw_KE"/>
@@ -46998,7 +47004,7 @@
         </w:rPr>
         <w:t xml:space="preserve">). Maji ya chumvi yaliwakilisha machozi ya utumwa wao na kuvuka Bahari ya Shamu, na mboga chungu utumwa wao. Vikombe vinne vya divai vilikiri ahadi nne za Mungu katika </w:t>
       </w:r>
-      <w:hyperlink r:id="rId1061">
+      <w:hyperlink r:id="rId1062">
         <w:r>
           <w:rPr>
             <w:lang w:val="sw_KE" w:bidi="sw_KE"/>
@@ -47016,7 +47022,7 @@
         </w:rPr>
         <w:t xml:space="preserve">. • Kitendo kibaya cha kumsaliti Yesu kilikuwa kibaya zaidi kwa kuwa msaliti alikuwa mmoja wa wale waliokula naye (tazama </w:t>
       </w:r>
-      <w:hyperlink r:id="rId1067">
+      <w:hyperlink r:id="rId1068">
         <w:r>
           <w:rPr>
             <w:lang w:val="sw_KE" w:bidi="sw_KE"/>
@@ -47034,7 +47040,7 @@
         </w:rPr>
         <w:t xml:space="preserve">; </w:t>
       </w:r>
-      <w:hyperlink r:id="rId1068">
+      <w:hyperlink r:id="rId1069">
         <w:r>
           <w:rPr>
             <w:lang w:val="sw_KE" w:bidi="sw_KE"/>
@@ -47100,7 +47106,7 @@
         </w:rPr>
         <w:t xml:space="preserve">Wanafunzi walishangaa na kuhuzunika, wakiuliza, Je, ni mimi? Hii ni mara ya kwanza wamesikia kwamba Yesu atasalitiwa (ingawa msomaji amejua tangu </w:t>
       </w:r>
-      <w:hyperlink r:id="rId1069">
+      <w:hyperlink r:id="rId1070">
         <w:r>
           <w:rPr>
             <w:lang w:val="sw_KE" w:bidi="sw_KE"/>
@@ -47184,7 +47190,7 @@
         </w:rPr>
         <w:t xml:space="preserve">. Yesu alijua mapema usaliti huu kama sehemu ya mpango wa kimungu (linganisha </w:t>
       </w:r>
-      <w:hyperlink r:id="rId671">
+      <w:hyperlink r:id="rId672">
         <w:r>
           <w:rPr>
             <w:lang w:val="sw_KE" w:bidi="sw_KE"/>
@@ -47202,7 +47208,7 @@
         </w:rPr>
         <w:t xml:space="preserve">), lakini msaliti wake alihukumiwa. Yesu na waandishi wa Injili hawafafanui jinsi ukuu wa Mungu na uwajibikaji wa kibinadamu wa Yuda vinaweza kuishi pamoja, lakini zote mbili zimetajwa bila kukosa (tazama </w:t>
       </w:r>
-      <w:hyperlink r:id="rId1070">
+      <w:hyperlink r:id="rId1071">
         <w:r>
           <w:rPr>
             <w:lang w:val="sw_KE" w:bidi="sw_KE"/>
@@ -47294,7 +47300,7 @@
         </w:rPr>
         <w:t xml:space="preserve">). Katika mitazamo hii miwili, mtu anaposhiriki Karamu ya Bwana, anakuwa anakula na kunywa mwili na damu ya Yesu. Mtazamo wa tatu ni kwamba kwa kula mkate na divai, Wakristo wanakula kiroho kwa Yesu. Mtazamo wa nne ni kwamba mlo huo ni kumbukumbu hasa, na vipengele ni ishara ya dhabihu ya Yesu kwa niaba yetu. Tazama pia </w:t>
       </w:r>
-      <w:hyperlink r:id="rId1071">
+      <w:hyperlink r:id="rId1072">
         <w:r>
           <w:rPr>
             <w:lang w:val="sw_KE" w:bidi="sw_KE"/>
@@ -47372,7 +47378,7 @@
         </w:rPr>
         <w:t>Kikombe cha divai kiliwakilisha damu ya Yesu, iliyomwagika kama dhabihu (</w:t>
       </w:r>
-      <w:hyperlink r:id="rId646">
+      <w:hyperlink r:id="rId647">
         <w:r>
           <w:rPr>
             <w:lang w:val="sw_KE" w:bidi="sw_KE"/>
@@ -47390,7 +47396,7 @@
         </w:rPr>
         <w:t xml:space="preserve">; </w:t>
       </w:r>
-      <w:hyperlink r:id="rId693">
+      <w:hyperlink r:id="rId694">
         <w:r>
           <w:rPr>
             <w:lang w:val="sw_KE" w:bidi="sw_KE"/>
@@ -47408,7 +47414,7 @@
         </w:rPr>
         <w:t>). Ilianzisha agano ambalo Mungu amefanya na watu wake (</w:t>
       </w:r>
-      <w:hyperlink r:id="rId1072">
+      <w:hyperlink r:id="rId1073">
         <w:r>
           <w:rPr>
             <w:lang w:val="sw_KE" w:bidi="sw_KE"/>
@@ -47426,7 +47432,7 @@
         </w:rPr>
         <w:t xml:space="preserve">; </w:t>
       </w:r>
-      <w:hyperlink r:id="rId1073">
+      <w:hyperlink r:id="rId1074">
         <w:r>
           <w:rPr>
             <w:lang w:val="sw_KE" w:bidi="sw_KE"/>
@@ -47444,7 +47450,7 @@
         </w:rPr>
         <w:t xml:space="preserve">; tazama </w:t>
       </w:r>
-      <w:hyperlink r:id="rId1074">
+      <w:hyperlink r:id="rId1075">
         <w:r>
           <w:rPr>
             <w:lang w:val="sw_KE" w:bidi="sw_KE"/>
@@ -47462,7 +47468,7 @@
         </w:rPr>
         <w:t xml:space="preserve">; </w:t>
       </w:r>
-      <w:hyperlink r:id="rId1075">
+      <w:hyperlink r:id="rId1076">
         <w:r>
           <w:rPr>
             <w:lang w:val="sw_KE" w:bidi="sw_KE"/>
@@ -47480,7 +47486,7 @@
         </w:rPr>
         <w:t xml:space="preserve">; </w:t>
       </w:r>
-      <w:hyperlink r:id="rId1076">
+      <w:hyperlink r:id="rId1077">
         <w:r>
           <w:rPr>
             <w:lang w:val="sw_KE" w:bidi="sw_KE"/>
@@ -47498,7 +47504,7 @@
         </w:rPr>
         <w:t xml:space="preserve">; </w:t>
       </w:r>
-      <w:hyperlink r:id="rId1077">
+      <w:hyperlink r:id="rId1078">
         <w:r>
           <w:rPr>
             <w:lang w:val="sw_KE" w:bidi="sw_KE"/>
@@ -47516,7 +47522,7 @@
         </w:rPr>
         <w:t xml:space="preserve">). Neno wengi linamaanisha watu wote (tazama </w:t>
       </w:r>
-      <w:hyperlink r:id="rId646">
+      <w:hyperlink r:id="rId647">
         <w:r>
           <w:rPr>
             <w:lang w:val="sw_KE" w:bidi="sw_KE"/>
@@ -47534,7 +47540,7 @@
         </w:rPr>
         <w:t xml:space="preserve">; </w:t>
       </w:r>
-      <w:hyperlink r:id="rId1078">
+      <w:hyperlink r:id="rId1079">
         <w:r>
           <w:rPr>
             <w:lang w:val="sw_KE" w:bidi="sw_KE"/>
@@ -47661,7 +47667,7 @@
         </w:rPr>
         <w:t xml:space="preserve"> (</w:t>
       </w:r>
-      <w:hyperlink r:id="rId1079">
+      <w:hyperlink r:id="rId1080">
         <w:r>
           <w:rPr>
             <w:lang w:val="sw_KE" w:bidi="sw_KE"/>
@@ -47740,7 +47746,7 @@
         </w:rPr>
         <w:t xml:space="preserve"> alikutana na wanafunzi huko Galilaya (tazama </w:t>
       </w:r>
-      <w:hyperlink r:id="rId1080">
+      <w:hyperlink r:id="rId1081">
         <w:r>
           <w:rPr>
             <w:lang w:val="sw_KE" w:bidi="sw_KE"/>
@@ -47758,7 +47764,7 @@
         </w:rPr>
         <w:t xml:space="preserve">), ambapo walisamehewa na kurejeshwa (tazama </w:t>
       </w:r>
-      <w:hyperlink r:id="rId1081">
+      <w:hyperlink r:id="rId1082">
         <w:r>
           <w:rPr>
             <w:lang w:val="sw_KE" w:bidi="sw_KE"/>
@@ -47890,7 +47896,7 @@
         </w:rPr>
         <w:t xml:space="preserve">Gethsemane (Kiaramu, "kibanda cha mafuta") bado ni shamba la mizeituni hadi leo. Inaitwa bustani katika </w:t>
       </w:r>
-      <w:hyperlink r:id="rId1082">
+      <w:hyperlink r:id="rId1083">
         <w:r>
           <w:rPr>
             <w:lang w:val="sw_KE" w:bidi="sw_KE"/>
@@ -47908,7 +47914,7 @@
         </w:rPr>
         <w:t xml:space="preserve">, na </w:t>
       </w:r>
-      <w:hyperlink r:id="rId1083">
+      <w:hyperlink r:id="rId1084">
         <w:r>
           <w:rPr>
             <w:lang w:val="sw_KE" w:bidi="sw_KE"/>
@@ -47974,7 +47980,7 @@
         </w:rPr>
         <w:t>Yesu alienda mbele pamoja na Petro, Yakobo, na Yohana (</w:t>
       </w:r>
-      <w:hyperlink r:id="rId1084">
+      <w:hyperlink r:id="rId1085">
         <w:r>
           <w:rPr>
             <w:lang w:val="sw_KE" w:bidi="sw_KE"/>
@@ -47992,7 +47998,7 @@
         </w:rPr>
         <w:t xml:space="preserve">; </w:t>
       </w:r>
-      <w:hyperlink r:id="rId1085">
+      <w:hyperlink r:id="rId1086">
         <w:r>
           <w:rPr>
             <w:lang w:val="sw_KE" w:bidi="sw_KE"/>
@@ -48076,7 +48082,7 @@
         </w:rPr>
         <w:t xml:space="preserve">Yesu alianguka chini kuomba kwa sababu ya dhiki yake kubwa (tazama </w:t>
       </w:r>
-      <w:hyperlink r:id="rId1086">
+      <w:hyperlink r:id="rId1087">
         <w:r>
           <w:rPr>
             <w:lang w:val="sw_KE" w:bidi="sw_KE"/>
@@ -48094,7 +48100,7 @@
         </w:rPr>
         <w:t xml:space="preserve">; </w:t>
       </w:r>
-      <w:hyperlink r:id="rId1087">
+      <w:hyperlink r:id="rId1088">
         <w:r>
           <w:rPr>
             <w:lang w:val="sw_KE" w:bidi="sw_KE"/>
@@ -48112,7 +48118,7 @@
         </w:rPr>
         <w:t xml:space="preserve">; </w:t>
       </w:r>
-      <w:hyperlink r:id="rId1088">
+      <w:hyperlink r:id="rId1089">
         <w:r>
           <w:rPr>
             <w:lang w:val="sw_KE" w:bidi="sw_KE"/>
@@ -48130,7 +48136,7 @@
         </w:rPr>
         <w:t xml:space="preserve">; </w:t>
       </w:r>
-      <w:hyperlink r:id="rId1089">
+      <w:hyperlink r:id="rId1090">
         <w:r>
           <w:rPr>
             <w:lang w:val="sw_KE" w:bidi="sw_KE"/>
@@ -48161,7 +48167,7 @@
         </w:rPr>
         <w:t xml:space="preserve"> akionyesha uhusiano wao wa karibu (tazama </w:t>
       </w:r>
-      <w:hyperlink r:id="rId1090">
+      <w:hyperlink r:id="rId1091">
         <w:r>
           <w:rPr>
             <w:lang w:val="sw_KE" w:bidi="sw_KE"/>
@@ -48215,7 +48221,7 @@
         </w:rPr>
         <w:t xml:space="preserve">; </w:t>
       </w:r>
-      <w:hyperlink r:id="rId1091">
+      <w:hyperlink r:id="rId1092">
         <w:r>
           <w:rPr>
             <w:lang w:val="sw_KE" w:bidi="sw_KE"/>
@@ -48233,7 +48239,7 @@
         </w:rPr>
         <w:t xml:space="preserve">; </w:t>
       </w:r>
-      <w:hyperlink r:id="rId1092">
+      <w:hyperlink r:id="rId1093">
         <w:r>
           <w:rPr>
             <w:lang w:val="sw_KE" w:bidi="sw_KE"/>
@@ -48299,7 +48305,7 @@
         </w:rPr>
         <w:t xml:space="preserve">Je, umelala? Swali lilikuwa la kukemea, kwa maana Yesu alijua kwamba Petro alikuwa amelala. •Ingawa roho iko tayari kuepuka majaribu (tazama </w:t>
       </w:r>
-      <w:hyperlink r:id="rId1093">
+      <w:hyperlink r:id="rId1094">
         <w:r>
           <w:rPr>
             <w:lang w:val="sw_KE" w:bidi="sw_KE"/>
@@ -48317,7 +48323,7 @@
         </w:rPr>
         <w:t xml:space="preserve">, </w:t>
       </w:r>
-      <w:hyperlink r:id="rId1094">
+      <w:hyperlink r:id="rId1095">
         <w:r>
           <w:rPr>
             <w:lang w:val="sw_KE" w:bidi="sw_KE"/>
@@ -48396,7 +48402,7 @@
         </w:rPr>
         <w:t xml:space="preserve">Maudhui ya sala ya Yesu labda yalikuwa sawa na hapo awali (tazama </w:t>
       </w:r>
-      <w:hyperlink r:id="rId1095">
+      <w:hyperlink r:id="rId1096">
         <w:r>
           <w:rPr>
             <w:lang w:val="sw_KE" w:bidi="sw_KE"/>
@@ -48414,7 +48420,7 @@
         </w:rPr>
         <w:t xml:space="preserve">, </w:t>
       </w:r>
-      <w:hyperlink r:id="rId1096">
+      <w:hyperlink r:id="rId1097">
         <w:r>
           <w:rPr>
             <w:lang w:val="sw_KE" w:bidi="sw_KE"/>
@@ -48450,7 +48456,7 @@
         </w:rPr>
         <w:t xml:space="preserve">, </w:t>
       </w:r>
-      <w:hyperlink r:id="rId1097">
+      <w:hyperlink r:id="rId1098">
         <w:r>
           <w:rPr>
             <w:lang w:val="sw_KE" w:bidi="sw_KE"/>
@@ -48481,6 +48487,42 @@
         </w:rPr>
         <w:t>) umefika: Mateso ya Yesu yalikuwa yameanza, saa ya kumwaga damu ya mwana-kondoo wa dhabihu (</w:t>
       </w:r>
+      <w:hyperlink r:id="rId648">
+        <w:r>
+          <w:rPr>
+            <w:lang w:val="sw_KE" w:bidi="sw_KE"/>
+          </w:rPr>
+          <w:rPr>
+            <w:color w:val="0000EE"/>
+            <w:u w:val="single"/>
+          </w:rPr>
+          <w:t>14:24</w:t>
+        </w:r>
+      </w:hyperlink>
+      <w:r>
+        <w:rPr>
+          <w:lang w:val="sw_KE" w:bidi="sw_KE"/>
+        </w:rPr>
+        <w:t>). Kauli hii ililingana na kuwasili kwa Yuda na umati wenye silaha waliokuja kumkamata Yesu. Yesu alisalitiwa mikononi mwa wenye dhambi ambao alienda msalabani kwa hiari kwa ajili yao (</w:t>
+      </w:r>
+      <w:hyperlink r:id="rId1099">
+        <w:r>
+          <w:rPr>
+            <w:lang w:val="sw_KE" w:bidi="sw_KE"/>
+          </w:rPr>
+          <w:rPr>
+            <w:color w:val="0000EE"/>
+            <w:u w:val="single"/>
+          </w:rPr>
+          <w:t>2:17</w:t>
+        </w:r>
+      </w:hyperlink>
+      <w:r>
+        <w:rPr>
+          <w:lang w:val="sw_KE" w:bidi="sw_KE"/>
+        </w:rPr>
+        <w:t xml:space="preserve">; </w:t>
+      </w:r>
       <w:hyperlink r:id="rId647">
         <w:r>
           <w:rPr>
@@ -48490,25 +48532,7 @@
             <w:color w:val="0000EE"/>
             <w:u w:val="single"/>
           </w:rPr>
-          <w:t>14:24</w:t>
-        </w:r>
-      </w:hyperlink>
-      <w:r>
-        <w:rPr>
-          <w:lang w:val="sw_KE" w:bidi="sw_KE"/>
-        </w:rPr>
-        <w:t>). Kauli hii ililingana na kuwasili kwa Yuda na umati wenye silaha waliokuja kumkamata Yesu. Yesu alisalitiwa mikononi mwa wenye dhambi ambao alienda msalabani kwa hiari kwa ajili yao (</w:t>
-      </w:r>
-      <w:hyperlink r:id="rId1098">
-        <w:r>
-          <w:rPr>
-            <w:lang w:val="sw_KE" w:bidi="sw_KE"/>
-          </w:rPr>
-          <w:rPr>
-            <w:color w:val="0000EE"/>
-            <w:u w:val="single"/>
-          </w:rPr>
-          <w:t>2:17</w:t>
+          <w:t>10:45</w:t>
         </w:r>
       </w:hyperlink>
       <w:r>
@@ -48517,25 +48541,7 @@
         </w:rPr>
         <w:t xml:space="preserve">; </w:t>
       </w:r>
-      <w:hyperlink r:id="rId646">
-        <w:r>
-          <w:rPr>
-            <w:lang w:val="sw_KE" w:bidi="sw_KE"/>
-          </w:rPr>
-          <w:rPr>
-            <w:color w:val="0000EE"/>
-            <w:u w:val="single"/>
-          </w:rPr>
-          <w:t>10:45</w:t>
-        </w:r>
-      </w:hyperlink>
-      <w:r>
-        <w:rPr>
-          <w:lang w:val="sw_KE" w:bidi="sw_KE"/>
-        </w:rPr>
-        <w:t xml:space="preserve">; </w:t>
-      </w:r>
-      <w:hyperlink r:id="rId1099">
+      <w:hyperlink r:id="rId1100">
         <w:r>
           <w:rPr>
             <w:lang w:val="sw_KE" w:bidi="sw_KE"/>
@@ -48637,7 +48643,7 @@
         </w:rPr>
         <w:t xml:space="preserve">). Ingawa walitaka kuepuka mgogoro, umati ulikuwa mkubwa wa kutosha kuzima upinzani wowote kutoka kwa Yesu au wafuasi wake (linganisha </w:t>
       </w:r>
-      <w:hyperlink r:id="rId1100">
+      <w:hyperlink r:id="rId1101">
         <w:r>
           <w:rPr>
             <w:lang w:val="sw_KE" w:bidi="sw_KE"/>
@@ -48655,7 +48661,7 @@
         </w:rPr>
         <w:t xml:space="preserve">; </w:t>
       </w:r>
-      <w:hyperlink r:id="rId1101">
+      <w:hyperlink r:id="rId1102">
         <w:r>
           <w:rPr>
             <w:lang w:val="sw_KE" w:bidi="sw_KE"/>
@@ -48721,7 +48727,7 @@
         </w:rPr>
         <w:t xml:space="preserve">Gethsemane ilikuwa giza, na Yesu alikuwa hajulikani binafsi kwa watu wengi wa umati uliotumwa kumkamata (tazama </w:t>
       </w:r>
-      <w:hyperlink r:id="rId1102">
+      <w:hyperlink r:id="rId1103">
         <w:r>
           <w:rPr>
             <w:lang w:val="sw_KE" w:bidi="sw_KE"/>
@@ -48752,7 +48758,7 @@
         </w:rPr>
         <w:t xml:space="preserve"> njia ya kawaida ya kusalimiana (</w:t>
       </w:r>
-      <w:hyperlink r:id="rId1103">
+      <w:hyperlink r:id="rId1104">
         <w:r>
           <w:rPr>
             <w:lang w:val="sw_KE" w:bidi="sw_KE"/>
@@ -48770,7 +48776,7 @@
         </w:rPr>
         <w:t xml:space="preserve">; </w:t>
       </w:r>
-      <w:hyperlink r:id="rId1104">
+      <w:hyperlink r:id="rId1105">
         <w:r>
           <w:rPr>
             <w:lang w:val="sw_KE" w:bidi="sw_KE"/>
@@ -48788,7 +48794,7 @@
         </w:rPr>
         <w:t xml:space="preserve">; </w:t>
       </w:r>
-      <w:hyperlink r:id="rId1105">
+      <w:hyperlink r:id="rId1106">
         <w:r>
           <w:rPr>
             <w:lang w:val="sw_KE" w:bidi="sw_KE"/>
@@ -48854,7 +48860,7 @@
         </w:rPr>
         <w:t xml:space="preserve">Mmoja wa wanaume waliokuwa na Yesu (Petro, tazama </w:t>
       </w:r>
-      <w:hyperlink r:id="rId1106">
+      <w:hyperlink r:id="rId1107">
         <w:r>
           <w:rPr>
             <w:lang w:val="sw_KE" w:bidi="sw_KE"/>
@@ -48872,7 +48878,7 @@
         </w:rPr>
         <w:t xml:space="preserve">) Alijaribu kujihami haraka kwa kumkata sikio mtumwa wa kuhani mkuu. (tazama </w:t>
       </w:r>
-      <w:hyperlink r:id="rId1107">
+      <w:hyperlink r:id="rId1108">
         <w:r>
           <w:rPr>
             <w:lang w:val="sw_KE" w:bidi="sw_KE"/>
@@ -48938,7 +48944,7 @@
         </w:rPr>
         <w:t xml:space="preserve">Lakini kila kitu kilikuwa kinatendeka ili kutimiza kile Maandiko yanasema kuhusu Yesu. Marko hivyo aliwahakikishia wasomaji wake kwamba matukio haya yalikuwa sehemu ya mpango wa kimungu wa Mungu. Tazama </w:t>
       </w:r>
-      <w:hyperlink r:id="rId1108">
+      <w:hyperlink r:id="rId1109">
         <w:r>
           <w:rPr>
             <w:lang w:val="sw_KE" w:bidi="sw_KE"/>
@@ -49100,7 +49106,7 @@
         </w:rPr>
         <w:t>Makuhani wakuu, wazee, na walimu wa sheria za kidini hawakuwa sawa na “baraza kuu lote” (</w:t>
       </w:r>
-      <w:hyperlink r:id="rId1109">
+      <w:hyperlink r:id="rId1110">
         <w:r>
           <w:rPr>
             <w:lang w:val="sw_KE" w:bidi="sw_KE"/>
@@ -49118,7 +49124,7 @@
         </w:rPr>
         <w:t xml:space="preserve">; </w:t>
       </w:r>
-      <w:hyperlink r:id="rId775">
+      <w:hyperlink r:id="rId776">
         <w:r>
           <w:rPr>
             <w:lang w:val="sw_KE" w:bidi="sw_KE"/>
@@ -49149,7 +49155,7 @@
         </w:rPr>
         <w:t xml:space="preserve"> ambapo Sanhedrini walikuwa wakikutana. Hatua zimewekwa kwa ajili ya Petro kumkana Yesu (</w:t>
       </w:r>
-      <w:hyperlink r:id="rId1097">
+      <w:hyperlink r:id="rId1098">
         <w:r>
           <w:rPr>
             <w:lang w:val="sw_KE" w:bidi="sw_KE"/>
@@ -49254,38 +49260,38 @@
         </w:rPr>
         <w:t xml:space="preserve"> (angalia </w:t>
       </w:r>
+      <w:hyperlink r:id="rId1111">
+        <w:r>
+          <w:rPr>
+            <w:lang w:val="sw_KE" w:bidi="sw_KE"/>
+          </w:rPr>
+          <w:rPr>
+            <w:color w:val="0000EE"/>
+            <w:u w:val="single"/>
+          </w:rPr>
+          <w:t>Matendo 23:6–10</w:t>
+        </w:r>
+      </w:hyperlink>
+      <w:r>
+        <w:rPr>
+          <w:lang w:val="sw_KE" w:bidi="sw_KE"/>
+        </w:rPr>
+        <w:t xml:space="preserve">); (4) sheria zilizopatikana katika </w:t>
+      </w:r>
+      <w:r>
+        <w:rPr>
+          <w:i/>
+          <w:lang w:val="sw_KE" w:bidi="sw_KE"/>
+        </w:rPr>
+        <w:t>Mishna Sanhedrini</w:t>
+      </w:r>
+      <w:r>
+        <w:rPr>
+          <w:lang w:val="sw_KE" w:bidi="sw_KE"/>
+        </w:rPr>
+        <w:t xml:space="preserve"> wakati mwingine zinakinzana na kile ambacho mwanahistoria Myahudi Yosefu aliandika; (5) sheria zilizokuwepo za mwenendo hazikufuatwa —Yesu alikuwa akihukumiwa na mahakama ya kangaroo, ambapo hukumu ilikuwa imeamuliwa mapema na tuhuma za kutekeleza hukumu hiyo ndizo zilizotafutwa (</w:t>
+      </w:r>
       <w:hyperlink r:id="rId1110">
-        <w:r>
-          <w:rPr>
-            <w:lang w:val="sw_KE" w:bidi="sw_KE"/>
-          </w:rPr>
-          <w:rPr>
-            <w:color w:val="0000EE"/>
-            <w:u w:val="single"/>
-          </w:rPr>
-          <w:t>Matendo 23:6–10</w:t>
-        </w:r>
-      </w:hyperlink>
-      <w:r>
-        <w:rPr>
-          <w:lang w:val="sw_KE" w:bidi="sw_KE"/>
-        </w:rPr>
-        <w:t xml:space="preserve">); (4) sheria zilizopatikana katika </w:t>
-      </w:r>
-      <w:r>
-        <w:rPr>
-          <w:i/>
-          <w:lang w:val="sw_KE" w:bidi="sw_KE"/>
-        </w:rPr>
-        <w:t>Mishna Sanhedrini</w:t>
-      </w:r>
-      <w:r>
-        <w:rPr>
-          <w:lang w:val="sw_KE" w:bidi="sw_KE"/>
-        </w:rPr>
-        <w:t xml:space="preserve"> wakati mwingine zinakinzana na kile ambacho mwanahistoria Myahudi Yosefu aliandika; (5) sheria zilizokuwepo za mwenendo hazikufuatwa —Yesu alikuwa akihukumiwa na mahakama ya kangaroo, ambapo hukumu ilikuwa imeamuliwa mapema na tuhuma za kutekeleza hukumu hiyo ndizo zilizotafutwa (</w:t>
-      </w:r>
-      <w:hyperlink r:id="rId1109">
         <w:r>
           <w:rPr>
             <w:lang w:val="sw_KE" w:bidi="sw_KE"/>
@@ -49390,7 +49396,7 @@
         </w:rPr>
         <w:t>), ambalo lilikuwa na wanachama sabini na liliongozwa na kuhani mkuu. Injili zinaonyesha kesi rasmi: Kulikuwa na utafutaji wa mashahidi (</w:t>
       </w:r>
-      <w:hyperlink r:id="rId1109">
+      <w:hyperlink r:id="rId1110">
         <w:r>
           <w:rPr>
             <w:lang w:val="sw_KE" w:bidi="sw_KE"/>
@@ -49408,7 +49414,7 @@
         </w:rPr>
         <w:t>), ushuhuda wa macho (</w:t>
       </w:r>
-      <w:hyperlink r:id="rId1111">
+      <w:hyperlink r:id="rId1112">
         <w:r>
           <w:rPr>
             <w:lang w:val="sw_KE" w:bidi="sw_KE"/>
@@ -49426,7 +49432,7 @@
         </w:rPr>
         <w:t>), Yesu akiwekwa chini ya kiapo (</w:t>
       </w:r>
-      <w:hyperlink r:id="rId1112">
+      <w:hyperlink r:id="rId1113">
         <w:r>
           <w:rPr>
             <w:lang w:val="sw_KE" w:bidi="sw_KE"/>
@@ -49444,7 +49450,7 @@
         </w:rPr>
         <w:t>), Yesu kuruhusiwa kujitetea (</w:t>
       </w:r>
-      <w:hyperlink r:id="rId1113">
+      <w:hyperlink r:id="rId1114">
         <w:r>
           <w:rPr>
             <w:lang w:val="sw_KE" w:bidi="sw_KE"/>
@@ -49462,7 +49468,7 @@
         </w:rPr>
         <w:t>), kuhani mkuu akirarua vazi lake (</w:t>
       </w:r>
-      <w:hyperlink r:id="rId1114">
+      <w:hyperlink r:id="rId1115">
         <w:r>
           <w:rPr>
             <w:lang w:val="sw_KE" w:bidi="sw_KE"/>
@@ -49480,7 +49486,7 @@
         </w:rPr>
         <w:t>), na uamuzi wa mwisho na Sanhedrini (</w:t>
       </w:r>
-      <w:hyperlink r:id="rId1115">
+      <w:hyperlink r:id="rId1116">
         <w:r>
           <w:rPr>
             <w:lang w:val="sw_KE" w:bidi="sw_KE"/>
@@ -49498,7 +49504,7 @@
         </w:rPr>
         <w:t xml:space="preserve">). Hii haimaanishi kwamba ilikuwa kesi ya haki—uamuzi wa kumwua Yesu ulikuwa tayari umefanywa. Ushahidi haukutafutwa ili kubaini ukweli, bali kupata hukumu ya hatia na adhabu ya kifo. • Mashahidi wa uongo wakitoa ushuhuda wa uongo walipotosha kile ambacho Yesu alisema kuhusu uharibifu na ujenzi upya wa Hekalu (angalia </w:t>
       </w:r>
-      <w:hyperlink r:id="rId760">
+      <w:hyperlink r:id="rId761">
         <w:r>
           <w:rPr>
             <w:lang w:val="sw_KE" w:bidi="sw_KE"/>
@@ -49516,7 +49522,7 @@
         </w:rPr>
         <w:t xml:space="preserve">; </w:t>
       </w:r>
-      <w:hyperlink r:id="rId1116">
+      <w:hyperlink r:id="rId1117">
         <w:r>
           <w:rPr>
             <w:lang w:val="sw_KE" w:bidi="sw_KE"/>
@@ -49534,7 +49540,7 @@
         </w:rPr>
         <w:t xml:space="preserve">; </w:t>
       </w:r>
-      <w:hyperlink r:id="rId1117">
+      <w:hyperlink r:id="rId1118">
         <w:r>
           <w:rPr>
             <w:lang w:val="sw_KE" w:bidi="sw_KE"/>
@@ -49667,7 +49673,7 @@
         </w:rPr>
         <w:t>Kutokana na kwamba mashahidi wa uongo walishindwa kukubaliana (</w:t>
       </w:r>
-      <w:hyperlink r:id="rId1118">
+      <w:hyperlink r:id="rId1119">
         <w:r>
           <w:rPr>
             <w:lang w:val="sw_KE" w:bidi="sw_KE"/>
@@ -49853,7 +49859,7 @@
         </w:rPr>
         <w:t>), na wanafunzi (</w:t>
       </w:r>
-      <w:hyperlink r:id="rId1119">
+      <w:hyperlink r:id="rId1120">
         <w:r>
           <w:rPr>
             <w:lang w:val="sw_KE" w:bidi="sw_KE"/>
@@ -49884,7 +49890,7 @@
         </w:rPr>
         <w:t xml:space="preserve"> ambayo ilitabiri ufufuo wake na kupaa kwake (</w:t>
       </w:r>
-      <w:hyperlink r:id="rId1120">
+      <w:hyperlink r:id="rId1121">
         <w:r>
           <w:rPr>
             <w:lang w:val="sw_KE" w:bidi="sw_KE"/>
@@ -49902,7 +49908,7 @@
         </w:rPr>
         <w:t xml:space="preserve">; </w:t>
       </w:r>
-      <w:hyperlink r:id="rId995">
+      <w:hyperlink r:id="rId996">
         <w:r>
           <w:rPr>
             <w:lang w:val="sw_KE" w:bidi="sw_KE"/>
@@ -49920,7 +49926,7 @@
         </w:rPr>
         <w:t xml:space="preserve">; angalia </w:t>
       </w:r>
-      <w:hyperlink r:id="rId1121">
+      <w:hyperlink r:id="rId1122">
         <w:r>
           <w:rPr>
             <w:lang w:val="sw_KE" w:bidi="sw_KE"/>
@@ -49938,7 +49944,7 @@
         </w:rPr>
         <w:t xml:space="preserve">; </w:t>
       </w:r>
-      <w:hyperlink r:id="rId1122">
+      <w:hyperlink r:id="rId1123">
         <w:r>
           <w:rPr>
             <w:lang w:val="sw_KE" w:bidi="sw_KE"/>
@@ -50022,7 +50028,7 @@
         </w:rPr>
         <w:t xml:space="preserve"> (ona </w:t>
       </w:r>
-      <w:hyperlink r:id="rId1123">
+      <w:hyperlink r:id="rId1124">
         <w:r>
           <w:rPr>
             <w:lang w:val="sw_KE" w:bidi="sw_KE"/>
@@ -50040,7 +50046,7 @@
         </w:rPr>
         <w:t xml:space="preserve">). Hata hivyo, Marko si lazima arudie maneno halisi aliyosema Yesu katika kesi yake (linganisha. </w:t>
       </w:r>
-      <w:hyperlink r:id="rId1124">
+      <w:hyperlink r:id="rId1125">
         <w:r>
           <w:rPr>
             <w:lang w:val="sw_KE" w:bidi="sw_KE"/>
@@ -50058,7 +50064,7 @@
         </w:rPr>
         <w:t xml:space="preserve">; </w:t>
       </w:r>
-      <w:hyperlink r:id="rId1125">
+      <w:hyperlink r:id="rId1126">
         <w:r>
           <w:rPr>
             <w:lang w:val="sw_KE" w:bidi="sw_KE"/>
@@ -50076,7 +50082,7 @@
         </w:rPr>
         <w:t xml:space="preserve">), hivyo maneno haya yanaweza tu kuonyesha jibu la Yesu la kukubali swali la kuhani mkuu. Alikuwa ni Masihi, Mwana wa Mungu. Wakati wa uasi wa pili wa Kiyahudi dhidi ya Roma, Bar Kokhba (Baada ya Kristo (BK) 132–135) alidai kuwa Masihi, na haikuchukuliwa kuwa ni kukufuru. Utambulisho wa Yesu kama Mwana wa Adamu hauwezi kuwa ulizingatiwa kuwa ni kukufuru, kwa kuwa tuna zaidi ya matukio hamsini kabla ya kesi ya Yesu ambapo alitumia jina hili, na shtaka la kukufuru halikuwahi kutolewa. Lakini ilikuwa ni nyingi kwa kuhani mkuu na Sanhedrini wakati Yesu alipotamka wazi kuwa yeye ni Mwana wa Adamu wa </w:t>
       </w:r>
-      <w:hyperlink r:id="rId1126">
+      <w:hyperlink r:id="rId1127">
         <w:r>
           <w:rPr>
             <w:lang w:val="sw_KE" w:bidi="sw_KE"/>
@@ -50094,7 +50100,7 @@
         </w:rPr>
         <w:t xml:space="preserve"> akija kwa jina la Mungu kuhukumu ulimwengu. Tamko hili pia liliongezwa na ukweli kwamba, wakati wa huduma yake, Yesu alisamehe dhambi (</w:t>
       </w:r>
-      <w:hyperlink r:id="rId1127">
+      <w:hyperlink r:id="rId1128">
         <w:r>
           <w:rPr>
             <w:lang w:val="sw_KE" w:bidi="sw_KE"/>
@@ -50112,7 +50118,7 @@
         </w:rPr>
         <w:t xml:space="preserve">; </w:t>
       </w:r>
-      <w:hyperlink r:id="rId1128">
+      <w:hyperlink r:id="rId1129">
         <w:r>
           <w:rPr>
             <w:lang w:val="sw_KE" w:bidi="sw_KE"/>
@@ -50130,7 +50136,7 @@
         </w:rPr>
         <w:t>), alidai kuwa Mwana wa Mungu (</w:t>
       </w:r>
-      <w:hyperlink r:id="rId1129">
+      <w:hyperlink r:id="rId1130">
         <w:r>
           <w:rPr>
             <w:lang w:val="sw_KE" w:bidi="sw_KE"/>
@@ -50166,7 +50172,7 @@
         </w:rPr>
         <w:t>), na alidai kuwa Bwana wa Sabato (</w:t>
       </w:r>
-      <w:hyperlink r:id="rId725">
+      <w:hyperlink r:id="rId726">
         <w:r>
           <w:rPr>
             <w:lang w:val="sw_KE" w:bidi="sw_KE"/>
@@ -50184,7 +50190,7 @@
         </w:rPr>
         <w:t>). Tayari wakiwa na uhakika kwamba Yesu anapaswa kuuawa, viongozi wa kidini sasa walitoa hukumu ya hatia iliyokuwa imepangwa (</w:t>
       </w:r>
-      <w:hyperlink r:id="rId1109">
+      <w:hyperlink r:id="rId1110">
         <w:r>
           <w:rPr>
             <w:lang w:val="sw_KE" w:bidi="sw_KE"/>
@@ -50250,7 +50256,7 @@
         </w:rPr>
         <w:t xml:space="preserve">mate: Tazama </w:t>
       </w:r>
-      <w:hyperlink r:id="rId849">
+      <w:hyperlink r:id="rId850">
         <w:r>
           <w:rPr>
             <w:lang w:val="sw_KE" w:bidi="sw_KE"/>
@@ -50286,7 +50292,7 @@
         </w:rPr>
         <w:t xml:space="preserve">, </w:t>
       </w:r>
-      <w:hyperlink r:id="rId1130">
+      <w:hyperlink r:id="rId1131">
         <w:r>
           <w:rPr>
             <w:lang w:val="sw_KE" w:bidi="sw_KE"/>
@@ -50304,7 +50310,7 @@
         </w:rPr>
         <w:t xml:space="preserve">; </w:t>
       </w:r>
-      <w:hyperlink r:id="rId1131">
+      <w:hyperlink r:id="rId1132">
         <w:r>
           <w:rPr>
             <w:lang w:val="sw_KE" w:bidi="sw_KE"/>
@@ -50340,7 +50346,7 @@
         </w:rPr>
         <w:t>. • Mateso sawa yangekuja baada ya kesi yake mbele ya Pontio Pilato (</w:t>
       </w:r>
-      <w:hyperlink r:id="rId1132">
+      <w:hyperlink r:id="rId1133">
         <w:r>
           <w:rPr>
             <w:lang w:val="sw_KE" w:bidi="sw_KE"/>
@@ -50472,7 +50478,7 @@
         </w:rPr>
         <w:t>Kichwa Yesu wa Nazareti kinaweza kuwa kilidharauliwa, kwa maana Wayahudi walikuwa na mtazamo wa chini kuhusu Wagalilaya (</w:t>
       </w:r>
-      <w:hyperlink r:id="rId1133">
+      <w:hyperlink r:id="rId1134">
         <w:r>
           <w:rPr>
             <w:lang w:val="sw_KE" w:bidi="sw_KE"/>
@@ -50490,7 +50496,7 @@
         </w:rPr>
         <w:t xml:space="preserve">; </w:t>
       </w:r>
-      <w:hyperlink r:id="rId1134">
+      <w:hyperlink r:id="rId1135">
         <w:r>
           <w:rPr>
             <w:lang w:val="sw_KE" w:bidi="sw_KE"/>
@@ -50508,7 +50514,7 @@
         </w:rPr>
         <w:t xml:space="preserve">, </w:t>
       </w:r>
-      <w:hyperlink r:id="rId1135">
+      <w:hyperlink r:id="rId1136">
         <w:r>
           <w:rPr>
             <w:lang w:val="sw_KE" w:bidi="sw_KE"/>
@@ -50622,7 +50628,7 @@
         </w:rPr>
         <w:t xml:space="preserve">Msichana mtumishi alirudia shtaka lake kwa wapita njia wengine. Wengine walidhani Petro alikuwa mfuasi wa Yesu kwa sababu alikuwa Mgalelea (ona </w:t>
       </w:r>
-      <w:hyperlink r:id="rId1136">
+      <w:hyperlink r:id="rId1137">
         <w:r>
           <w:rPr>
             <w:lang w:val="sw_KE" w:bidi="sw_KE"/>
@@ -50640,7 +50646,7 @@
         </w:rPr>
         <w:t xml:space="preserve">; linganisha </w:t>
       </w:r>
-      <w:hyperlink r:id="rId1137">
+      <w:hyperlink r:id="rId1138">
         <w:r>
           <w:rPr>
             <w:lang w:val="sw_KE" w:bidi="sw_KE"/>
@@ -50851,7 +50857,7 @@
         </w:rPr>
         <w:t xml:space="preserve"> na kuendelea kutoka hapo. • Kwa kuwa baraza kuu halikuwa na mamlaka ya kutoa adhabu ya kifo (</w:t>
       </w:r>
-      <w:hyperlink r:id="rId673">
+      <w:hyperlink r:id="rId674">
         <w:r>
           <w:rPr>
             <w:lang w:val="sw_KE" w:bidi="sw_KE"/>
@@ -50965,7 +50971,7 @@
         </w:rPr>
         <w:t>Fasihi mfalme wa Wayahudi ni sawa na jina la Kiyahudi, "Mfalme wa Israeli" (</w:t>
       </w:r>
-      <w:hyperlink r:id="rId1138">
+      <w:hyperlink r:id="rId1139">
         <w:r>
           <w:rPr>
             <w:lang w:val="sw_KE" w:bidi="sw_KE"/>
@@ -50983,7 +50989,7 @@
         </w:rPr>
         <w:t>). • Umesema: Jibu la Yesu kwa swali la Pilato linapatikana katika Injili zote nne; Yesu alijielewa wazi kuwa mfalme (</w:t>
       </w:r>
-      <w:hyperlink r:id="rId1139">
+      <w:hyperlink r:id="rId1140">
         <w:r>
           <w:rPr>
             <w:lang w:val="sw_KE" w:bidi="sw_KE"/>
@@ -51001,7 +51007,7 @@
         </w:rPr>
         <w:t xml:space="preserve">; </w:t>
       </w:r>
-      <w:hyperlink r:id="rId1140">
+      <w:hyperlink r:id="rId1141">
         <w:r>
           <w:rPr>
             <w:lang w:val="sw_KE" w:bidi="sw_KE"/>
@@ -51055,7 +51061,7 @@
         </w:rPr>
         <w:t>), ingawa Pilato alielewa kwamba Yesu hakuwa tishio la kisiasa (</w:t>
       </w:r>
-      <w:hyperlink r:id="rId1141">
+      <w:hyperlink r:id="rId1142">
         <w:r>
           <w:rPr>
             <w:lang w:val="sw_KE" w:bidi="sw_KE"/>
@@ -51387,7 +51393,7 @@
         </w:rPr>
         <w:t>Hadithi ya kusulubiwa ni moja ya hadithi za kale zilizo na uhakika mkubwa kihistoria. Kwa nini kanisa la mwanzo lingeunda hadithi ambapo lengo la imani yao lilisulubiwa? Hadithi hii ilikuwa, na bado ni, kikwazo kwa Wayahudi na upuuzi kwa Mataifa. (</w:t>
       </w:r>
-      <w:hyperlink r:id="rId1142">
+      <w:hyperlink r:id="rId1143">
         <w:r>
           <w:rPr>
             <w:lang w:val="sw_KE" w:bidi="sw_KE"/>
@@ -51406,7 +51412,7 @@
         </w:rPr>
         <w:t xml:space="preserve">Wakorintho </w:t>
       </w:r>
-      <w:hyperlink r:id="rId1142">
+      <w:hyperlink r:id="rId1143">
         <w:r>
           <w:rPr>
             <w:lang w:val="sw_KE" w:bidi="sw_KE"/>
@@ -51472,7 +51478,7 @@
         </w:rPr>
         <w:t>joho la zambarau: Kitambaa cha zambarau, kilichotengenezwa kwa rangi ya gharama kubwa, kilivaliwa na watu wa kifalme na wengine matajiri (</w:t>
       </w:r>
-      <w:hyperlink r:id="rId1143">
+      <w:hyperlink r:id="rId1144">
         <w:r>
           <w:rPr>
             <w:lang w:val="sw_KE" w:bidi="sw_KE"/>
@@ -51599,7 +51605,7 @@
         </w:rPr>
         <w:t xml:space="preserve">Baada ya kuondoka katika mji uliozungukwa na kuta wa Yerusalemu, nguvu za Yesu zilionekana kumwishia. Askari wa Kirumi walimlazimisha Simoni … kutoka Kirene kaskazini mwa Afrika kubeba msalaba wa Yesu (linganisha </w:t>
       </w:r>
-      <w:hyperlink r:id="rId831">
+      <w:hyperlink r:id="rId832">
         <w:r>
           <w:rPr>
             <w:lang w:val="sw_KE" w:bidi="sw_KE"/>
@@ -51643,7 +51649,7 @@
         </w:rPr>
         <w:t xml:space="preserve"> ambao pengine walijulikana kwa wasomaji wa Marko (ling. </w:t>
       </w:r>
-      <w:hyperlink r:id="rId1144">
+      <w:hyperlink r:id="rId1145">
         <w:r>
           <w:rPr>
             <w:lang w:val="sw_KE" w:bidi="sw_KE"/>
@@ -51661,7 +51667,7 @@
         </w:rPr>
         <w:t>). • Golgotha ni Kiaramu, ikimaanisha Mahali pa Fuvu. Katika Vulgate ya Kilatini, “fuvu” ni Kalvari (“Kalvari”). Katika siku za Yesu, Golgotha ilikuwa nje ya mji uliozungukwa na kuta wa Yerusalemu (</w:t>
       </w:r>
-      <w:hyperlink r:id="rId1145">
+      <w:hyperlink r:id="rId1146">
         <w:r>
           <w:rPr>
             <w:lang w:val="sw_KE" w:bidi="sw_KE"/>
@@ -51679,7 +51685,7 @@
         </w:rPr>
         <w:t xml:space="preserve">; angalia </w:t>
       </w:r>
-      <w:hyperlink r:id="rId1146">
+      <w:hyperlink r:id="rId1147">
         <w:r>
           <w:rPr>
             <w:lang w:val="sw_KE" w:bidi="sw_KE"/>
@@ -51697,7 +51703,7 @@
         </w:rPr>
         <w:t xml:space="preserve">; </w:t>
       </w:r>
-      <w:hyperlink r:id="rId1147">
+      <w:hyperlink r:id="rId1148">
         <w:r>
           <w:rPr>
             <w:lang w:val="sw_KE" w:bidi="sw_KE"/>
@@ -51763,7 +51769,7 @@
         </w:rPr>
         <w:t>Kama Yesu alipewa kinywaji cha divai kilichotiwa manemane kwa wema (</w:t>
       </w:r>
-      <w:hyperlink r:id="rId1148">
+      <w:hyperlink r:id="rId1149">
         <w:r>
           <w:rPr>
             <w:lang w:val="sw_KE" w:bidi="sw_KE"/>
@@ -51781,7 +51787,7 @@
         </w:rPr>
         <w:t>) au kwa dhihaka haijulikani. Yesu alikataa kinywaji hicho, kwa kuwa alikuwa amejitolea kunywa kikombe ambacho Mungu alimpa (</w:t>
       </w:r>
-      <w:hyperlink r:id="rId1149">
+      <w:hyperlink r:id="rId1150">
         <w:r>
           <w:rPr>
             <w:lang w:val="sw_KE" w:bidi="sw_KE"/>
@@ -51865,7 +51871,7 @@
         </w:rPr>
         <w:t>Msalaba ulianza kwa Wamedi na Waajemi katika miaka ya 600 kabla ya Yesu Kristo. Ulienea katika ulimwengu wa Mashariki wa Mediterania katika miaka ya 300 kabla ya Yesu Kristo kupitia Alexander Mkuu na ukawa aina kuu ya adhabu ya kifo katika Dola ya Kirumi hadi Anno Domini 337, wakati ulipigwa marufuku na Constantine. Ilikuwa polepole, ya aibu, na ya kikatili. Mhasiriwa wakati mwingine aliishi kwa siku, na kunguru na mbwa wangeweza kula wahasiriwa hata kabla hawajafa. Mtu angeweza kufungwa kwenye msalaba kwa kamba au, kama ilivyokuwa kwa Yesu (</w:t>
       </w:r>
-      <w:hyperlink r:id="rId1150">
+      <w:hyperlink r:id="rId1151">
         <w:r>
           <w:rPr>
             <w:lang w:val="sw_KE" w:bidi="sw_KE"/>
@@ -51883,7 +51889,7 @@
         </w:rPr>
         <w:t xml:space="preserve">; </w:t>
       </w:r>
-      <w:hyperlink r:id="rId1151">
+      <w:hyperlink r:id="rId1152">
         <w:r>
           <w:rPr>
             <w:lang w:val="sw_KE" w:bidi="sw_KE"/>
@@ -51901,7 +51907,7 @@
         </w:rPr>
         <w:t xml:space="preserve">, </w:t>
       </w:r>
-      <w:hyperlink r:id="rId1152">
+      <w:hyperlink r:id="rId1153">
         <w:r>
           <w:rPr>
             <w:lang w:val="sw_KE" w:bidi="sw_KE"/>
@@ -51919,7 +51925,7 @@
         </w:rPr>
         <w:t xml:space="preserve">; angalia </w:t>
       </w:r>
-      <w:hyperlink r:id="rId1153">
+      <w:hyperlink r:id="rId1154">
         <w:r>
           <w:rPr>
             <w:lang w:val="sw_KE" w:bidi="sw_KE"/>
@@ -51985,7 +51991,7 @@
         </w:rPr>
         <w:t xml:space="preserve">Mark anarekodi kusulubiwa kwa Yesu kama lililotokea saa ya tatu, au saa tatu asubuhi. </w:t>
       </w:r>
-      <w:hyperlink r:id="rId1058">
+      <w:hyperlink r:id="rId1059">
         <w:r>
           <w:rPr>
             <w:lang w:val="sw_KE" w:bidi="sw_KE"/>
@@ -52003,7 +52009,7 @@
         </w:rPr>
         <w:t xml:space="preserve"> inatoa muda kama karibu saa ya sita, au saa sita mchana. Hizi ni makadirio ya muda, na matukio ya asubuhi ya baadaye yalielezewa kwa kawaida kama yakitokea karibu saa ya tatu (</w:t>
       </w:r>
-      <w:hyperlink r:id="rId1154">
+      <w:hyperlink r:id="rId1155">
         <w:r>
           <w:rPr>
             <w:lang w:val="sw_KE" w:bidi="sw_KE"/>
@@ -52021,7 +52027,7 @@
         </w:rPr>
         <w:t xml:space="preserve">; </w:t>
       </w:r>
-      <w:hyperlink r:id="rId1155">
+      <w:hyperlink r:id="rId1156">
         <w:r>
           <w:rPr>
             <w:lang w:val="sw_KE" w:bidi="sw_KE"/>
@@ -52039,7 +52045,7 @@
         </w:rPr>
         <w:t>) au saa ya sita (</w:t>
       </w:r>
-      <w:hyperlink r:id="rId1156">
+      <w:hyperlink r:id="rId1157">
         <w:r>
           <w:rPr>
             <w:lang w:val="sw_KE" w:bidi="sw_KE"/>
@@ -52057,7 +52063,7 @@
         </w:rPr>
         <w:t xml:space="preserve">; </w:t>
       </w:r>
-      <w:hyperlink r:id="rId1157">
+      <w:hyperlink r:id="rId1158">
         <w:r>
           <w:rPr>
             <w:lang w:val="sw_KE" w:bidi="sw_KE"/>
@@ -52075,7 +52081,7 @@
         </w:rPr>
         <w:t xml:space="preserve">; </w:t>
       </w:r>
-      <w:hyperlink r:id="rId1158">
+      <w:hyperlink r:id="rId1159">
         <w:r>
           <w:rPr>
             <w:lang w:val="sw_KE" w:bidi="sw_KE"/>
@@ -52093,7 +52099,7 @@
         </w:rPr>
         <w:t xml:space="preserve">; </w:t>
       </w:r>
-      <w:hyperlink r:id="rId1159">
+      <w:hyperlink r:id="rId1160">
         <w:r>
           <w:rPr>
             <w:lang w:val="sw_KE" w:bidi="sw_KE"/>
@@ -52111,7 +52117,7 @@
         </w:rPr>
         <w:t xml:space="preserve">; </w:t>
       </w:r>
-      <w:hyperlink r:id="rId1160">
+      <w:hyperlink r:id="rId1161">
         <w:r>
           <w:rPr>
             <w:lang w:val="sw_KE" w:bidi="sw_KE"/>
@@ -52129,7 +52135,7 @@
         </w:rPr>
         <w:t xml:space="preserve">; </w:t>
       </w:r>
-      <w:hyperlink r:id="rId1058">
+      <w:hyperlink r:id="rId1059">
         <w:r>
           <w:rPr>
             <w:lang w:val="sw_KE" w:bidi="sw_KE"/>
@@ -52147,7 +52153,7 @@
         </w:rPr>
         <w:t xml:space="preserve">; </w:t>
       </w:r>
-      <w:hyperlink r:id="rId1161">
+      <w:hyperlink r:id="rId1162">
         <w:r>
           <w:rPr>
             <w:lang w:val="sw_KE" w:bidi="sw_KE"/>
@@ -52322,7 +52328,7 @@
         </w:rPr>
         <w:t xml:space="preserve">), wakatikisa vichwa vyao kwa dharau (tazama </w:t>
       </w:r>
-      <w:hyperlink r:id="rId1162">
+      <w:hyperlink r:id="rId1163">
         <w:r>
           <w:rPr>
             <w:lang w:val="sw_KE" w:bidi="sw_KE"/>
@@ -52406,7 +52412,7 @@
         </w:rPr>
         <w:t xml:space="preserve">Wale wanaume wawili waliokuwa wamesulubiwa pamoja na Yesu pia walimdhihaki. Mtu anaweza kutarajia huruma kutoka kwa wale wanaoteseka kwa hatima mbaya sawa (linganisha </w:t>
       </w:r>
-      <w:hyperlink r:id="rId1163">
+      <w:hyperlink r:id="rId1164">
         <w:r>
           <w:rPr>
             <w:lang w:val="sw_KE" w:bidi="sw_KE"/>
@@ -52498,7 +52504,7 @@
         </w:rPr>
         <w:t xml:space="preserve">). Nchi yote labda inamaanisha Yuda yote. Giza lilikuwa la kweli na la mfano—lilionyesha asili mbaya ya kile kilichokuwa kinatokea na ilikuwa ladha ya hukumu ambayo Yesu alitabiri ingekuja juu ya Israeli (tazama </w:t>
       </w:r>
-      <w:hyperlink r:id="rId1164">
+      <w:hyperlink r:id="rId1165">
         <w:r>
           <w:rPr>
             <w:lang w:val="sw_KE" w:bidi="sw_KE"/>
@@ -52534,7 +52540,7 @@
         </w:rPr>
         <w:t xml:space="preserve">; </w:t>
       </w:r>
-      <w:hyperlink r:id="rId760">
+      <w:hyperlink r:id="rId761">
         <w:r>
           <w:rPr>
             <w:lang w:val="sw_KE" w:bidi="sw_KE"/>
@@ -52600,7 +52606,7 @@
         </w:rPr>
         <w:t xml:space="preserve">Eloi, Eloi . . . kwa nini umeniacha: Kilio kikubwa cha Yesu kimeripotiwa kwa Kiaramu asili na kisha kutafsiriwa kwa wasomaji wa Kigiriki. • “Mungu wangu, Mungu wangu, kwa nini umeniacha?” Yesu ananukuu </w:t>
       </w:r>
-      <w:hyperlink r:id="rId1165">
+      <w:hyperlink r:id="rId1166">
         <w:r>
           <w:rPr>
             <w:lang w:val="sw_KE" w:bidi="sw_KE"/>
@@ -52618,7 +52624,7 @@
         </w:rPr>
         <w:t xml:space="preserve">. Usemi huu unafaa kutafsiriwa kwa kuzingatia </w:t>
       </w:r>
-      <w:hyperlink r:id="rId1166">
+      <w:hyperlink r:id="rId1167">
         <w:r>
           <w:rPr>
             <w:lang w:val="sw_KE" w:bidi="sw_KE"/>
@@ -52654,7 +52660,7 @@
         </w:rPr>
         <w:t xml:space="preserve">; </w:t>
       </w:r>
-      <w:hyperlink r:id="rId1167">
+      <w:hyperlink r:id="rId1168">
         <w:r>
           <w:rPr>
             <w:lang w:val="sw_KE" w:bidi="sw_KE"/>
@@ -52672,7 +52678,7 @@
         </w:rPr>
         <w:t xml:space="preserve">; </w:t>
       </w:r>
-      <w:hyperlink r:id="rId1091">
+      <w:hyperlink r:id="rId1092">
         <w:r>
           <w:rPr>
             <w:lang w:val="sw_KE" w:bidi="sw_KE"/>
@@ -52690,7 +52696,7 @@
         </w:rPr>
         <w:t xml:space="preserve">; na </w:t>
       </w:r>
-      <w:hyperlink r:id="rId1092">
+      <w:hyperlink r:id="rId1093">
         <w:r>
           <w:rPr>
             <w:lang w:val="sw_KE" w:bidi="sw_KE"/>
@@ -52708,7 +52714,7 @@
         </w:rPr>
         <w:t>. Kusudi la kimungu katika Yesu kuwa fidia kwa wengi (</w:t>
       </w:r>
-      <w:hyperlink r:id="rId646">
+      <w:hyperlink r:id="rId647">
         <w:r>
           <w:rPr>
             <w:lang w:val="sw_KE" w:bidi="sw_KE"/>
@@ -52800,7 +52806,7 @@
         </w:rPr>
         <w:t xml:space="preserve"> (</w:t>
       </w:r>
-      <w:hyperlink r:id="rId1168">
+      <w:hyperlink r:id="rId1169">
         <w:r>
           <w:rPr>
             <w:lang w:val="sw_KE" w:bidi="sw_KE"/>
@@ -52932,7 +52938,7 @@
         </w:rPr>
         <w:t xml:space="preserve">Pazia iliyoraruka mara mbili inaweza kuwa ile iliyotenganisha patakatifu na ua (kitambaa kizuri chenye urefu wa futi themanini) au ile iliyotenganisha Patakatifu pa Patakatifu na sehemu nyingine za patakatifu. Ikiwa ilikuwa ya kwanza, kuraruka (kama giza, </w:t>
       </w:r>
-      <w:hyperlink r:id="rId1156">
+      <w:hyperlink r:id="rId1157">
         <w:r>
           <w:rPr>
             <w:lang w:val="sw_KE" w:bidi="sw_KE"/>
@@ -52968,7 +52974,7 @@
         </w:rPr>
         <w:t xml:space="preserve">; </w:t>
       </w:r>
-      <w:hyperlink r:id="rId760">
+      <w:hyperlink r:id="rId761">
         <w:r>
           <w:rPr>
             <w:lang w:val="sw_KE" w:bidi="sw_KE"/>
@@ -52986,7 +52992,7 @@
         </w:rPr>
         <w:t xml:space="preserve">) ulikuwa unatimilika kiroho (tazama </w:t>
       </w:r>
-      <w:hyperlink r:id="rId1169">
+      <w:hyperlink r:id="rId1170">
         <w:r>
           <w:rPr>
             <w:lang w:val="sw_KE" w:bidi="sw_KE"/>
@@ -53016,7 +53022,7 @@
         </w:rPr>
         <w:t>), kifo chake sasa kilipanua ufikiaji huu kwa wafuasi wake (tazama Waebrania</w:t>
       </w:r>
-      <w:hyperlink r:id="rId1170">
+      <w:hyperlink r:id="rId1171">
         <w:r>
           <w:rPr>
             <w:lang w:val="sw_KE" w:bidi="sw_KE"/>
@@ -53034,7 +53040,7 @@
         </w:rPr>
         <w:t xml:space="preserve">; </w:t>
       </w:r>
-      <w:hyperlink r:id="rId1171">
+      <w:hyperlink r:id="rId1172">
         <w:r>
           <w:rPr>
             <w:lang w:val="sw_KE" w:bidi="sw_KE"/>
@@ -53052,7 +53058,7 @@
         </w:rPr>
         <w:t xml:space="preserve">; </w:t>
       </w:r>
-      <w:hyperlink r:id="rId1172">
+      <w:hyperlink r:id="rId1173">
         <w:r>
           <w:rPr>
             <w:lang w:val="sw_KE" w:bidi="sw_KE"/>
@@ -53270,7 +53276,7 @@
         </w:rPr>
         <w:t>), na Yesu mwenyewe (</w:t>
       </w:r>
-      <w:hyperlink r:id="rId1129">
+      <w:hyperlink r:id="rId1130">
         <w:r>
           <w:rPr>
             <w:lang w:val="sw_KE" w:bidi="sw_KE"/>
@@ -53288,7 +53294,7 @@
         </w:rPr>
         <w:t xml:space="preserve">; </w:t>
       </w:r>
-      <w:hyperlink r:id="rId988">
+      <w:hyperlink r:id="rId989">
         <w:r>
           <w:rPr>
             <w:lang w:val="sw_KE" w:bidi="sw_KE"/>
@@ -53372,7 +53378,7 @@
         </w:rPr>
         <w:t xml:space="preserve">Wanawake hawa walikuwa wametoa baadhi ya mahitaji ya kiuchumi ya Yesu (tazama </w:t>
       </w:r>
-      <w:hyperlink r:id="rId1173">
+      <w:hyperlink r:id="rId1174">
         <w:r>
           <w:rPr>
             <w:lang w:val="sw_KE" w:bidi="sw_KE"/>
@@ -53390,7 +53396,7 @@
         </w:rPr>
         <w:t>). Walikuwepo pia wakati wa mazishi (</w:t>
       </w:r>
-      <w:hyperlink r:id="rId1174">
+      <w:hyperlink r:id="rId1175">
         <w:r>
           <w:rPr>
             <w:lang w:val="sw_KE" w:bidi="sw_KE"/>
@@ -53408,7 +53414,7 @@
         </w:rPr>
         <w:t>) na kaburi tupu (</w:t>
       </w:r>
-      <w:hyperlink r:id="rId1175">
+      <w:hyperlink r:id="rId1176">
         <w:r>
           <w:rPr>
             <w:lang w:val="sw_KE" w:bidi="sw_KE"/>
@@ -53439,7 +53445,7 @@
         </w:rPr>
         <w:t xml:space="preserve"> kutoka kijiji cha Magdala karibu na ufukwe wa Bahari ya Galilaya, alikuwa mtu muhimu katika simulizi za ufufuo (</w:t>
       </w:r>
-      <w:hyperlink r:id="rId1176">
+      <w:hyperlink r:id="rId1177">
         <w:r>
           <w:rPr>
             <w:lang w:val="sw_KE" w:bidi="sw_KE"/>
@@ -53457,115 +53463,115 @@
         </w:rPr>
         <w:t xml:space="preserve">, </w:t>
       </w:r>
+      <w:hyperlink r:id="rId1178">
+        <w:r>
+          <w:rPr>
+            <w:lang w:val="sw_KE" w:bidi="sw_KE"/>
+          </w:rPr>
+          <w:rPr>
+            <w:color w:val="0000EE"/>
+            <w:u w:val="single"/>
+          </w:rPr>
+          <w:t>9</w:t>
+        </w:r>
+      </w:hyperlink>
+      <w:r>
+        <w:rPr>
+          <w:lang w:val="sw_KE" w:bidi="sw_KE"/>
+        </w:rPr>
+        <w:t xml:space="preserve">; </w:t>
+      </w:r>
+      <w:hyperlink r:id="rId1179">
+        <w:r>
+          <w:rPr>
+            <w:lang w:val="sw_KE" w:bidi="sw_KE"/>
+          </w:rPr>
+          <w:rPr>
+            <w:color w:val="0000EE"/>
+            <w:u w:val="single"/>
+          </w:rPr>
+          <w:t>Mathayo 28:1</w:t>
+        </w:r>
+      </w:hyperlink>
+      <w:r>
+        <w:rPr>
+          <w:lang w:val="sw_KE" w:bidi="sw_KE"/>
+        </w:rPr>
+        <w:t xml:space="preserve">; </w:t>
+      </w:r>
+      <w:hyperlink r:id="rId1180">
+        <w:r>
+          <w:rPr>
+            <w:lang w:val="sw_KE" w:bidi="sw_KE"/>
+          </w:rPr>
+          <w:rPr>
+            <w:color w:val="0000EE"/>
+            <w:u w:val="single"/>
+          </w:rPr>
+          <w:t>Luka 24:10</w:t>
+        </w:r>
+      </w:hyperlink>
+      <w:r>
+        <w:rPr>
+          <w:lang w:val="sw_KE" w:bidi="sw_KE"/>
+        </w:rPr>
+        <w:t xml:space="preserve">; </w:t>
+      </w:r>
+      <w:hyperlink r:id="rId1181">
+        <w:r>
+          <w:rPr>
+            <w:lang w:val="sw_KE" w:bidi="sw_KE"/>
+          </w:rPr>
+          <w:rPr>
+            <w:color w:val="0000EE"/>
+            <w:u w:val="single"/>
+          </w:rPr>
+          <w:t>Yohana 20:1</w:t>
+        </w:r>
+      </w:hyperlink>
+      <w:r>
+        <w:rPr>
+          <w:lang w:val="sw_KE" w:bidi="sw_KE"/>
+        </w:rPr>
+        <w:t xml:space="preserve">, </w:t>
+      </w:r>
+      <w:hyperlink r:id="rId1182">
+        <w:r>
+          <w:rPr>
+            <w:lang w:val="sw_KE" w:bidi="sw_KE"/>
+          </w:rPr>
+          <w:rPr>
+            <w:color w:val="0000EE"/>
+            <w:u w:val="single"/>
+          </w:rPr>
+          <w:t>11–18</w:t>
+        </w:r>
+      </w:hyperlink>
+      <w:r>
+        <w:rPr>
+          <w:lang w:val="sw_KE" w:bidi="sw_KE"/>
+        </w:rPr>
+        <w:t>). • Maria (mama wa Yakobo mdogo): Yakobo huyu huenda alikuwa Yakobo mwana wa Alfayo (</w:t>
+      </w:r>
+      <w:hyperlink r:id="rId1183">
+        <w:r>
+          <w:rPr>
+            <w:lang w:val="sw_KE" w:bidi="sw_KE"/>
+          </w:rPr>
+          <w:rPr>
+            <w:color w:val="0000EE"/>
+            <w:u w:val="single"/>
+          </w:rPr>
+          <w:t>Marko 3:18</w:t>
+        </w:r>
+      </w:hyperlink>
+      <w:r>
+        <w:rPr>
+          <w:lang w:val="sw_KE" w:bidi="sw_KE"/>
+        </w:rPr>
+        <w:t xml:space="preserve">). • Salome anatajwa tu hapa na katika </w:t>
+      </w:r>
       <w:hyperlink r:id="rId1177">
-        <w:r>
-          <w:rPr>
-            <w:lang w:val="sw_KE" w:bidi="sw_KE"/>
-          </w:rPr>
-          <w:rPr>
-            <w:color w:val="0000EE"/>
-            <w:u w:val="single"/>
-          </w:rPr>
-          <w:t>9</w:t>
-        </w:r>
-      </w:hyperlink>
-      <w:r>
-        <w:rPr>
-          <w:lang w:val="sw_KE" w:bidi="sw_KE"/>
-        </w:rPr>
-        <w:t xml:space="preserve">; </w:t>
-      </w:r>
-      <w:hyperlink r:id="rId1178">
-        <w:r>
-          <w:rPr>
-            <w:lang w:val="sw_KE" w:bidi="sw_KE"/>
-          </w:rPr>
-          <w:rPr>
-            <w:color w:val="0000EE"/>
-            <w:u w:val="single"/>
-          </w:rPr>
-          <w:t>Mathayo 28:1</w:t>
-        </w:r>
-      </w:hyperlink>
-      <w:r>
-        <w:rPr>
-          <w:lang w:val="sw_KE" w:bidi="sw_KE"/>
-        </w:rPr>
-        <w:t xml:space="preserve">; </w:t>
-      </w:r>
-      <w:hyperlink r:id="rId1179">
-        <w:r>
-          <w:rPr>
-            <w:lang w:val="sw_KE" w:bidi="sw_KE"/>
-          </w:rPr>
-          <w:rPr>
-            <w:color w:val="0000EE"/>
-            <w:u w:val="single"/>
-          </w:rPr>
-          <w:t>Luka 24:10</w:t>
-        </w:r>
-      </w:hyperlink>
-      <w:r>
-        <w:rPr>
-          <w:lang w:val="sw_KE" w:bidi="sw_KE"/>
-        </w:rPr>
-        <w:t xml:space="preserve">; </w:t>
-      </w:r>
-      <w:hyperlink r:id="rId1180">
-        <w:r>
-          <w:rPr>
-            <w:lang w:val="sw_KE" w:bidi="sw_KE"/>
-          </w:rPr>
-          <w:rPr>
-            <w:color w:val="0000EE"/>
-            <w:u w:val="single"/>
-          </w:rPr>
-          <w:t>Yohana 20:1</w:t>
-        </w:r>
-      </w:hyperlink>
-      <w:r>
-        <w:rPr>
-          <w:lang w:val="sw_KE" w:bidi="sw_KE"/>
-        </w:rPr>
-        <w:t xml:space="preserve">, </w:t>
-      </w:r>
-      <w:hyperlink r:id="rId1181">
-        <w:r>
-          <w:rPr>
-            <w:lang w:val="sw_KE" w:bidi="sw_KE"/>
-          </w:rPr>
-          <w:rPr>
-            <w:color w:val="0000EE"/>
-            <w:u w:val="single"/>
-          </w:rPr>
-          <w:t>11–18</w:t>
-        </w:r>
-      </w:hyperlink>
-      <w:r>
-        <w:rPr>
-          <w:lang w:val="sw_KE" w:bidi="sw_KE"/>
-        </w:rPr>
-        <w:t>). • Maria (mama wa Yakobo mdogo): Yakobo huyu huenda alikuwa Yakobo mwana wa Alfayo (</w:t>
-      </w:r>
-      <w:hyperlink r:id="rId1182">
-        <w:r>
-          <w:rPr>
-            <w:lang w:val="sw_KE" w:bidi="sw_KE"/>
-          </w:rPr>
-          <w:rPr>
-            <w:color w:val="0000EE"/>
-            <w:u w:val="single"/>
-          </w:rPr>
-          <w:t>Marko 3:18</w:t>
-        </w:r>
-      </w:hyperlink>
-      <w:r>
-        <w:rPr>
-          <w:lang w:val="sw_KE" w:bidi="sw_KE"/>
-        </w:rPr>
-        <w:t xml:space="preserve">). • Salome anatajwa tu hapa na katika </w:t>
-      </w:r>
-      <w:hyperlink r:id="rId1176">
         <w:r>
           <w:rPr>
             <w:lang w:val="sw_KE" w:bidi="sw_KE"/>
@@ -53631,7 +53637,7 @@
         </w:rPr>
         <w:t xml:space="preserve">Yosefu wa Arimathea (inawezekana kutoka kijiji cha Ramathaim, maili ishirini kaskazini magharibi mwa Yerusalemu) alikuwa mshiriki mwenye heshima wa baraza kuu na mwanafunzi wa siri wa Yesu ambaye alikuwa akisubiri Ufalme wa Mungu kuja (tazama </w:t>
       </w:r>
-      <w:hyperlink r:id="rId1183">
+      <w:hyperlink r:id="rId1184">
         <w:r>
           <w:rPr>
             <w:lang w:val="sw_KE" w:bidi="sw_KE"/>
@@ -53649,7 +53655,7 @@
         </w:rPr>
         <w:t xml:space="preserve">; </w:t>
       </w:r>
-      <w:hyperlink r:id="rId1184">
+      <w:hyperlink r:id="rId1185">
         <w:r>
           <w:rPr>
             <w:lang w:val="sw_KE" w:bidi="sw_KE"/>
@@ -53667,7 +53673,7 @@
         </w:rPr>
         <w:t xml:space="preserve">; </w:t>
       </w:r>
-      <w:hyperlink r:id="rId1185">
+      <w:hyperlink r:id="rId1186">
         <w:r>
           <w:rPr>
             <w:lang w:val="sw_KE" w:bidi="sw_KE"/>
@@ -53685,7 +53691,7 @@
         </w:rPr>
         <w:t>). Kwa ujasiri aliomba mwili wa Yesu kutoka kwa Pilato kwa ajili ya mazishi. Kwa kuwa alikuwa mshiriki wa baraza kuu na hakujulikana kuwa mwanafunzi wa Yesu, ilitumika kwa manufaa ya Roma kutoa ombi lake: Ingeridhisha wasiwasi wa Wayahudi kuhusu kuacha wafu wazi baada ya machweo (</w:t>
       </w:r>
-      <w:hyperlink r:id="rId1186">
+      <w:hyperlink r:id="rId1187">
         <w:r>
           <w:rPr>
             <w:lang w:val="sw_KE" w:bidi="sw_KE"/>
@@ -53751,7 +53757,7 @@
         </w:rPr>
         <w:t xml:space="preserve">Yosefu aliandaa mwili wa Yesu kwa mazishi na kuuweka katika kaburi lake mwenyewe (ona </w:t>
       </w:r>
-      <w:hyperlink r:id="rId1187">
+      <w:hyperlink r:id="rId1188">
         <w:r>
           <w:rPr>
             <w:lang w:val="sw_KE" w:bidi="sw_KE"/>
@@ -53817,7 +53823,7 @@
         </w:rPr>
         <w:t>Mwisho wa Sabato wakati wa machweo, maduka yalifunguliwa tena na wanawake waliweza kununua vikole vya mazishi ili kumpaka mwili wa Yesu (</w:t>
       </w:r>
-      <w:hyperlink r:id="rId1176">
+      <w:hyperlink r:id="rId1177">
         <w:r>
           <w:rPr>
             <w:lang w:val="sw_KE" w:bidi="sw_KE"/>
@@ -53835,7 +53841,7 @@
         </w:rPr>
         <w:t>). Kusudi lao halikuwa kuuhifadhi mwili, bali kupunguza harufu mbaya ambayo mwili unaooza ungeleta. • Wanawake hawakutarajia ufufuo wa Yesu. Hata kaburi tupu halingewashawishi kwamba Yesu amefufuka kutoka kwa wafu (</w:t>
       </w:r>
-      <w:hyperlink r:id="rId1188">
+      <w:hyperlink r:id="rId1189">
         <w:r>
           <w:rPr>
             <w:lang w:val="sw_KE" w:bidi="sw_KE"/>
@@ -53853,7 +53859,7 @@
         </w:rPr>
         <w:t xml:space="preserve">, </w:t>
       </w:r>
-      <w:hyperlink r:id="rId1189">
+      <w:hyperlink r:id="rId1190">
         <w:r>
           <w:rPr>
             <w:lang w:val="sw_KE" w:bidi="sw_KE"/>
@@ -53967,7 +53973,7 @@
         </w:rPr>
         <w:t>Ujumbe wa malaika kwa wanafunzi ulirudia utabiri na ahadi ya Yesu (</w:t>
       </w:r>
-      <w:hyperlink r:id="rId1190">
+      <w:hyperlink r:id="rId1191">
         <w:r>
           <w:rPr>
             <w:lang w:val="sw_KE" w:bidi="sw_KE"/>
@@ -54033,7 +54039,7 @@
         </w:rPr>
         <w:t xml:space="preserve">Akaunti inaisha na wanawake wakikimbia kaburini kwa mshangao. • hawakusema chochote kwa yeyote: Hii inaweza kueleweka kwa njia chanya (hawakukatizwa kutoka kwa agizo lao la kuwaambia wanafunzi, </w:t>
       </w:r>
-      <w:hyperlink r:id="rId1080">
+      <w:hyperlink r:id="rId1081">
         <w:r>
           <w:rPr>
             <w:lang w:val="sw_KE" w:bidi="sw_KE"/>
@@ -54051,7 +54057,7 @@
         </w:rPr>
         <w:t xml:space="preserve">; linganisha </w:t>
       </w:r>
-      <w:hyperlink r:id="rId1191">
+      <w:hyperlink r:id="rId1192">
         <w:r>
           <w:rPr>
             <w:lang w:val="sw_KE" w:bidi="sw_KE"/>
@@ -54069,7 +54075,7 @@
         </w:rPr>
         <w:t xml:space="preserve">; </w:t>
       </w:r>
-      <w:hyperlink r:id="rId1192">
+      <w:hyperlink r:id="rId1193">
         <w:r>
           <w:rPr>
             <w:lang w:val="sw_KE" w:bidi="sw_KE"/>
@@ -54087,7 +54093,7 @@
         </w:rPr>
         <w:t xml:space="preserve">) au kwa njia hasi (walishindwa kufikisha ujumbe). Linganisha </w:t>
       </w:r>
-      <w:hyperlink r:id="rId1193">
+      <w:hyperlink r:id="rId1194">
         <w:r>
           <w:rPr>
             <w:lang w:val="sw_KE" w:bidi="sw_KE"/>
@@ -54105,7 +54111,7 @@
         </w:rPr>
         <w:t xml:space="preserve">; </w:t>
       </w:r>
-      <w:hyperlink r:id="rId1194">
+      <w:hyperlink r:id="rId1195">
         <w:r>
           <w:rPr>
             <w:lang w:val="sw_KE" w:bidi="sw_KE"/>
@@ -54123,7 +54129,7 @@
         </w:rPr>
         <w:t xml:space="preserve">, </w:t>
       </w:r>
-      <w:hyperlink r:id="rId1195">
+      <w:hyperlink r:id="rId1196">
         <w:r>
           <w:rPr>
             <w:lang w:val="sw_KE" w:bidi="sw_KE"/>
@@ -54305,7 +54311,7 @@
         </w:rPr>
         <w:t xml:space="preserve">) na kumalizika na hofu ya wanawake; (6) itakuwa ya kipekee kwa kitabu cha kale cha Kigiriki kumalizika na gar ("kwa sababu") kama neno la mwisho—hakuna mfano mwingine wa hili uliopatikana; na (7) </w:t>
       </w:r>
-      <w:hyperlink r:id="rId1080">
+      <w:hyperlink r:id="rId1081">
         <w:r>
           <w:rPr>
             <w:lang w:val="sw_KE" w:bidi="sw_KE"/>

--- a/swh/docx/41.content.docx
+++ b/swh/docx/41.content.docx
@@ -47272,33 +47272,46 @@
         <w:rPr>
           <w:lang w:val="sw_KE" w:bidi="sw_KE"/>
         </w:rPr>
-        <w:t>Karamu ya Mwisho ilianza na baraka. Katika desturi za kisasa, Wakristo humwomba Mungu kubariki chakula; Wayahudi katika siku za Yesu walimbariki Mungu kwa kutoa chakula kwa maneno, “Ubarikiwe wewe, Ee Bwana Mungu wetu, Mfalme wa ulimwengu, unayeleta mkate kutoka ardhini.” • hii ni mwili wangu. . . . Hii ni damu yangu: Wengine wanaelewa maneno haya kumaanisha kwamba mkate na divai vinabadilishwa kuwa mwili na damu halisi ya Yesu (</w:t>
+        <w:t>Karamu ya Mwisho ilianza na baraka. Katika desturi za kisasa, Wakristo humwomba Mungu kubariki chakula; Wayahudi katika siku za Yesu walimbariki Mungu kwa kutoa chakula kwa maneno, “Ubarikiwe wewe, Ee Bwana Mungu wetu, Mfalme wa ulimwengu, unayeleta mkate kutoka ardhini.” • hii ni mwili wangu. . . . Hii ni damu yangu: Tangu Matengenezo, kumekuwa na tafsiri tatu kuu za kauli za Yesu kuhusu mkate na divai: (1) kwamba mkate na divai hubadilika kuwa mwili na damu halisi ya Yesu Kristo (</w:t>
       </w:r>
       <w:r>
         <w:rPr>
           <w:i/>
           <w:lang w:val="sw_KE" w:bidi="sw_KE"/>
         </w:rPr>
-        <w:t>kubadilishwa kwa asili</w:t>
-      </w:r>
-      <w:r>
-        <w:rPr>
-          <w:lang w:val="sw_KE" w:bidi="sw_KE"/>
-        </w:rPr>
-        <w:t>); wengine, kwamba mkate na divai vinabaki kuwa mkate na divai lakini uwepo halisi wa Yesu unapatikana ndani yao (</w:t>
+        <w:t>mabadiliko ya mwili</w:t>
+      </w:r>
+      <w:r>
+        <w:rPr>
+          <w:lang w:val="sw_KE" w:bidi="sw_KE"/>
+        </w:rPr>
+        <w:t>); (2) “Kwamba Kristo anaeleweka kuwa yupo kweli katika sakramenti kwa namna ya fumbo lakini halisi, iliyo juu ya uelewa wa kibinadamu (uwepo wa kweli).”au "ndani, pamoja, na chini" ya mkate na divai (</w:t>
       </w:r>
       <w:r>
         <w:rPr>
           <w:i/>
           <w:lang w:val="sw_KE" w:bidi="sw_KE"/>
         </w:rPr>
-        <w:t>ushirikiano wa asili</w:t>
-      </w:r>
-      <w:r>
-        <w:rPr>
-          <w:lang w:val="sw_KE" w:bidi="sw_KE"/>
-        </w:rPr>
-        <w:t xml:space="preserve">). Katika mitazamo hii miwili, mtu anaposhiriki Karamu ya Bwana, anakuwa anakula na kunywa mwili na damu ya Yesu. Mtazamo wa tatu ni kwamba kwa kula mkate na divai, Wakristo wanakula kiroho kwa Yesu. Mtazamo wa nne ni kwamba mlo huo ni kumbukumbu hasa, na vipengele ni ishara ya dhabihu ya Yesu kwa niaba yetu. Tazama pia </w:t>
+        <w:t>uthibitisho</w:t>
+      </w:r>
+      <w:r>
+        <w:rPr>
+          <w:lang w:val="sw_KE" w:bidi="sw_KE"/>
+        </w:rPr>
+        <w:t>); (3) kwamba mkate na divai vinaashiria mwili na damu ya Kristo, vikimfaidi mpokeaji kupitia Roho kwa imani (</w:t>
+      </w:r>
+      <w:r>
+        <w:rPr>
+          <w:i/>
+          <w:lang w:val="sw_KE" w:bidi="sw_KE"/>
+        </w:rPr>
+        <w:t>ishara</w:t>
+      </w:r>
+      <w:r>
+        <w:rPr>
+          <w:lang w:val="sw_KE" w:bidi="sw_KE"/>
+        </w:rPr>
+        <w:t xml:space="preserve">). Tazama pia </w:t>
       </w:r>
       <w:hyperlink r:id="rId1072">
         <w:r>
@@ -47312,18 +47325,6 @@
           <w:t>Yohana 6:53–63</w:t>
         </w:r>
       </w:hyperlink>
-      <w:r>
-        <w:rPr>
-          <w:lang w:val="sw_KE" w:bidi="sw_KE"/>
-        </w:rPr>
-        <w:t xml:space="preserve"> na </w:t>
-      </w:r>
-      <w:r>
-        <w:rPr>
-          <w:lang w:val="sw_KE" w:bidi="sw_KE"/>
-        </w:rPr>
-        <w:t>maelezo ya masomo yanayohusiana</w:t>
-      </w:r>
       <w:r>
         <w:rPr>
           <w:lang w:val="sw_KE" w:bidi="sw_KE"/>

--- a/swh/docx/41.content.docx
+++ b/swh/docx/41.content.docx
@@ -30877,7 +30877,7 @@
         <w:rPr>
           <w:lang w:val="sw_KE" w:bidi="sw_KE"/>
         </w:rPr>
-        <w:t>) au kupitia ghadhabu ya Mungu kama alivyofanya (</w:t>
+        <w:t>) au kupitia mateso ya pekee aliyoyapata Yesu msalabani (</w:t>
       </w:r>
       <w:hyperlink r:id="rId493">
         <w:r>

--- a/swh/docx/41.content.docx
+++ b/swh/docx/41.content.docx
@@ -19,7 +19,7 @@
         <w:rPr>
           <w:lang w:val="sw_KE" w:bidi="sw_KE"/>
         </w:rPr>
-        <w:t>Resource: Tyndale Open Study Notes</w:t>
+        <w:t>Resource: Aquifer Open Study Notes</w:t>
       </w:r>
       <w:r>
         <w:rPr>
@@ -112,7 +112,7 @@
         <w:rPr>
           <w:lang w:val="sw_KE" w:bidi="sw_KE"/>
         </w:rPr>
-        <w:t>Tyndale Open Study Notes</w:t>
+        <w:t>Aquifer Open Study Notes</w:t>
       </w:r>
     </w:p>
     <w:p>
